--- a/FY2025/FY2025_US_State_HFA_ACFR_Analysis_Report.docx
+++ b/FY2025/FY2025_US_State_HFA_ACFR_Analysis_Report.docx
@@ -43,7 +43,7 @@
     </w:p>
     <w:p>
       <w:r>
-        <w:t>Key finding: Among 28 agencies with extracted data, aggregate net position totals approximately $26.54B, and aggregate total assets approximately $95.12B. State HFAs operate as quasi-banks funded by bonds—mortgage and development loans on the asset side, housing bonds on the liability side. Net position ratio (Net Position / Total Assets) measures financial cushion and resilience.</w:t>
+        <w:t>Key finding: Among 29 agencies with extracted data, aggregate net position totals approximately $35.89B, and aggregate total assets approximately $111.18B. State HFAs operate as quasi-banks funded by bonds—mortgage and development loans on the asset side, housing bonds on the liability side. Net position ratio (Net Position / Total Assets) measures financial cushion and resilience.</w:t>
       </w:r>
     </w:p>
     <w:p>
@@ -160,7 +160,7 @@
           </w:tcPr>
           <w:p>
             <w:r>
-              <w:t>VA</w:t>
+              <w:t>FL</w:t>
             </w:r>
           </w:p>
         </w:tc>
@@ -170,7 +170,7 @@
           </w:tcPr>
           <w:p>
             <w:r>
-              <w:t>VirginiaHousing</w:t>
+              <w:t>FloridaHousing</w:t>
             </w:r>
           </w:p>
         </w:tc>
@@ -180,7 +180,7 @@
           </w:tcPr>
           <w:p>
             <w:r>
-              <w:t>$3,900.0M</w:t>
+              <w:t>$4,771.1M</w:t>
             </w:r>
           </w:p>
         </w:tc>
@@ -190,7 +190,7 @@
           </w:tcPr>
           <w:p>
             <w:r>
-              <w:t>$12,350.1M</w:t>
+              <w:t>$7,722.4M</w:t>
             </w:r>
           </w:p>
         </w:tc>
@@ -200,7 +200,7 @@
           </w:tcPr>
           <w:p>
             <w:r>
-              <w:t>+31.6%</w:t>
+              <w:t>+61.8%</w:t>
             </w:r>
           </w:p>
         </w:tc>
@@ -222,7 +222,7 @@
           </w:tcPr>
           <w:p>
             <w:r>
-              <w:t>CA</w:t>
+              <w:t>VA</w:t>
             </w:r>
           </w:p>
         </w:tc>
@@ -232,7 +232,7 @@
           </w:tcPr>
           <w:p>
             <w:r>
-              <w:t>CalHFA</w:t>
+              <w:t>VirginiaHousing</w:t>
             </w:r>
           </w:p>
         </w:tc>
@@ -242,7 +242,7 @@
           </w:tcPr>
           <w:p>
             <w:r>
-              <w:t>$3,442.9M</w:t>
+              <w:t>$3,963.1M</w:t>
             </w:r>
           </w:p>
         </w:tc>
@@ -252,7 +252,7 @@
           </w:tcPr>
           <w:p>
             <w:r>
-              <w:t>$4,980.0M</w:t>
+              <w:t>$12,350.1M</w:t>
             </w:r>
           </w:p>
         </w:tc>
@@ -262,7 +262,7 @@
           </w:tcPr>
           <w:p>
             <w:r>
-              <w:t>+69.1%</w:t>
+              <w:t>+32.1%</w:t>
             </w:r>
           </w:p>
         </w:tc>
@@ -284,7 +284,7 @@
           </w:tcPr>
           <w:p>
             <w:r>
-              <w:t>MN</w:t>
+              <w:t>CA</w:t>
             </w:r>
           </w:p>
         </w:tc>
@@ -294,7 +294,7 @@
           </w:tcPr>
           <w:p>
             <w:r>
-              <w:t>MNHousing</w:t>
+              <w:t>CalHFA</w:t>
             </w:r>
           </w:p>
         </w:tc>
@@ -304,7 +304,7 @@
           </w:tcPr>
           <w:p>
             <w:r>
-              <w:t>$1,649.4M</w:t>
+              <w:t>$3,442.9M</w:t>
             </w:r>
           </w:p>
         </w:tc>
@@ -314,7 +314,7 @@
           </w:tcPr>
           <w:p>
             <w:r>
-              <w:t>$8,543.3M</w:t>
+              <w:t>$4,980.0M</w:t>
             </w:r>
           </w:p>
         </w:tc>
@@ -324,7 +324,7 @@
           </w:tcPr>
           <w:p>
             <w:r>
-              <w:t>+19.3%</w:t>
+              <w:t>+69.1%</w:t>
             </w:r>
           </w:p>
         </w:tc>
@@ -346,7 +346,7 @@
           </w:tcPr>
           <w:p>
             <w:r>
-              <w:t>IL</w:t>
+              <w:t>HI</w:t>
             </w:r>
           </w:p>
         </w:tc>
@@ -356,7 +356,7 @@
           </w:tcPr>
           <w:p>
             <w:r>
-              <w:t>IHDA</w:t>
+              <w:t>HHFDC</w:t>
             </w:r>
           </w:p>
         </w:tc>
@@ -366,7 +366,7 @@
           </w:tcPr>
           <w:p>
             <w:r>
-              <w:t>$1,533.7M</w:t>
+              <w:t>$2,653.2M</w:t>
             </w:r>
           </w:p>
         </w:tc>
@@ -376,7 +376,7 @@
           </w:tcPr>
           <w:p>
             <w:r>
-              <w:t>$7,846.5M</w:t>
+              <w:t>$2,708.7M</w:t>
             </w:r>
           </w:p>
         </w:tc>
@@ -386,7 +386,7 @@
           </w:tcPr>
           <w:p>
             <w:r>
-              <w:t>+19.5%</w:t>
+              <w:t>+98.0%</w:t>
             </w:r>
           </w:p>
         </w:tc>
@@ -428,7 +428,7 @@
           </w:tcPr>
           <w:p>
             <w:r>
-              <w:t>$1,354.2M</w:t>
+              <w:t>$2,083.9M</w:t>
             </w:r>
           </w:p>
         </w:tc>
@@ -448,7 +448,7 @@
           </w:tcPr>
           <w:p>
             <w:r>
-              <w:t>+16.8%</w:t>
+              <w:t>+25.8%</w:t>
             </w:r>
           </w:p>
         </w:tc>
@@ -470,7 +470,7 @@
           </w:tcPr>
           <w:p>
             <w:r>
-              <w:t>MI</w:t>
+              <w:t>MN</w:t>
             </w:r>
           </w:p>
         </w:tc>
@@ -480,7 +480,7 @@
           </w:tcPr>
           <w:p>
             <w:r>
-              <w:t>MSHDA</w:t>
+              <w:t>MNHousing</w:t>
             </w:r>
           </w:p>
         </w:tc>
@@ -490,7 +490,7 @@
           </w:tcPr>
           <w:p>
             <w:r>
-              <w:t>$1,292.0M</w:t>
+              <w:t>$1,649.4M</w:t>
             </w:r>
           </w:p>
         </w:tc>
@@ -500,7 +500,7 @@
           </w:tcPr>
           <w:p>
             <w:r>
-              <w:t>$8,027.8M</w:t>
+              <w:t>$8,543.3M</w:t>
             </w:r>
           </w:p>
         </w:tc>
@@ -510,7 +510,7 @@
           </w:tcPr>
           <w:p>
             <w:r>
-              <w:t>+16.1%</w:t>
+              <w:t>+19.3%</w:t>
             </w:r>
           </w:p>
         </w:tc>
@@ -532,7 +532,7 @@
           </w:tcPr>
           <w:p>
             <w:r>
-              <w:t>WI</w:t>
+              <w:t>IL</w:t>
             </w:r>
           </w:p>
         </w:tc>
@@ -542,7 +542,7 @@
           </w:tcPr>
           <w:p>
             <w:r>
-              <w:t>WHEDA</w:t>
+              <w:t>IHDA</w:t>
             </w:r>
           </w:p>
         </w:tc>
@@ -552,7 +552,7 @@
           </w:tcPr>
           <w:p>
             <w:r>
-              <w:t>$1,134.1M</w:t>
+              <w:t>$1,533.7M</w:t>
             </w:r>
           </w:p>
         </w:tc>
@@ -562,7 +562,7 @@
           </w:tcPr>
           <w:p>
             <w:r>
-              <w:t>$4,467.4M</w:t>
+              <w:t>$7,846.5M</w:t>
             </w:r>
           </w:p>
         </w:tc>
@@ -572,7 +572,7 @@
           </w:tcPr>
           <w:p>
             <w:r>
-              <w:t>+25.4%</w:t>
+              <w:t>+19.5%</w:t>
             </w:r>
           </w:p>
         </w:tc>
@@ -594,7 +594,7 @@
           </w:tcPr>
           <w:p>
             <w:r>
-              <w:t>WA</w:t>
+              <w:t>MI</w:t>
             </w:r>
           </w:p>
         </w:tc>
@@ -604,7 +604,7 @@
           </w:tcPr>
           <w:p>
             <w:r>
-              <w:t>WSHFC</w:t>
+              <w:t>MSHDA</w:t>
             </w:r>
           </w:p>
         </w:tc>
@@ -614,7 +614,7 @@
           </w:tcPr>
           <w:p>
             <w:r>
-              <w:t>$1,064.1M</w:t>
+              <w:t>$1,292.0M</w:t>
             </w:r>
           </w:p>
         </w:tc>
@@ -624,7 +624,7 @@
           </w:tcPr>
           <w:p>
             <w:r>
-              <w:t>$2,525.7M</w:t>
+              <w:t>$8,027.8M</w:t>
             </w:r>
           </w:p>
         </w:tc>
@@ -634,7 +634,7 @@
           </w:tcPr>
           <w:p>
             <w:r>
-              <w:t>+42.1%</w:t>
+              <w:t>+16.1%</w:t>
             </w:r>
           </w:p>
         </w:tc>
@@ -656,7 +656,7 @@
           </w:tcPr>
           <w:p>
             <w:r>
-              <w:t>NC</w:t>
+              <w:t>WI</w:t>
             </w:r>
           </w:p>
         </w:tc>
@@ -666,7 +666,7 @@
           </w:tcPr>
           <w:p>
             <w:r>
-              <w:t>NCHFA</w:t>
+              <w:t>WHEDA</w:t>
             </w:r>
           </w:p>
         </w:tc>
@@ -676,7 +676,7 @@
           </w:tcPr>
           <w:p>
             <w:r>
-              <w:t>$979.8M</w:t>
+              <w:t>$1,134.1M</w:t>
             </w:r>
           </w:p>
         </w:tc>
@@ -686,7 +686,7 @@
           </w:tcPr>
           <w:p>
             <w:r>
-              <w:t>$4,815.9M</w:t>
+              <w:t>$4,467.4M</w:t>
             </w:r>
           </w:p>
         </w:tc>
@@ -696,7 +696,7 @@
           </w:tcPr>
           <w:p>
             <w:r>
-              <w:t>+20.3%</w:t>
+              <w:t>+25.4%</w:t>
             </w:r>
           </w:p>
         </w:tc>
@@ -718,7 +718,7 @@
           </w:tcPr>
           <w:p>
             <w:r>
-              <w:t>CO</w:t>
+              <w:t>TX</w:t>
             </w:r>
           </w:p>
         </w:tc>
@@ -728,7 +728,7 @@
           </w:tcPr>
           <w:p>
             <w:r>
-              <w:t>CHFA</w:t>
+              <w:t>TDHCA</w:t>
             </w:r>
           </w:p>
         </w:tc>
@@ -738,7 +738,7 @@
           </w:tcPr>
           <w:p>
             <w:r>
-              <w:t>$971.7M</w:t>
+              <w:t>$1,079.0M</w:t>
             </w:r>
           </w:p>
         </w:tc>
@@ -748,7 +748,7 @@
           </w:tcPr>
           <w:p>
             <w:r>
-              <w:t>$8,385.3M</w:t>
+              <w:t>$4,742.6M</w:t>
             </w:r>
           </w:p>
         </w:tc>
@@ -758,7 +758,7 @@
           </w:tcPr>
           <w:p>
             <w:r>
-              <w:t>+11.6%</w:t>
+              <w:t>+22.8%</w:t>
             </w:r>
           </w:p>
         </w:tc>
@@ -1118,7 +1118,7 @@
           </w:tcPr>
           <w:p>
             <w:r>
-              <w:t>WA</w:t>
+              <w:t>MA</w:t>
             </w:r>
           </w:p>
         </w:tc>
@@ -1128,7 +1128,7 @@
           </w:tcPr>
           <w:p>
             <w:r>
-              <w:t>WSHFC</w:t>
+              <w:t>MassHousing</w:t>
             </w:r>
           </w:p>
         </w:tc>
@@ -1138,7 +1138,7 @@
           </w:tcPr>
           <w:p>
             <w:r>
-              <w:t>$128.5M</w:t>
+              <w:t>N/A</w:t>
             </w:r>
           </w:p>
         </w:tc>
@@ -1148,7 +1148,7 @@
           </w:tcPr>
           <w:p>
             <w:r>
-              <w:t>+13.7%</w:t>
+              <w:t>+14.3%</w:t>
             </w:r>
           </w:p>
         </w:tc>
@@ -1158,7 +1158,7 @@
           </w:tcPr>
           <w:p>
             <w:r>
-              <w:t>$1,064.1M</w:t>
+              <w:t>$2,083.9M</w:t>
             </w:r>
           </w:p>
         </w:tc>
@@ -1180,7 +1180,7 @@
           </w:tcPr>
           <w:p>
             <w:r>
-              <w:t>IL</w:t>
+              <w:t>NC</w:t>
             </w:r>
           </w:p>
         </w:tc>
@@ -1190,7 +1190,7 @@
           </w:tcPr>
           <w:p>
             <w:r>
-              <w:t>IHDA</w:t>
+              <w:t>NCHFA</w:t>
             </w:r>
           </w:p>
         </w:tc>
@@ -1200,7 +1200,7 @@
           </w:tcPr>
           <w:p>
             <w:r>
-              <w:t>$159.9M</w:t>
+              <w:t>N/A</w:t>
             </w:r>
           </w:p>
         </w:tc>
@@ -1210,7 +1210,7 @@
           </w:tcPr>
           <w:p>
             <w:r>
-              <w:t>+11.6%</w:t>
+              <w:t>+14.3%</w:t>
             </w:r>
           </w:p>
         </w:tc>
@@ -1220,7 +1220,7 @@
           </w:tcPr>
           <w:p>
             <w:r>
-              <w:t>$1,533.7M</w:t>
+              <w:t>$979.8M</w:t>
             </w:r>
           </w:p>
         </w:tc>
@@ -1242,7 +1242,7 @@
           </w:tcPr>
           <w:p>
             <w:r>
-              <w:t>MI</w:t>
+              <w:t>HI</w:t>
             </w:r>
           </w:p>
         </w:tc>
@@ -1252,7 +1252,7 @@
           </w:tcPr>
           <w:p>
             <w:r>
-              <w:t>MSHDA</w:t>
+              <w:t>HHFDC</w:t>
             </w:r>
           </w:p>
         </w:tc>
@@ -1262,7 +1262,7 @@
           </w:tcPr>
           <w:p>
             <w:r>
-              <w:t>$-1,620.5M</w:t>
+              <w:t>N/A</w:t>
             </w:r>
           </w:p>
         </w:tc>
@@ -1272,7 +1272,7 @@
           </w:tcPr>
           <w:p>
             <w:r>
-              <w:t>+11.3%</w:t>
+              <w:t>+13.8%</w:t>
             </w:r>
           </w:p>
         </w:tc>
@@ -1282,7 +1282,7 @@
           </w:tcPr>
           <w:p>
             <w:r>
-              <w:t>$1,292.0M</w:t>
+              <w:t>$2,653.2M</w:t>
             </w:r>
           </w:p>
         </w:tc>
@@ -1304,7 +1304,7 @@
           </w:tcPr>
           <w:p>
             <w:r>
-              <w:t>ID</w:t>
+              <w:t>WA</w:t>
             </w:r>
           </w:p>
         </w:tc>
@@ -1314,7 +1314,7 @@
           </w:tcPr>
           <w:p>
             <w:r>
-              <w:t>IHFA</w:t>
+              <w:t>WSHFC</w:t>
             </w:r>
           </w:p>
         </w:tc>
@@ -1324,7 +1324,7 @@
           </w:tcPr>
           <w:p>
             <w:r>
-              <w:t>N/A</w:t>
+              <w:t>$128.5M</w:t>
             </w:r>
           </w:p>
         </w:tc>
@@ -1334,7 +1334,7 @@
           </w:tcPr>
           <w:p>
             <w:r>
-              <w:t>+8.5%</w:t>
+              <w:t>+13.7%</w:t>
             </w:r>
           </w:p>
         </w:tc>
@@ -1344,7 +1344,7 @@
           </w:tcPr>
           <w:p>
             <w:r>
-              <w:t>$716.0M</w:t>
+              <w:t>$1,064.1M</w:t>
             </w:r>
           </w:p>
         </w:tc>
@@ -1366,7 +1366,7 @@
           </w:tcPr>
           <w:p>
             <w:r>
-              <w:t>CA</w:t>
+              <w:t>FL</w:t>
             </w:r>
           </w:p>
         </w:tc>
@@ -1376,7 +1376,7 @@
           </w:tcPr>
           <w:p>
             <w:r>
-              <w:t>CalHFA</w:t>
+              <w:t>FloridaHousing</w:t>
             </w:r>
           </w:p>
         </w:tc>
@@ -1386,7 +1386,7 @@
           </w:tcPr>
           <w:p>
             <w:r>
-              <w:t>$222.1M</w:t>
+              <w:t>$558.3M</w:t>
             </w:r>
           </w:p>
         </w:tc>
@@ -1396,7 +1396,7 @@
           </w:tcPr>
           <w:p>
             <w:r>
-              <w:t>+6.9%</w:t>
+              <w:t>+13.2%</w:t>
             </w:r>
           </w:p>
         </w:tc>
@@ -1406,7 +1406,7 @@
           </w:tcPr>
           <w:p>
             <w:r>
-              <w:t>$3,442.9M</w:t>
+              <w:t>$4,771.1M</w:t>
             </w:r>
           </w:p>
         </w:tc>
@@ -1428,7 +1428,7 @@
           </w:tcPr>
           <w:p>
             <w:r>
-              <w:t>TN</w:t>
+              <w:t>IL</w:t>
             </w:r>
           </w:p>
         </w:tc>
@@ -1438,7 +1438,7 @@
           </w:tcPr>
           <w:p>
             <w:r>
-              <w:t>THDA</w:t>
+              <w:t>IHDA</w:t>
             </w:r>
           </w:p>
         </w:tc>
@@ -1448,7 +1448,7 @@
           </w:tcPr>
           <w:p>
             <w:r>
-              <w:t>N/A</w:t>
+              <w:t>$159.9M</w:t>
             </w:r>
           </w:p>
         </w:tc>
@@ -1458,7 +1458,7 @@
           </w:tcPr>
           <w:p>
             <w:r>
-              <w:t>+4.7%</w:t>
+              <w:t>+11.6%</w:t>
             </w:r>
           </w:p>
         </w:tc>
@@ -1468,7 +1468,7 @@
           </w:tcPr>
           <w:p>
             <w:r>
-              <w:t>$665.0M</w:t>
+              <w:t>$1,533.7M</w:t>
             </w:r>
           </w:p>
         </w:tc>
@@ -1599,7 +1599,7 @@
           </w:tcPr>
           <w:p>
             <w:r>
-              <w:t>$3,900.0M</w:t>
+              <w:t>$3,963.1M</w:t>
             </w:r>
           </w:p>
         </w:tc>
@@ -1755,7 +1755,7 @@
           </w:tcPr>
           <w:p>
             <w:r>
-              <w:t>$1,354.2M</w:t>
+              <w:t>$2,083.9M</w:t>
             </w:r>
           </w:p>
         </w:tc>
@@ -1881,37 +1881,37 @@
           </w:tcPr>
           <w:p>
             <w:r>
-              <w:t>ID</w:t>
-            </w:r>
-          </w:p>
-        </w:tc>
-        <w:tc>
-          <w:tcPr>
-            <w:tcW w:type="dxa" w:w="1728"/>
-          </w:tcPr>
-          <w:p>
-            <w:r>
-              <w:t>IHFA</w:t>
-            </w:r>
-          </w:p>
-        </w:tc>
-        <w:tc>
-          <w:tcPr>
-            <w:tcW w:type="dxa" w:w="1728"/>
-          </w:tcPr>
-          <w:p>
-            <w:r>
-              <w:t>$6,026.2M</w:t>
-            </w:r>
-          </w:p>
-        </w:tc>
-        <w:tc>
-          <w:tcPr>
-            <w:tcW w:type="dxa" w:w="1728"/>
-          </w:tcPr>
-          <w:p>
-            <w:r>
-              <w:t>$716.0M</w:t>
+              <w:t>FL</w:t>
+            </w:r>
+          </w:p>
+        </w:tc>
+        <w:tc>
+          <w:tcPr>
+            <w:tcW w:type="dxa" w:w="1728"/>
+          </w:tcPr>
+          <w:p>
+            <w:r>
+              <w:t>FloridaHousing</w:t>
+            </w:r>
+          </w:p>
+        </w:tc>
+        <w:tc>
+          <w:tcPr>
+            <w:tcW w:type="dxa" w:w="1728"/>
+          </w:tcPr>
+          <w:p>
+            <w:r>
+              <w:t>$7,722.4M</w:t>
+            </w:r>
+          </w:p>
+        </w:tc>
+        <w:tc>
+          <w:tcPr>
+            <w:tcW w:type="dxa" w:w="1728"/>
+          </w:tcPr>
+          <w:p>
+            <w:r>
+              <w:t>$4,771.1M</w:t>
             </w:r>
           </w:p>
         </w:tc>
@@ -1933,37 +1933,37 @@
           </w:tcPr>
           <w:p>
             <w:r>
-              <w:t>CA</w:t>
-            </w:r>
-          </w:p>
-        </w:tc>
-        <w:tc>
-          <w:tcPr>
-            <w:tcW w:type="dxa" w:w="1728"/>
-          </w:tcPr>
-          <w:p>
-            <w:r>
-              <w:t>CalHFA</w:t>
-            </w:r>
-          </w:p>
-        </w:tc>
-        <w:tc>
-          <w:tcPr>
-            <w:tcW w:type="dxa" w:w="1728"/>
-          </w:tcPr>
-          <w:p>
-            <w:r>
-              <w:t>$4,980.0M</w:t>
-            </w:r>
-          </w:p>
-        </w:tc>
-        <w:tc>
-          <w:tcPr>
-            <w:tcW w:type="dxa" w:w="1728"/>
-          </w:tcPr>
-          <w:p>
-            <w:r>
-              <w:t>$3,442.9M</w:t>
+              <w:t>ID</w:t>
+            </w:r>
+          </w:p>
+        </w:tc>
+        <w:tc>
+          <w:tcPr>
+            <w:tcW w:type="dxa" w:w="1728"/>
+          </w:tcPr>
+          <w:p>
+            <w:r>
+              <w:t>IHFA</w:t>
+            </w:r>
+          </w:p>
+        </w:tc>
+        <w:tc>
+          <w:tcPr>
+            <w:tcW w:type="dxa" w:w="1728"/>
+          </w:tcPr>
+          <w:p>
+            <w:r>
+              <w:t>$6,026.2M</w:t>
+            </w:r>
+          </w:p>
+        </w:tc>
+        <w:tc>
+          <w:tcPr>
+            <w:tcW w:type="dxa" w:w="1728"/>
+          </w:tcPr>
+          <w:p>
+            <w:r>
+              <w:t>$716.0M</w:t>
             </w:r>
           </w:p>
         </w:tc>
@@ -1985,37 +1985,37 @@
           </w:tcPr>
           <w:p>
             <w:r>
-              <w:t>NC</w:t>
-            </w:r>
-          </w:p>
-        </w:tc>
-        <w:tc>
-          <w:tcPr>
-            <w:tcW w:type="dxa" w:w="1728"/>
-          </w:tcPr>
-          <w:p>
-            <w:r>
-              <w:t>NCHFA</w:t>
-            </w:r>
-          </w:p>
-        </w:tc>
-        <w:tc>
-          <w:tcPr>
-            <w:tcW w:type="dxa" w:w="1728"/>
-          </w:tcPr>
-          <w:p>
-            <w:r>
-              <w:t>$4,815.9M</w:t>
-            </w:r>
-          </w:p>
-        </w:tc>
-        <w:tc>
-          <w:tcPr>
-            <w:tcW w:type="dxa" w:w="1728"/>
-          </w:tcPr>
-          <w:p>
-            <w:r>
-              <w:t>$979.8M</w:t>
+              <w:t>CA</w:t>
+            </w:r>
+          </w:p>
+        </w:tc>
+        <w:tc>
+          <w:tcPr>
+            <w:tcW w:type="dxa" w:w="1728"/>
+          </w:tcPr>
+          <w:p>
+            <w:r>
+              <w:t>CalHFA</w:t>
+            </w:r>
+          </w:p>
+        </w:tc>
+        <w:tc>
+          <w:tcPr>
+            <w:tcW w:type="dxa" w:w="1728"/>
+          </w:tcPr>
+          <w:p>
+            <w:r>
+              <w:t>$4,980.0M</w:t>
+            </w:r>
+          </w:p>
+        </w:tc>
+        <w:tc>
+          <w:tcPr>
+            <w:tcW w:type="dxa" w:w="1728"/>
+          </w:tcPr>
+          <w:p>
+            <w:r>
+              <w:t>$3,442.9M</w:t>
             </w:r>
           </w:p>
         </w:tc>
@@ -2037,37 +2037,37 @@
           </w:tcPr>
           <w:p>
             <w:r>
-              <w:t>WI</w:t>
-            </w:r>
-          </w:p>
-        </w:tc>
-        <w:tc>
-          <w:tcPr>
-            <w:tcW w:type="dxa" w:w="1728"/>
-          </w:tcPr>
-          <w:p>
-            <w:r>
-              <w:t>WHEDA</w:t>
-            </w:r>
-          </w:p>
-        </w:tc>
-        <w:tc>
-          <w:tcPr>
-            <w:tcW w:type="dxa" w:w="1728"/>
-          </w:tcPr>
-          <w:p>
-            <w:r>
-              <w:t>$4,467.4M</w:t>
-            </w:r>
-          </w:p>
-        </w:tc>
-        <w:tc>
-          <w:tcPr>
-            <w:tcW w:type="dxa" w:w="1728"/>
-          </w:tcPr>
-          <w:p>
-            <w:r>
-              <w:t>$1,134.1M</w:t>
+              <w:t>NC</w:t>
+            </w:r>
+          </w:p>
+        </w:tc>
+        <w:tc>
+          <w:tcPr>
+            <w:tcW w:type="dxa" w:w="1728"/>
+          </w:tcPr>
+          <w:p>
+            <w:r>
+              <w:t>NCHFA</w:t>
+            </w:r>
+          </w:p>
+        </w:tc>
+        <w:tc>
+          <w:tcPr>
+            <w:tcW w:type="dxa" w:w="1728"/>
+          </w:tcPr>
+          <w:p>
+            <w:r>
+              <w:t>$4,815.9M</w:t>
+            </w:r>
+          </w:p>
+        </w:tc>
+        <w:tc>
+          <w:tcPr>
+            <w:tcW w:type="dxa" w:w="1728"/>
+          </w:tcPr>
+          <w:p>
+            <w:r>
+              <w:t>$979.8M</w:t>
             </w:r>
           </w:p>
         </w:tc>
@@ -2174,7 +2174,7 @@
           </w:tcPr>
           <w:p>
             <w:r>
-              <w:t>CA</w:t>
+              <w:t>HI</w:t>
             </w:r>
           </w:p>
         </w:tc>
@@ -2184,7 +2184,7 @@
           </w:tcPr>
           <w:p>
             <w:r>
-              <w:t>CalHFA</w:t>
+              <w:t>HHFDC</w:t>
             </w:r>
           </w:p>
         </w:tc>
@@ -2194,7 +2194,7 @@
           </w:tcPr>
           <w:p>
             <w:r>
-              <w:t>+69.1%</w:t>
+              <w:t>+98.0%</w:t>
             </w:r>
           </w:p>
         </w:tc>
@@ -2204,7 +2204,7 @@
           </w:tcPr>
           <w:p>
             <w:r>
-              <w:t>$3,442.9M</w:t>
+              <w:t>$2,653.2M</w:t>
             </w:r>
           </w:p>
         </w:tc>
@@ -2214,7 +2214,7 @@
           </w:tcPr>
           <w:p>
             <w:r>
-              <w:t>$4,980.0M</w:t>
+              <w:t>$2,708.7M</w:t>
             </w:r>
           </w:p>
         </w:tc>
@@ -2236,7 +2236,7 @@
           </w:tcPr>
           <w:p>
             <w:r>
-              <w:t>LA</w:t>
+              <w:t>CA</w:t>
             </w:r>
           </w:p>
         </w:tc>
@@ -2246,7 +2246,7 @@
           </w:tcPr>
           <w:p>
             <w:r>
-              <w:t>LHC</w:t>
+              <w:t>CalHFA</w:t>
             </w:r>
           </w:p>
         </w:tc>
@@ -2256,7 +2256,7 @@
           </w:tcPr>
           <w:p>
             <w:r>
-              <w:t>+53.2%</w:t>
+              <w:t>+69.1%</w:t>
             </w:r>
           </w:p>
         </w:tc>
@@ -2266,7 +2266,7 @@
           </w:tcPr>
           <w:p>
             <w:r>
-              <w:t>$821.7M</w:t>
+              <w:t>$3,442.9M</w:t>
             </w:r>
           </w:p>
         </w:tc>
@@ -2276,7 +2276,7 @@
           </w:tcPr>
           <w:p>
             <w:r>
-              <w:t>$1,545.0M</w:t>
+              <w:t>$4,980.0M</w:t>
             </w:r>
           </w:p>
         </w:tc>
@@ -2298,7 +2298,7 @@
           </w:tcPr>
           <w:p>
             <w:r>
-              <w:t>WA</w:t>
+              <w:t>FL</w:t>
             </w:r>
           </w:p>
         </w:tc>
@@ -2308,7 +2308,7 @@
           </w:tcPr>
           <w:p>
             <w:r>
-              <w:t>WSHFC</w:t>
+              <w:t>FloridaHousing</w:t>
             </w:r>
           </w:p>
         </w:tc>
@@ -2318,7 +2318,7 @@
           </w:tcPr>
           <w:p>
             <w:r>
-              <w:t>+42.1%</w:t>
+              <w:t>+61.8%</w:t>
             </w:r>
           </w:p>
         </w:tc>
@@ -2328,7 +2328,7 @@
           </w:tcPr>
           <w:p>
             <w:r>
-              <w:t>$1,064.1M</w:t>
+              <w:t>$4,771.1M</w:t>
             </w:r>
           </w:p>
         </w:tc>
@@ -2338,7 +2338,7 @@
           </w:tcPr>
           <w:p>
             <w:r>
-              <w:t>$2,525.7M</w:t>
+              <w:t>$7,722.4M</w:t>
             </w:r>
           </w:p>
         </w:tc>
@@ -2360,7 +2360,7 @@
           </w:tcPr>
           <w:p>
             <w:r>
-              <w:t>WV</w:t>
+              <w:t>LA</w:t>
             </w:r>
           </w:p>
         </w:tc>
@@ -2370,7 +2370,7 @@
           </w:tcPr>
           <w:p>
             <w:r>
-              <w:t>WVHDF</w:t>
+              <w:t>LHC</w:t>
             </w:r>
           </w:p>
         </w:tc>
@@ -2380,7 +2380,7 @@
           </w:tcPr>
           <w:p>
             <w:r>
-              <w:t>+39.8%</w:t>
+              <w:t>+53.2%</w:t>
             </w:r>
           </w:p>
         </w:tc>
@@ -2390,7 +2390,7 @@
           </w:tcPr>
           <w:p>
             <w:r>
-              <w:t>$640.0M</w:t>
+              <w:t>$821.7M</w:t>
             </w:r>
           </w:p>
         </w:tc>
@@ -2400,7 +2400,7 @@
           </w:tcPr>
           <w:p>
             <w:r>
-              <w:t>$1,607.0M</w:t>
+              <w:t>$1,545.0M</w:t>
             </w:r>
           </w:p>
         </w:tc>
@@ -2422,7 +2422,7 @@
           </w:tcPr>
           <w:p>
             <w:r>
-              <w:t>AL</w:t>
+              <w:t>WA</w:t>
             </w:r>
           </w:p>
         </w:tc>
@@ -2432,7 +2432,7 @@
           </w:tcPr>
           <w:p>
             <w:r>
-              <w:t>AHFA</w:t>
+              <w:t>WSHFC</w:t>
             </w:r>
           </w:p>
         </w:tc>
@@ -2442,7 +2442,7 @@
           </w:tcPr>
           <w:p>
             <w:r>
-              <w:t>+37.8%</w:t>
+              <w:t>+42.1%</w:t>
             </w:r>
           </w:p>
         </w:tc>
@@ -2452,7 +2452,7 @@
           </w:tcPr>
           <w:p>
             <w:r>
-              <w:t>$516.0M</w:t>
+              <w:t>$1,064.1M</w:t>
             </w:r>
           </w:p>
         </w:tc>
@@ -2462,7 +2462,7 @@
           </w:tcPr>
           <w:p>
             <w:r>
-              <w:t>$1,364.9M</w:t>
+              <w:t>$2,525.7M</w:t>
             </w:r>
           </w:p>
         </w:tc>
@@ -2484,7 +2484,7 @@
           </w:tcPr>
           <w:p>
             <w:r>
-              <w:t>VA</w:t>
+              <w:t>WV</w:t>
             </w:r>
           </w:p>
         </w:tc>
@@ -2494,7 +2494,7 @@
           </w:tcPr>
           <w:p>
             <w:r>
-              <w:t>VirginiaHousing</w:t>
+              <w:t>WVHDF</w:t>
             </w:r>
           </w:p>
         </w:tc>
@@ -2504,7 +2504,7 @@
           </w:tcPr>
           <w:p>
             <w:r>
-              <w:t>+31.6%</w:t>
+              <w:t>+39.8%</w:t>
             </w:r>
           </w:p>
         </w:tc>
@@ -2514,7 +2514,7 @@
           </w:tcPr>
           <w:p>
             <w:r>
-              <w:t>$3,900.0M</w:t>
+              <w:t>$640.0M</w:t>
             </w:r>
           </w:p>
         </w:tc>
@@ -2524,7 +2524,7 @@
           </w:tcPr>
           <w:p>
             <w:r>
-              <w:t>$12,350.1M</w:t>
+              <w:t>$1,607.0M</w:t>
             </w:r>
           </w:p>
         </w:tc>
@@ -2546,7 +2546,7 @@
           </w:tcPr>
           <w:p>
             <w:r>
-              <w:t>WI</w:t>
+              <w:t>AL</w:t>
             </w:r>
           </w:p>
         </w:tc>
@@ -2556,7 +2556,7 @@
           </w:tcPr>
           <w:p>
             <w:r>
-              <w:t>WHEDA</w:t>
+              <w:t>AHFA</w:t>
             </w:r>
           </w:p>
         </w:tc>
@@ -2566,7 +2566,7 @@
           </w:tcPr>
           <w:p>
             <w:r>
-              <w:t>+25.4%</w:t>
+              <w:t>+37.8%</w:t>
             </w:r>
           </w:p>
         </w:tc>
@@ -2576,7 +2576,7 @@
           </w:tcPr>
           <w:p>
             <w:r>
-              <w:t>$1,134.1M</w:t>
+              <w:t>$516.0M</w:t>
             </w:r>
           </w:p>
         </w:tc>
@@ -2586,7 +2586,7 @@
           </w:tcPr>
           <w:p>
             <w:r>
-              <w:t>$4,467.4M</w:t>
+              <w:t>$1,364.9M</w:t>
             </w:r>
           </w:p>
         </w:tc>
@@ -2608,7 +2608,7 @@
           </w:tcPr>
           <w:p>
             <w:r>
-              <w:t>NC</w:t>
+              <w:t>VA</w:t>
             </w:r>
           </w:p>
         </w:tc>
@@ -2618,7 +2618,7 @@
           </w:tcPr>
           <w:p>
             <w:r>
-              <w:t>NCHFA</w:t>
+              <w:t>VirginiaHousing</w:t>
             </w:r>
           </w:p>
         </w:tc>
@@ -2628,7 +2628,7 @@
           </w:tcPr>
           <w:p>
             <w:r>
-              <w:t>+20.3%</w:t>
+              <w:t>+32.1%</w:t>
             </w:r>
           </w:p>
         </w:tc>
@@ -2638,7 +2638,7 @@
           </w:tcPr>
           <w:p>
             <w:r>
-              <w:t>$979.8M</w:t>
+              <w:t>$3,963.1M</w:t>
             </w:r>
           </w:p>
         </w:tc>
@@ -2648,7 +2648,7 @@
           </w:tcPr>
           <w:p>
             <w:r>
-              <w:t>$4,815.9M</w:t>
+              <w:t>$12,350.1M</w:t>
             </w:r>
           </w:p>
         </w:tc>
@@ -2670,7 +2670,7 @@
           </w:tcPr>
           <w:p>
             <w:r>
-              <w:t>IL</w:t>
+              <w:t>WY</w:t>
             </w:r>
           </w:p>
         </w:tc>
@@ -2680,7 +2680,7 @@
           </w:tcPr>
           <w:p>
             <w:r>
-              <w:t>IHDA</w:t>
+              <w:t>WCDA</w:t>
             </w:r>
           </w:p>
         </w:tc>
@@ -2690,7 +2690,7 @@
           </w:tcPr>
           <w:p>
             <w:r>
-              <w:t>+19.5%</w:t>
+              <w:t>+29.6%</w:t>
             </w:r>
           </w:p>
         </w:tc>
@@ -2700,7 +2700,7 @@
           </w:tcPr>
           <w:p>
             <w:r>
-              <w:t>$1,533.7M</w:t>
+              <w:t>$456.3M</w:t>
             </w:r>
           </w:p>
         </w:tc>
@@ -2710,7 +2710,7 @@
           </w:tcPr>
           <w:p>
             <w:r>
-              <w:t>$7,846.5M</w:t>
+              <w:t>$1,540.5M</w:t>
             </w:r>
           </w:p>
         </w:tc>
@@ -2732,7 +2732,7 @@
           </w:tcPr>
           <w:p>
             <w:r>
-              <w:t>MN</w:t>
+              <w:t>MA</w:t>
             </w:r>
           </w:p>
         </w:tc>
@@ -2742,7 +2742,7 @@
           </w:tcPr>
           <w:p>
             <w:r>
-              <w:t>MNHousing</w:t>
+              <w:t>MassHousing</w:t>
             </w:r>
           </w:p>
         </w:tc>
@@ -2752,7 +2752,7 @@
           </w:tcPr>
           <w:p>
             <w:r>
-              <w:t>+19.3%</w:t>
+              <w:t>+25.8%</w:t>
             </w:r>
           </w:p>
         </w:tc>
@@ -2762,7 +2762,7 @@
           </w:tcPr>
           <w:p>
             <w:r>
-              <w:t>$1,649.4M</w:t>
+              <w:t>$2,083.9M</w:t>
             </w:r>
           </w:p>
         </w:tc>
@@ -2772,7 +2772,7 @@
           </w:tcPr>
           <w:p>
             <w:r>
-              <w:t>$8,543.3M</w:t>
+              <w:t>$8,079.7M</w:t>
             </w:r>
           </w:p>
         </w:tc>

--- a/FY2025/FY2025_US_State_HFA_ACFR_Analysis_Report.docx
+++ b/FY2025/FY2025_US_State_HFA_ACFR_Analysis_Report.docx
@@ -14,7 +14,7 @@
         </w:rPr>
         <w:t>FY2025 U.S. State Housing Finance Agencies</w:t>
         <w:br/>
-        <w:t>ACFR &amp; Financial Statements: Panoramic Analysis &amp; Strategic Insights</w:t>
+        <w:t>ACFR and Financial Statement Analysis</w:t>
       </w:r>
     </w:p>
     <w:p>
@@ -33,22 +33,22 @@
         <w:pStyle w:val="Heading1"/>
       </w:pPr>
       <w:r>
-        <w:t>I. Executive Summary: A Balance-Sheet Moment for Housing Finance</w:t>
+        <w:t>I. Executive Summary</w:t>
       </w:r>
     </w:p>
     <w:p>
       <w:r>
-        <w:t>FY2025 (year ended June 30, 2025; some agencies use a calendar year) was a pivotal financial year for State Housing Finance Agencies (HFAs) amid falling interest rates, intensifying LIHTC competition, and expanding first-time homebuyer programs. This report systematically collects and compares publicly disclosed ACFRs and audited financial statements across all 51 states and territories. As of the collection date, 43 FY2025 reports were obtained (84% coverage).</w:t>
+        <w:t>Fiscal year 2025 (year ended June 30, 2025 for most agencies; a few report on a calendar year) was a consequential period for State Housing Finance Agencies (HFAs). Interest rates eased, competition for Low-Income Housing Tax Credits (LIHTC) intensified, and first-time homebuyer programs continued to expand. This report compiles and compares publicly available ACFRs and audited financial statements for HFAs across all 51 states and the District of Columbia. As of the preparation date, 43 FY2025 reports were obtained (84% coverage).</w:t>
       </w:r>
     </w:p>
     <w:p>
       <w:r>
-        <w:t>Key finding: Among 29 agencies with extracted data, aggregate net position totals approximately $35.89B, and aggregate total assets approximately $111.18B. State HFAs operate as quasi-banks funded by bonds—mortgage and development loans on the asset side, housing bonds on the liability side. Net position ratio (Net Position / Total Assets) measures financial cushion and resilience.</w:t>
+        <w:t>Among 42 agencies with extracted metrics, aggregate net position is approximately $42.76B and aggregate total assets approximately $147.97B. State HFAs function largely as bond-financed intermediaries: mortgage and development loans on the asset side, and housing bonds on the liability side. The net position ratio (net position divided by total assets) is a useful indicator of financial cushion and resilience.</w:t>
       </w:r>
     </w:p>
     <w:p>
       <w:r>
-        <w:t>Growth leader: LA (LHC) posted net position growth of +31.9%, reaching $821.7M. This typically reflects rebounding bond issuance, portfolio expansion, or fair-value recovery—but should be cross-checked against housing units financed.</w:t>
+        <w:t>The strongest year-over-year increase in net position was recorded by LA (LHC), at +31.9%, bringing net position to $821.7M. Such gains often coincide with higher bond issuance, portfolio growth, or fair-value recovery, and should be interpreted alongside housing production measures (for example, units financed).</w:t>
       </w:r>
     </w:p>
     <w:p>
@@ -56,7 +56,7 @@
         <w:pStyle w:val="Heading1"/>
       </w:pPr>
       <w:r>
-        <w:t>II. Rankings: Who Is Getting Bigger, Stronger, and Faster</w:t>
+        <w:t>II. Rankings</w:t>
       </w:r>
     </w:p>
     <w:p>
@@ -64,7 +64,7 @@
         <w:pStyle w:val="Heading2"/>
       </w:pPr>
       <w:r>
-        <w:t>2.1 Top 10 by Net Position (Financial Heavyweights)</w:t>
+        <w:t>2.1 Top 10 by Net Position</w:t>
       </w:r>
     </w:p>
     <w:tbl>
@@ -470,7 +470,7 @@
           </w:tcPr>
           <w:p>
             <w:r>
-              <w:t>MN</w:t>
+              <w:t>IA</w:t>
             </w:r>
           </w:p>
         </w:tc>
@@ -480,7 +480,7 @@
           </w:tcPr>
           <w:p>
             <w:r>
-              <w:t>MNHousing</w:t>
+              <w:t>IFA</w:t>
             </w:r>
           </w:p>
         </w:tc>
@@ -490,7 +490,7 @@
           </w:tcPr>
           <w:p>
             <w:r>
-              <w:t>$1,649.4M</w:t>
+              <w:t>$1,664.6M</w:t>
             </w:r>
           </w:p>
         </w:tc>
@@ -500,7 +500,7 @@
           </w:tcPr>
           <w:p>
             <w:r>
-              <w:t>$8,543.3M</w:t>
+              <w:t>$6,173.2M</w:t>
             </w:r>
           </w:p>
         </w:tc>
@@ -510,7 +510,7 @@
           </w:tcPr>
           <w:p>
             <w:r>
-              <w:t>+19.3%</w:t>
+              <w:t>+27.0%</w:t>
             </w:r>
           </w:p>
         </w:tc>
@@ -532,7 +532,7 @@
           </w:tcPr>
           <w:p>
             <w:r>
-              <w:t>IL</w:t>
+              <w:t>MN</w:t>
             </w:r>
           </w:p>
         </w:tc>
@@ -542,7 +542,7 @@
           </w:tcPr>
           <w:p>
             <w:r>
-              <w:t>IHDA</w:t>
+              <w:t>MNHousing</w:t>
             </w:r>
           </w:p>
         </w:tc>
@@ -552,7 +552,7 @@
           </w:tcPr>
           <w:p>
             <w:r>
-              <w:t>$1,533.7M</w:t>
+              <w:t>$1,649.4M</w:t>
             </w:r>
           </w:p>
         </w:tc>
@@ -562,7 +562,7 @@
           </w:tcPr>
           <w:p>
             <w:r>
-              <w:t>$7,846.5M</w:t>
+              <w:t>$8,543.3M</w:t>
             </w:r>
           </w:p>
         </w:tc>
@@ -572,7 +572,7 @@
           </w:tcPr>
           <w:p>
             <w:r>
-              <w:t>+19.5%</w:t>
+              <w:t>+19.3%</w:t>
             </w:r>
           </w:p>
         </w:tc>
@@ -594,7 +594,7 @@
           </w:tcPr>
           <w:p>
             <w:r>
-              <w:t>MI</w:t>
+              <w:t>IL</w:t>
             </w:r>
           </w:p>
         </w:tc>
@@ -604,7 +604,7 @@
           </w:tcPr>
           <w:p>
             <w:r>
-              <w:t>MSHDA</w:t>
+              <w:t>IHDA</w:t>
             </w:r>
           </w:p>
         </w:tc>
@@ -614,7 +614,7 @@
           </w:tcPr>
           <w:p>
             <w:r>
-              <w:t>$1,292.0M</w:t>
+              <w:t>$1,533.7M</w:t>
             </w:r>
           </w:p>
         </w:tc>
@@ -624,7 +624,7 @@
           </w:tcPr>
           <w:p>
             <w:r>
-              <w:t>$8,027.8M</w:t>
+              <w:t>$7,846.5M</w:t>
             </w:r>
           </w:p>
         </w:tc>
@@ -634,7 +634,7 @@
           </w:tcPr>
           <w:p>
             <w:r>
-              <w:t>+16.1%</w:t>
+              <w:t>+19.5%</w:t>
             </w:r>
           </w:p>
         </w:tc>
@@ -656,7 +656,7 @@
           </w:tcPr>
           <w:p>
             <w:r>
-              <w:t>WI</w:t>
+              <w:t>MI</w:t>
             </w:r>
           </w:p>
         </w:tc>
@@ -666,7 +666,7 @@
           </w:tcPr>
           <w:p>
             <w:r>
-              <w:t>WHEDA</w:t>
+              <w:t>MSHDA</w:t>
             </w:r>
           </w:p>
         </w:tc>
@@ -676,7 +676,7 @@
           </w:tcPr>
           <w:p>
             <w:r>
-              <w:t>$1,134.1M</w:t>
+              <w:t>$1,292.0M</w:t>
             </w:r>
           </w:p>
         </w:tc>
@@ -686,7 +686,7 @@
           </w:tcPr>
           <w:p>
             <w:r>
-              <w:t>$4,467.4M</w:t>
+              <w:t>$8,027.8M</w:t>
             </w:r>
           </w:p>
         </w:tc>
@@ -696,7 +696,7 @@
           </w:tcPr>
           <w:p>
             <w:r>
-              <w:t>+25.4%</w:t>
+              <w:t>+16.1%</w:t>
             </w:r>
           </w:p>
         </w:tc>
@@ -718,7 +718,7 @@
           </w:tcPr>
           <w:p>
             <w:r>
-              <w:t>TX</w:t>
+              <w:t>WI</w:t>
             </w:r>
           </w:p>
         </w:tc>
@@ -728,7 +728,7 @@
           </w:tcPr>
           <w:p>
             <w:r>
-              <w:t>TDHCA</w:t>
+              <w:t>WHEDA</w:t>
             </w:r>
           </w:p>
         </w:tc>
@@ -738,7 +738,7 @@
           </w:tcPr>
           <w:p>
             <w:r>
-              <w:t>$1,079.0M</w:t>
+              <w:t>$1,134.1M</w:t>
             </w:r>
           </w:p>
         </w:tc>
@@ -748,7 +748,7 @@
           </w:tcPr>
           <w:p>
             <w:r>
-              <w:t>$4,742.6M</w:t>
+              <w:t>$4,467.4M</w:t>
             </w:r>
           </w:p>
         </w:tc>
@@ -758,7 +758,7 @@
           </w:tcPr>
           <w:p>
             <w:r>
-              <w:t>+22.8%</w:t>
+              <w:t>+25.4%</w:t>
             </w:r>
           </w:p>
         </w:tc>
@@ -766,7 +766,7 @@
     </w:tbl>
     <w:p>
       <w:r>
-        <w:t>Insight: The largest net-position agencies are often dual-engine players in multifamily housing revenue bonds (MHRB) and single-family mortgage programs. Scale alone does not equal performance, but it signals stronger bargaining power, lower marginal borrowing costs, and capacity to underwrite large affordable housing deals when federal policy shifts.</w:t>
+        <w:t>Florida, Virginia, and California lead by net position, followed by Hawaii and Massachusetts. Larger agencies typically operate both multifamily housing revenue bond and single-family mortgage programs. Size is not a performance scorecard, but it often correlates with stronger market access, lower marginal funding costs, and greater capacity to finance large affordable housing transactions when federal policy shifts.</w:t>
       </w:r>
     </w:p>
     <w:p>
@@ -774,7 +774,7 @@
         <w:pStyle w:val="Heading2"/>
       </w:pPr>
       <w:r>
-        <w:t>2.2 Top 10 by Net Position Growth (Financial Acceleration)</w:t>
+        <w:t>2.2 Top 10 by Net Position Growth</w:t>
       </w:r>
     </w:p>
     <w:tbl>
@@ -890,7 +890,7 @@
           </w:tcPr>
           <w:p>
             <w:r>
-              <w:t>N/A</w:t>
+              <w:t>$198.7M</w:t>
             </w:r>
           </w:p>
         </w:tc>
@@ -932,7 +932,7 @@
           </w:tcPr>
           <w:p>
             <w:r>
-              <w:t>IN</w:t>
+              <w:t>CT</w:t>
             </w:r>
           </w:p>
         </w:tc>
@@ -942,7 +942,7 @@
           </w:tcPr>
           <w:p>
             <w:r>
-              <w:t>IHCDA</w:t>
+              <w:t>CHFA</w:t>
             </w:r>
           </w:p>
         </w:tc>
@@ -952,7 +952,7 @@
           </w:tcPr>
           <w:p>
             <w:r>
-              <w:t>N/A</w:t>
+              <w:t>$192.6M</w:t>
             </w:r>
           </w:p>
         </w:tc>
@@ -962,7 +962,7 @@
           </w:tcPr>
           <w:p>
             <w:r>
-              <w:t>+20.4%</w:t>
+              <w:t>+25.2%</w:t>
             </w:r>
           </w:p>
         </w:tc>
@@ -972,7 +972,7 @@
           </w:tcPr>
           <w:p>
             <w:r>
-              <w:t>$599.5M</w:t>
+              <w:t>$957.0M</w:t>
             </w:r>
           </w:p>
         </w:tc>
@@ -994,7 +994,7 @@
           </w:tcPr>
           <w:p>
             <w:r>
-              <w:t>OH</w:t>
+              <w:t>IN</w:t>
             </w:r>
           </w:p>
         </w:tc>
@@ -1004,7 +1004,7 @@
           </w:tcPr>
           <w:p>
             <w:r>
-              <w:t>OHFA</w:t>
+              <w:t>IHCDA</w:t>
             </w:r>
           </w:p>
         </w:tc>
@@ -1014,7 +1014,7 @@
           </w:tcPr>
           <w:p>
             <w:r>
-              <w:t>$87.1M</w:t>
+              <w:t>$101.6M</w:t>
             </w:r>
           </w:p>
         </w:tc>
@@ -1024,7 +1024,7 @@
           </w:tcPr>
           <w:p>
             <w:r>
-              <w:t>+19.8%</w:t>
+              <w:t>+20.4%</w:t>
             </w:r>
           </w:p>
         </w:tc>
@@ -1034,7 +1034,7 @@
           </w:tcPr>
           <w:p>
             <w:r>
-              <w:t>$526.1M</w:t>
+              <w:t>$599.5M</w:t>
             </w:r>
           </w:p>
         </w:tc>
@@ -1056,7 +1056,7 @@
           </w:tcPr>
           <w:p>
             <w:r>
-              <w:t>WI</w:t>
+              <w:t>OH</w:t>
             </w:r>
           </w:p>
         </w:tc>
@@ -1066,7 +1066,7 @@
           </w:tcPr>
           <w:p>
             <w:r>
-              <w:t>WHEDA</w:t>
+              <w:t>OHFA</w:t>
             </w:r>
           </w:p>
         </w:tc>
@@ -1076,7 +1076,7 @@
           </w:tcPr>
           <w:p>
             <w:r>
-              <w:t>$169.9M</w:t>
+              <w:t>$86.9M</w:t>
             </w:r>
           </w:p>
         </w:tc>
@@ -1086,7 +1086,7 @@
           </w:tcPr>
           <w:p>
             <w:r>
-              <w:t>+17.6%</w:t>
+              <w:t>+19.8%</w:t>
             </w:r>
           </w:p>
         </w:tc>
@@ -1096,7 +1096,7 @@
           </w:tcPr>
           <w:p>
             <w:r>
-              <w:t>$1,134.1M</w:t>
+              <w:t>$526.1M</w:t>
             </w:r>
           </w:p>
         </w:tc>
@@ -1118,7 +1118,7 @@
           </w:tcPr>
           <w:p>
             <w:r>
-              <w:t>MA</w:t>
+              <w:t>MN</w:t>
             </w:r>
           </w:p>
         </w:tc>
@@ -1128,7 +1128,7 @@
           </w:tcPr>
           <w:p>
             <w:r>
-              <w:t>MassHousing</w:t>
+              <w:t>MNHousing</w:t>
             </w:r>
           </w:p>
         </w:tc>
@@ -1138,7 +1138,7 @@
           </w:tcPr>
           <w:p>
             <w:r>
-              <w:t>N/A</w:t>
+              <w:t>$259.9M</w:t>
             </w:r>
           </w:p>
         </w:tc>
@@ -1148,7 +1148,7 @@
           </w:tcPr>
           <w:p>
             <w:r>
-              <w:t>+14.3%</w:t>
+              <w:t>+18.7%</w:t>
             </w:r>
           </w:p>
         </w:tc>
@@ -1158,7 +1158,7 @@
           </w:tcPr>
           <w:p>
             <w:r>
-              <w:t>$2,083.9M</w:t>
+              <w:t>$1,649.4M</w:t>
             </w:r>
           </w:p>
         </w:tc>
@@ -1180,7 +1180,7 @@
           </w:tcPr>
           <w:p>
             <w:r>
-              <w:t>NC</w:t>
+              <w:t>UT</w:t>
             </w:r>
           </w:p>
         </w:tc>
@@ -1190,7 +1190,7 @@
           </w:tcPr>
           <w:p>
             <w:r>
-              <w:t>NCHFA</w:t>
+              <w:t>UtahHousing</w:t>
             </w:r>
           </w:p>
         </w:tc>
@@ -1200,7 +1200,7 @@
           </w:tcPr>
           <w:p>
             <w:r>
-              <w:t>N/A</w:t>
+              <w:t>$96.2M</w:t>
             </w:r>
           </w:p>
         </w:tc>
@@ -1210,7 +1210,7 @@
           </w:tcPr>
           <w:p>
             <w:r>
-              <w:t>+14.3%</w:t>
+              <w:t>+18.7%</w:t>
             </w:r>
           </w:p>
         </w:tc>
@@ -1220,7 +1220,7 @@
           </w:tcPr>
           <w:p>
             <w:r>
-              <w:t>$979.8M</w:t>
+              <w:t>$610.6M</w:t>
             </w:r>
           </w:p>
         </w:tc>
@@ -1242,7 +1242,7 @@
           </w:tcPr>
           <w:p>
             <w:r>
-              <w:t>HI</w:t>
+              <w:t>WI</w:t>
             </w:r>
           </w:p>
         </w:tc>
@@ -1252,7 +1252,7 @@
           </w:tcPr>
           <w:p>
             <w:r>
-              <w:t>HHFDC</w:t>
+              <w:t>WHEDA</w:t>
             </w:r>
           </w:p>
         </w:tc>
@@ -1262,7 +1262,7 @@
           </w:tcPr>
           <w:p>
             <w:r>
-              <w:t>N/A</w:t>
+              <w:t>$169.7M</w:t>
             </w:r>
           </w:p>
         </w:tc>
@@ -1272,7 +1272,7 @@
           </w:tcPr>
           <w:p>
             <w:r>
-              <w:t>+13.8%</w:t>
+              <w:t>+17.6%</w:t>
             </w:r>
           </w:p>
         </w:tc>
@@ -1282,7 +1282,7 @@
           </w:tcPr>
           <w:p>
             <w:r>
-              <w:t>$2,653.2M</w:t>
+              <w:t>$1,134.1M</w:t>
             </w:r>
           </w:p>
         </w:tc>
@@ -1304,7 +1304,7 @@
           </w:tcPr>
           <w:p>
             <w:r>
-              <w:t>WA</w:t>
+              <w:t>CO</w:t>
             </w:r>
           </w:p>
         </w:tc>
@@ -1314,7 +1314,7 @@
           </w:tcPr>
           <w:p>
             <w:r>
-              <w:t>WSHFC</w:t>
+              <w:t>CHFA</w:t>
             </w:r>
           </w:p>
         </w:tc>
@@ -1324,7 +1324,7 @@
           </w:tcPr>
           <w:p>
             <w:r>
-              <w:t>$128.5M</w:t>
+              <w:t>$143.3M</w:t>
             </w:r>
           </w:p>
         </w:tc>
@@ -1334,7 +1334,7 @@
           </w:tcPr>
           <w:p>
             <w:r>
-              <w:t>+13.7%</w:t>
+              <w:t>+17.3%</w:t>
             </w:r>
           </w:p>
         </w:tc>
@@ -1344,7 +1344,7 @@
           </w:tcPr>
           <w:p>
             <w:r>
-              <w:t>$1,064.1M</w:t>
+              <w:t>$971.7M</w:t>
             </w:r>
           </w:p>
         </w:tc>
@@ -1366,7 +1366,7 @@
           </w:tcPr>
           <w:p>
             <w:r>
-              <w:t>FL</w:t>
+              <w:t>MA</w:t>
             </w:r>
           </w:p>
         </w:tc>
@@ -1376,7 +1376,7 @@
           </w:tcPr>
           <w:p>
             <w:r>
-              <w:t>FloridaHousing</w:t>
+              <w:t>MassHousing</w:t>
             </w:r>
           </w:p>
         </w:tc>
@@ -1386,7 +1386,7 @@
           </w:tcPr>
           <w:p>
             <w:r>
-              <w:t>$558.3M</w:t>
+              <w:t>$260.7M</w:t>
             </w:r>
           </w:p>
         </w:tc>
@@ -1396,7 +1396,7 @@
           </w:tcPr>
           <w:p>
             <w:r>
-              <w:t>+13.2%</w:t>
+              <w:t>+14.3%</w:t>
             </w:r>
           </w:p>
         </w:tc>
@@ -1406,7 +1406,7 @@
           </w:tcPr>
           <w:p>
             <w:r>
-              <w:t>$4,771.1M</w:t>
+              <w:t>$2,083.9M</w:t>
             </w:r>
           </w:p>
         </w:tc>
@@ -1428,7 +1428,7 @@
           </w:tcPr>
           <w:p>
             <w:r>
-              <w:t>IL</w:t>
+              <w:t>NC</w:t>
             </w:r>
           </w:p>
         </w:tc>
@@ -1438,7 +1438,7 @@
           </w:tcPr>
           <w:p>
             <w:r>
-              <w:t>IHDA</w:t>
+              <w:t>NCHFA</w:t>
             </w:r>
           </w:p>
         </w:tc>
@@ -1448,7 +1448,7 @@
           </w:tcPr>
           <w:p>
             <w:r>
-              <w:t>$159.9M</w:t>
+              <w:t>$122.6M</w:t>
             </w:r>
           </w:p>
         </w:tc>
@@ -1458,7 +1458,7 @@
           </w:tcPr>
           <w:p>
             <w:r>
-              <w:t>+11.6%</w:t>
+              <w:t>+14.3%</w:t>
             </w:r>
           </w:p>
         </w:tc>
@@ -1468,7 +1468,7 @@
           </w:tcPr>
           <w:p>
             <w:r>
-              <w:t>$1,533.7M</w:t>
+              <w:t>$979.8M</w:t>
             </w:r>
           </w:p>
         </w:tc>
@@ -1476,7 +1476,7 @@
     </w:tbl>
     <w:p>
       <w:r>
-        <w:t>Insight: High-growth states often fall into three scenarios: (1) bond issuance rebound; (2) loan-loss reserve releases or fair-value gains; (3) state down-payment/homeownership programs improving fees and spreads. Caution: growth driven by fair-value gains rather than operating surplus may be less sustainable.</w:t>
+        <w:t>Louisiana recorded the highest year-over-year net position growth, with Connecticut, Indiana, Ohio, Minnesota, and Utah also posting gains in the mid-teens to mid-20s. Rapid growth commonly reflects a rebound in bond issuance, releases of loan-loss reserves or fair-value gains, or stronger fee and spread income from state homebuyer programs. Gains driven mainly by fair-value changes rather than operating results may prove less durable.</w:t>
       </w:r>
     </w:p>
     <w:p>
@@ -1484,7 +1484,7 @@
         <w:pStyle w:val="Heading2"/>
       </w:pPr>
       <w:r>
-        <w:t>2.3 Top 10 by Total Assets (Market Anchors)</w:t>
+        <w:t>2.3 Top 10 by Total Assets</w:t>
       </w:r>
     </w:p>
     <w:tbl>
@@ -1725,37 +1725,37 @@
           </w:tcPr>
           <w:p>
             <w:r>
-              <w:t>MA</w:t>
-            </w:r>
-          </w:p>
-        </w:tc>
-        <w:tc>
-          <w:tcPr>
-            <w:tcW w:type="dxa" w:w="1728"/>
-          </w:tcPr>
-          <w:p>
-            <w:r>
-              <w:t>MassHousing</w:t>
-            </w:r>
-          </w:p>
-        </w:tc>
-        <w:tc>
-          <w:tcPr>
-            <w:tcW w:type="dxa" w:w="1728"/>
-          </w:tcPr>
-          <w:p>
-            <w:r>
-              <w:t>$8,079.7M</w:t>
-            </w:r>
-          </w:p>
-        </w:tc>
-        <w:tc>
-          <w:tcPr>
-            <w:tcW w:type="dxa" w:w="1728"/>
-          </w:tcPr>
-          <w:p>
-            <w:r>
-              <w:t>$2,083.9M</w:t>
+              <w:t>CT</w:t>
+            </w:r>
+          </w:p>
+        </w:tc>
+        <w:tc>
+          <w:tcPr>
+            <w:tcW w:type="dxa" w:w="1728"/>
+          </w:tcPr>
+          <w:p>
+            <w:r>
+              <w:t>CHFA</w:t>
+            </w:r>
+          </w:p>
+        </w:tc>
+        <w:tc>
+          <w:tcPr>
+            <w:tcW w:type="dxa" w:w="1728"/>
+          </w:tcPr>
+          <w:p>
+            <w:r>
+              <w:t>$8,122.4M</w:t>
+            </w:r>
+          </w:p>
+        </w:tc>
+        <w:tc>
+          <w:tcPr>
+            <w:tcW w:type="dxa" w:w="1728"/>
+          </w:tcPr>
+          <w:p>
+            <w:r>
+              <w:t>$957.0M</w:t>
             </w:r>
           </w:p>
         </w:tc>
@@ -1777,37 +1777,37 @@
           </w:tcPr>
           <w:p>
             <w:r>
-              <w:t>MI</w:t>
-            </w:r>
-          </w:p>
-        </w:tc>
-        <w:tc>
-          <w:tcPr>
-            <w:tcW w:type="dxa" w:w="1728"/>
-          </w:tcPr>
-          <w:p>
-            <w:r>
-              <w:t>MSHDA</w:t>
-            </w:r>
-          </w:p>
-        </w:tc>
-        <w:tc>
-          <w:tcPr>
-            <w:tcW w:type="dxa" w:w="1728"/>
-          </w:tcPr>
-          <w:p>
-            <w:r>
-              <w:t>$8,027.8M</w:t>
-            </w:r>
-          </w:p>
-        </w:tc>
-        <w:tc>
-          <w:tcPr>
-            <w:tcW w:type="dxa" w:w="1728"/>
-          </w:tcPr>
-          <w:p>
-            <w:r>
-              <w:t>$1,292.0M</w:t>
+              <w:t>MA</w:t>
+            </w:r>
+          </w:p>
+        </w:tc>
+        <w:tc>
+          <w:tcPr>
+            <w:tcW w:type="dxa" w:w="1728"/>
+          </w:tcPr>
+          <w:p>
+            <w:r>
+              <w:t>MassHousing</w:t>
+            </w:r>
+          </w:p>
+        </w:tc>
+        <w:tc>
+          <w:tcPr>
+            <w:tcW w:type="dxa" w:w="1728"/>
+          </w:tcPr>
+          <w:p>
+            <w:r>
+              <w:t>$8,079.7M</w:t>
+            </w:r>
+          </w:p>
+        </w:tc>
+        <w:tc>
+          <w:tcPr>
+            <w:tcW w:type="dxa" w:w="1728"/>
+          </w:tcPr>
+          <w:p>
+            <w:r>
+              <w:t>$2,083.9M</w:t>
             </w:r>
           </w:p>
         </w:tc>
@@ -1829,37 +1829,37 @@
           </w:tcPr>
           <w:p>
             <w:r>
-              <w:t>IL</w:t>
-            </w:r>
-          </w:p>
-        </w:tc>
-        <w:tc>
-          <w:tcPr>
-            <w:tcW w:type="dxa" w:w="1728"/>
-          </w:tcPr>
-          <w:p>
-            <w:r>
-              <w:t>IHDA</w:t>
-            </w:r>
-          </w:p>
-        </w:tc>
-        <w:tc>
-          <w:tcPr>
-            <w:tcW w:type="dxa" w:w="1728"/>
-          </w:tcPr>
-          <w:p>
-            <w:r>
-              <w:t>$7,846.5M</w:t>
-            </w:r>
-          </w:p>
-        </w:tc>
-        <w:tc>
-          <w:tcPr>
-            <w:tcW w:type="dxa" w:w="1728"/>
-          </w:tcPr>
-          <w:p>
-            <w:r>
-              <w:t>$1,533.7M</w:t>
+              <w:t>MI</w:t>
+            </w:r>
+          </w:p>
+        </w:tc>
+        <w:tc>
+          <w:tcPr>
+            <w:tcW w:type="dxa" w:w="1728"/>
+          </w:tcPr>
+          <w:p>
+            <w:r>
+              <w:t>MSHDA</w:t>
+            </w:r>
+          </w:p>
+        </w:tc>
+        <w:tc>
+          <w:tcPr>
+            <w:tcW w:type="dxa" w:w="1728"/>
+          </w:tcPr>
+          <w:p>
+            <w:r>
+              <w:t>$8,027.8M</w:t>
+            </w:r>
+          </w:p>
+        </w:tc>
+        <w:tc>
+          <w:tcPr>
+            <w:tcW w:type="dxa" w:w="1728"/>
+          </w:tcPr>
+          <w:p>
+            <w:r>
+              <w:t>$1,292.0M</w:t>
             </w:r>
           </w:p>
         </w:tc>
@@ -1881,37 +1881,37 @@
           </w:tcPr>
           <w:p>
             <w:r>
-              <w:t>FL</w:t>
-            </w:r>
-          </w:p>
-        </w:tc>
-        <w:tc>
-          <w:tcPr>
-            <w:tcW w:type="dxa" w:w="1728"/>
-          </w:tcPr>
-          <w:p>
-            <w:r>
-              <w:t>FloridaHousing</w:t>
-            </w:r>
-          </w:p>
-        </w:tc>
-        <w:tc>
-          <w:tcPr>
-            <w:tcW w:type="dxa" w:w="1728"/>
-          </w:tcPr>
-          <w:p>
-            <w:r>
-              <w:t>$7,722.4M</w:t>
-            </w:r>
-          </w:p>
-        </w:tc>
-        <w:tc>
-          <w:tcPr>
-            <w:tcW w:type="dxa" w:w="1728"/>
-          </w:tcPr>
-          <w:p>
-            <w:r>
-              <w:t>$4,771.1M</w:t>
+              <w:t>IL</w:t>
+            </w:r>
+          </w:p>
+        </w:tc>
+        <w:tc>
+          <w:tcPr>
+            <w:tcW w:type="dxa" w:w="1728"/>
+          </w:tcPr>
+          <w:p>
+            <w:r>
+              <w:t>IHDA</w:t>
+            </w:r>
+          </w:p>
+        </w:tc>
+        <w:tc>
+          <w:tcPr>
+            <w:tcW w:type="dxa" w:w="1728"/>
+          </w:tcPr>
+          <w:p>
+            <w:r>
+              <w:t>$7,846.5M</w:t>
+            </w:r>
+          </w:p>
+        </w:tc>
+        <w:tc>
+          <w:tcPr>
+            <w:tcW w:type="dxa" w:w="1728"/>
+          </w:tcPr>
+          <w:p>
+            <w:r>
+              <w:t>$1,533.7M</w:t>
             </w:r>
           </w:p>
         </w:tc>
@@ -1933,37 +1933,37 @@
           </w:tcPr>
           <w:p>
             <w:r>
-              <w:t>ID</w:t>
-            </w:r>
-          </w:p>
-        </w:tc>
-        <w:tc>
-          <w:tcPr>
-            <w:tcW w:type="dxa" w:w="1728"/>
-          </w:tcPr>
-          <w:p>
-            <w:r>
-              <w:t>IHFA</w:t>
-            </w:r>
-          </w:p>
-        </w:tc>
-        <w:tc>
-          <w:tcPr>
-            <w:tcW w:type="dxa" w:w="1728"/>
-          </w:tcPr>
-          <w:p>
-            <w:r>
-              <w:t>$6,026.2M</w:t>
-            </w:r>
-          </w:p>
-        </w:tc>
-        <w:tc>
-          <w:tcPr>
-            <w:tcW w:type="dxa" w:w="1728"/>
-          </w:tcPr>
-          <w:p>
-            <w:r>
-              <w:t>$716.0M</w:t>
+              <w:t>FL</w:t>
+            </w:r>
+          </w:p>
+        </w:tc>
+        <w:tc>
+          <w:tcPr>
+            <w:tcW w:type="dxa" w:w="1728"/>
+          </w:tcPr>
+          <w:p>
+            <w:r>
+              <w:t>FloridaHousing</w:t>
+            </w:r>
+          </w:p>
+        </w:tc>
+        <w:tc>
+          <w:tcPr>
+            <w:tcW w:type="dxa" w:w="1728"/>
+          </w:tcPr>
+          <w:p>
+            <w:r>
+              <w:t>$7,722.4M</w:t>
+            </w:r>
+          </w:p>
+        </w:tc>
+        <w:tc>
+          <w:tcPr>
+            <w:tcW w:type="dxa" w:w="1728"/>
+          </w:tcPr>
+          <w:p>
+            <w:r>
+              <w:t>$4,771.1M</w:t>
             </w:r>
           </w:p>
         </w:tc>
@@ -1985,37 +1985,37 @@
           </w:tcPr>
           <w:p>
             <w:r>
-              <w:t>CA</w:t>
-            </w:r>
-          </w:p>
-        </w:tc>
-        <w:tc>
-          <w:tcPr>
-            <w:tcW w:type="dxa" w:w="1728"/>
-          </w:tcPr>
-          <w:p>
-            <w:r>
-              <w:t>CalHFA</w:t>
-            </w:r>
-          </w:p>
-        </w:tc>
-        <w:tc>
-          <w:tcPr>
-            <w:tcW w:type="dxa" w:w="1728"/>
-          </w:tcPr>
-          <w:p>
-            <w:r>
-              <w:t>$4,980.0M</w:t>
-            </w:r>
-          </w:p>
-        </w:tc>
-        <w:tc>
-          <w:tcPr>
-            <w:tcW w:type="dxa" w:w="1728"/>
-          </w:tcPr>
-          <w:p>
-            <w:r>
-              <w:t>$3,442.9M</w:t>
+              <w:t>IA</w:t>
+            </w:r>
+          </w:p>
+        </w:tc>
+        <w:tc>
+          <w:tcPr>
+            <w:tcW w:type="dxa" w:w="1728"/>
+          </w:tcPr>
+          <w:p>
+            <w:r>
+              <w:t>IFA</w:t>
+            </w:r>
+          </w:p>
+        </w:tc>
+        <w:tc>
+          <w:tcPr>
+            <w:tcW w:type="dxa" w:w="1728"/>
+          </w:tcPr>
+          <w:p>
+            <w:r>
+              <w:t>$6,173.2M</w:t>
+            </w:r>
+          </w:p>
+        </w:tc>
+        <w:tc>
+          <w:tcPr>
+            <w:tcW w:type="dxa" w:w="1728"/>
+          </w:tcPr>
+          <w:p>
+            <w:r>
+              <w:t>$1,664.6M</w:t>
             </w:r>
           </w:p>
         </w:tc>
@@ -2037,37 +2037,37 @@
           </w:tcPr>
           <w:p>
             <w:r>
-              <w:t>NC</w:t>
-            </w:r>
-          </w:p>
-        </w:tc>
-        <w:tc>
-          <w:tcPr>
-            <w:tcW w:type="dxa" w:w="1728"/>
-          </w:tcPr>
-          <w:p>
-            <w:r>
-              <w:t>NCHFA</w:t>
-            </w:r>
-          </w:p>
-        </w:tc>
-        <w:tc>
-          <w:tcPr>
-            <w:tcW w:type="dxa" w:w="1728"/>
-          </w:tcPr>
-          <w:p>
-            <w:r>
-              <w:t>$4,815.9M</w:t>
-            </w:r>
-          </w:p>
-        </w:tc>
-        <w:tc>
-          <w:tcPr>
-            <w:tcW w:type="dxa" w:w="1728"/>
-          </w:tcPr>
-          <w:p>
-            <w:r>
-              <w:t>$979.8M</w:t>
+              <w:t>ID</w:t>
+            </w:r>
+          </w:p>
+        </w:tc>
+        <w:tc>
+          <w:tcPr>
+            <w:tcW w:type="dxa" w:w="1728"/>
+          </w:tcPr>
+          <w:p>
+            <w:r>
+              <w:t>IHFA</w:t>
+            </w:r>
+          </w:p>
+        </w:tc>
+        <w:tc>
+          <w:tcPr>
+            <w:tcW w:type="dxa" w:w="1728"/>
+          </w:tcPr>
+          <w:p>
+            <w:r>
+              <w:t>$6,026.2M</w:t>
+            </w:r>
+          </w:p>
+        </w:tc>
+        <w:tc>
+          <w:tcPr>
+            <w:tcW w:type="dxa" w:w="1728"/>
+          </w:tcPr>
+          <w:p>
+            <w:r>
+              <w:t>$716.0M</w:t>
             </w:r>
           </w:p>
         </w:tc>
@@ -2078,7 +2078,7 @@
         <w:pStyle w:val="Heading2"/>
       </w:pPr>
       <w:r>
-        <w:t>2.4 Top 10 by Net Position Ratio (Financial Cushion)</w:t>
+        <w:t>2.4 Top 10 by Net Position Ratio</w:t>
       </w:r>
     </w:p>
     <w:tbl>
@@ -2236,7 +2236,7 @@
           </w:tcPr>
           <w:p>
             <w:r>
-              <w:t>CA</w:t>
+              <w:t>KS</w:t>
             </w:r>
           </w:p>
         </w:tc>
@@ -2246,7 +2246,7 @@
           </w:tcPr>
           <w:p>
             <w:r>
-              <w:t>CalHFA</w:t>
+              <w:t>KHRC</w:t>
             </w:r>
           </w:p>
         </w:tc>
@@ -2256,7 +2256,7 @@
           </w:tcPr>
           <w:p>
             <w:r>
-              <w:t>+69.1%</w:t>
+              <w:t>+81.2%</w:t>
             </w:r>
           </w:p>
         </w:tc>
@@ -2266,7 +2266,7 @@
           </w:tcPr>
           <w:p>
             <w:r>
-              <w:t>$3,442.9M</w:t>
+              <w:t>$78.7M</w:t>
             </w:r>
           </w:p>
         </w:tc>
@@ -2276,7 +2276,7 @@
           </w:tcPr>
           <w:p>
             <w:r>
-              <w:t>$4,980.0M</w:t>
+              <w:t>$96.9M</w:t>
             </w:r>
           </w:p>
         </w:tc>
@@ -2298,7 +2298,7 @@
           </w:tcPr>
           <w:p>
             <w:r>
-              <w:t>FL</w:t>
+              <w:t>CA</w:t>
             </w:r>
           </w:p>
         </w:tc>
@@ -2308,7 +2308,7 @@
           </w:tcPr>
           <w:p>
             <w:r>
-              <w:t>FloridaHousing</w:t>
+              <w:t>CalHFA</w:t>
             </w:r>
           </w:p>
         </w:tc>
@@ -2318,7 +2318,7 @@
           </w:tcPr>
           <w:p>
             <w:r>
-              <w:t>+61.8%</w:t>
+              <w:t>+69.1%</w:t>
             </w:r>
           </w:p>
         </w:tc>
@@ -2328,7 +2328,7 @@
           </w:tcPr>
           <w:p>
             <w:r>
-              <w:t>$4,771.1M</w:t>
+              <w:t>$3,442.9M</w:t>
             </w:r>
           </w:p>
         </w:tc>
@@ -2338,7 +2338,7 @@
           </w:tcPr>
           <w:p>
             <w:r>
-              <w:t>$7,722.4M</w:t>
+              <w:t>$4,980.0M</w:t>
             </w:r>
           </w:p>
         </w:tc>
@@ -2360,7 +2360,7 @@
           </w:tcPr>
           <w:p>
             <w:r>
-              <w:t>LA</w:t>
+              <w:t>FL</w:t>
             </w:r>
           </w:p>
         </w:tc>
@@ -2370,7 +2370,7 @@
           </w:tcPr>
           <w:p>
             <w:r>
-              <w:t>LHC</w:t>
+              <w:t>FloridaHousing</w:t>
             </w:r>
           </w:p>
         </w:tc>
@@ -2380,7 +2380,7 @@
           </w:tcPr>
           <w:p>
             <w:r>
-              <w:t>+53.2%</w:t>
+              <w:t>+61.8%</w:t>
             </w:r>
           </w:p>
         </w:tc>
@@ -2390,7 +2390,7 @@
           </w:tcPr>
           <w:p>
             <w:r>
-              <w:t>$821.7M</w:t>
+              <w:t>$4,771.1M</w:t>
             </w:r>
           </w:p>
         </w:tc>
@@ -2400,7 +2400,7 @@
           </w:tcPr>
           <w:p>
             <w:r>
-              <w:t>$1,545.0M</w:t>
+              <w:t>$7,722.4M</w:t>
             </w:r>
           </w:p>
         </w:tc>
@@ -2422,7 +2422,7 @@
           </w:tcPr>
           <w:p>
             <w:r>
-              <w:t>WA</w:t>
+              <w:t>LA</w:t>
             </w:r>
           </w:p>
         </w:tc>
@@ -2432,7 +2432,7 @@
           </w:tcPr>
           <w:p>
             <w:r>
-              <w:t>WSHFC</w:t>
+              <w:t>LHC</w:t>
             </w:r>
           </w:p>
         </w:tc>
@@ -2442,7 +2442,7 @@
           </w:tcPr>
           <w:p>
             <w:r>
-              <w:t>+42.1%</w:t>
+              <w:t>+53.2%</w:t>
             </w:r>
           </w:p>
         </w:tc>
@@ -2452,7 +2452,7 @@
           </w:tcPr>
           <w:p>
             <w:r>
-              <w:t>$1,064.1M</w:t>
+              <w:t>$821.7M</w:t>
             </w:r>
           </w:p>
         </w:tc>
@@ -2462,7 +2462,7 @@
           </w:tcPr>
           <w:p>
             <w:r>
-              <w:t>$2,525.7M</w:t>
+              <w:t>$1,545.0M</w:t>
             </w:r>
           </w:p>
         </w:tc>
@@ -2484,7 +2484,7 @@
           </w:tcPr>
           <w:p>
             <w:r>
-              <w:t>WV</w:t>
+              <w:t>DE</w:t>
             </w:r>
           </w:p>
         </w:tc>
@@ -2494,7 +2494,7 @@
           </w:tcPr>
           <w:p>
             <w:r>
-              <w:t>WVHDF</w:t>
+              <w:t>DSHA</w:t>
             </w:r>
           </w:p>
         </w:tc>
@@ -2504,7 +2504,7 @@
           </w:tcPr>
           <w:p>
             <w:r>
-              <w:t>+39.8%</w:t>
+              <w:t>+46.8%</w:t>
             </w:r>
           </w:p>
         </w:tc>
@@ -2514,7 +2514,7 @@
           </w:tcPr>
           <w:p>
             <w:r>
-              <w:t>$640.0M</w:t>
+              <w:t>$732.5M</w:t>
             </w:r>
           </w:p>
         </w:tc>
@@ -2524,7 +2524,7 @@
           </w:tcPr>
           <w:p>
             <w:r>
-              <w:t>$1,607.0M</w:t>
+              <w:t>$1,564.9M</w:t>
             </w:r>
           </w:p>
         </w:tc>
@@ -2546,7 +2546,7 @@
           </w:tcPr>
           <w:p>
             <w:r>
-              <w:t>AL</w:t>
+              <w:t>AR</w:t>
             </w:r>
           </w:p>
         </w:tc>
@@ -2556,7 +2556,7 @@
           </w:tcPr>
           <w:p>
             <w:r>
-              <w:t>AHFA</w:t>
+              <w:t>ADFA</w:t>
             </w:r>
           </w:p>
         </w:tc>
@@ -2566,7 +2566,7 @@
           </w:tcPr>
           <w:p>
             <w:r>
-              <w:t>+37.8%</w:t>
+              <w:t>+46.5%</w:t>
             </w:r>
           </w:p>
         </w:tc>
@@ -2576,7 +2576,7 @@
           </w:tcPr>
           <w:p>
             <w:r>
-              <w:t>$516.0M</w:t>
+              <w:t>$530.8M</w:t>
             </w:r>
           </w:p>
         </w:tc>
@@ -2586,7 +2586,7 @@
           </w:tcPr>
           <w:p>
             <w:r>
-              <w:t>$1,364.9M</w:t>
+              <w:t>$1,142.2M</w:t>
             </w:r>
           </w:p>
         </w:tc>
@@ -2608,7 +2608,7 @@
           </w:tcPr>
           <w:p>
             <w:r>
-              <w:t>VA</w:t>
+              <w:t>WA</w:t>
             </w:r>
           </w:p>
         </w:tc>
@@ -2618,7 +2618,7 @@
           </w:tcPr>
           <w:p>
             <w:r>
-              <w:t>VirginiaHousing</w:t>
+              <w:t>WSHFC</w:t>
             </w:r>
           </w:p>
         </w:tc>
@@ -2628,7 +2628,7 @@
           </w:tcPr>
           <w:p>
             <w:r>
-              <w:t>+32.1%</w:t>
+              <w:t>+42.1%</w:t>
             </w:r>
           </w:p>
         </w:tc>
@@ -2638,7 +2638,7 @@
           </w:tcPr>
           <w:p>
             <w:r>
-              <w:t>$3,963.1M</w:t>
+              <w:t>$1,064.1M</w:t>
             </w:r>
           </w:p>
         </w:tc>
@@ -2648,7 +2648,7 @@
           </w:tcPr>
           <w:p>
             <w:r>
-              <w:t>$12,350.1M</w:t>
+              <w:t>$2,525.7M</w:t>
             </w:r>
           </w:p>
         </w:tc>
@@ -2670,7 +2670,7 @@
           </w:tcPr>
           <w:p>
             <w:r>
-              <w:t>WY</w:t>
+              <w:t>WV</w:t>
             </w:r>
           </w:p>
         </w:tc>
@@ -2680,7 +2680,7 @@
           </w:tcPr>
           <w:p>
             <w:r>
-              <w:t>WCDA</w:t>
+              <w:t>WVHDF</w:t>
             </w:r>
           </w:p>
         </w:tc>
@@ -2690,7 +2690,7 @@
           </w:tcPr>
           <w:p>
             <w:r>
-              <w:t>+29.6%</w:t>
+              <w:t>+39.8%</w:t>
             </w:r>
           </w:p>
         </w:tc>
@@ -2700,7 +2700,7 @@
           </w:tcPr>
           <w:p>
             <w:r>
-              <w:t>$456.3M</w:t>
+              <w:t>$640.0M</w:t>
             </w:r>
           </w:p>
         </w:tc>
@@ -2710,7 +2710,7 @@
           </w:tcPr>
           <w:p>
             <w:r>
-              <w:t>$1,540.5M</w:t>
+              <w:t>$1,607.0M</w:t>
             </w:r>
           </w:p>
         </w:tc>
@@ -2732,7 +2732,7 @@
           </w:tcPr>
           <w:p>
             <w:r>
-              <w:t>MA</w:t>
+              <w:t>AL</w:t>
             </w:r>
           </w:p>
         </w:tc>
@@ -2742,7 +2742,7 @@
           </w:tcPr>
           <w:p>
             <w:r>
-              <w:t>MassHousing</w:t>
+              <w:t>AHFA</w:t>
             </w:r>
           </w:p>
         </w:tc>
@@ -2752,7 +2752,7 @@
           </w:tcPr>
           <w:p>
             <w:r>
-              <w:t>+25.8%</w:t>
+              <w:t>+37.8%</w:t>
             </w:r>
           </w:p>
         </w:tc>
@@ -2762,7 +2762,7 @@
           </w:tcPr>
           <w:p>
             <w:r>
-              <w:t>$2,083.9M</w:t>
+              <w:t>$516.0M</w:t>
             </w:r>
           </w:p>
         </w:tc>
@@ -2772,7 +2772,7 @@
           </w:tcPr>
           <w:p>
             <w:r>
-              <w:t>$8,079.7M</w:t>
+              <w:t>$1,364.9M</w:t>
             </w:r>
           </w:p>
         </w:tc>
@@ -2780,7 +2780,7 @@
     </w:tbl>
     <w:p>
       <w:r>
-        <w:t>Insight: Agencies with higher net position ratios typically have more room to absorb asset impairments, rate shocks, or tighter refinancing windows. For policymakers, this is a hard measure of fiscal resilience—not a talking point.</w:t>
+        <w:t>Among larger agencies, Hawaii and California show the highest net position ratios; Florida and Louisiana also sit well above typical peer levels. Smaller HFAs can post elevated ratios because of simpler balance sheets, so size and ratio should be read together. A thicker cushion generally provides more flexibility under asset impairments, interest-rate stress, or narrower refinancing windows.</w:t>
       </w:r>
     </w:p>
     <w:p>
@@ -2788,12 +2788,12 @@
         <w:pStyle w:val="Heading1"/>
       </w:pPr>
       <w:r>
-        <w:t>III. Regional &amp; Model Comparison: Five State HFA Archetypes</w:t>
+        <w:t>III. Operating Models: Five Archetypes</w:t>
       </w:r>
     </w:p>
     <w:p>
       <w:r>
-        <w:t>FY2025 disclosures suggest five rough archetypes for cross-state benchmarking:</w:t>
+        <w:t>FY2025 disclosures suggest five broad operating models useful for cross-state comparison:</w:t>
       </w:r>
     </w:p>
     <w:p>
@@ -2804,10 +2804,10 @@
         <w:rPr>
           <w:b/>
         </w:rPr>
-        <w:t xml:space="preserve">Bond-Driven Giants: </w:t>
+        <w:t xml:space="preserve">Bond-financed large agencies: </w:t>
       </w:r>
       <w:r>
-        <w:t>e.g., MI, IL, MN—assets and liabilities expand together, heavily reliant on MHRB/SFR programs and GSE pipelines.</w:t>
+        <w:t>Examples include Virginia, Minnesota, Colorado, Connecticut, Michigan, and Illinois: large asset bases with liabilities expanding in parallel, and heavy reliance on multifamily and single-family bond programs and GSE channels.</w:t>
       </w:r>
     </w:p>
     <w:p>
@@ -2818,10 +2818,10 @@
         <w:rPr>
           <w:b/>
         </w:rPr>
-        <w:t xml:space="preserve">Lean High-Growth Players: </w:t>
+        <w:t xml:space="preserve">High-growth mid-to-large agencies: </w:t>
       </w:r>
       <w:r>
-        <w:t>e.g., NH, WV—mid-sized balance sheets but notable net position growth; useful models for how smaller states punch above their weight.</w:t>
+        <w:t>Examples include Louisiana, Connecticut, Indiana, Ohio, and Utah: double-digit net position growth on mid-to-large balance sheets, illustrating how issuance cycles and program mix can strengthen equity.</w:t>
       </w:r>
     </w:p>
     <w:p>
@@ -2832,10 +2832,10 @@
         <w:rPr>
           <w:b/>
         </w:rPr>
-        <w:t xml:space="preserve">Integrated State-Department Models: </w:t>
+        <w:t xml:space="preserve">Integrated state-department models: </w:t>
       </w:r>
       <w:r>
-        <w:t>e.g., TX TDHCA—governmental and business-type funds in parallel; disclosure basis requires careful reading.</w:t>
+        <w:t>Texas TDHCA is representative: governmental and business-type funds operate in parallel, so the disclosure basis and consolidation scope require careful reading.</w:t>
       </w:r>
     </w:p>
     <w:p>
@@ -2846,10 +2846,10 @@
         <w:rPr>
           <w:b/>
         </w:rPr>
-        <w:t xml:space="preserve">High-Cost Coastal States: </w:t>
+        <w:t xml:space="preserve">High-cost coastal markets: </w:t>
       </w:r>
       <w:r>
-        <w:t>e.g., CA, NY, WA—financial results tightly linked to home prices, construction costs, and project pipelines. FY2025 CalHFA reported net position of ~$3.44B and total assets near $5.0B, with single-family TBA securitizations exceeding $3B—among the nation's largest state housing finance players.</w:t>
+        <w:t>California and Washington are illustrative (New York entity-level filings remain limited). Results track home prices, construction costs, and project pipelines closely. In FY2025, CalHFA reported net position of about $3.44 billion and total assets near $5.0 billion, remaining among the largest state housing finance agencies.</w:t>
       </w:r>
     </w:p>
     <w:p>
@@ -2860,10 +2860,10 @@
         <w:rPr>
           <w:b/>
         </w:rPr>
-        <w:t xml:space="preserve">Resource / Low-Density States: </w:t>
+        <w:t xml:space="preserve">Resource and low-density states: </w:t>
       </w:r>
       <w:r>
-        <w:t>e.g., WY, ND, SD—issuance cycles are volatile; individual projects can move the financial statements materially.</w:t>
+        <w:t>Wyoming, North Dakota, South Dakota, and New Mexico often show more volatile issuance cycles; individual projects can move the financial statements materially.</w:t>
       </w:r>
     </w:p>
     <w:p>
@@ -2871,7 +2871,7 @@
         <w:pStyle w:val="Heading1"/>
       </w:pPr>
       <w:r>
-        <w:t>IV. Counter-Intuitive Insights Behind the Numbers</w:t>
+        <w:t>IV. Interpreting the Numbers</w:t>
       </w:r>
     </w:p>
     <w:p>
@@ -2879,10 +2879,10 @@
         <w:rPr>
           <w:b/>
         </w:rPr>
-        <w:t xml:space="preserve">Bigger is not always safer. </w:t>
+        <w:t xml:space="preserve">Scale does not guarantee safety. </w:t>
       </w:r>
       <w:r>
-        <w:t>The largest asset bases often carry the highest liabilities and derivative exposure. With FY2025 rate paths still uncertain, net position ratio and cash flow matter as much as asset rankings.</w:t>
+        <w:t>The largest asset bases often carry the highest liabilities and derivative exposure. While interest-rate paths remain uncertain, net position ratio and cash-flow capacity deserve as much attention as asset rankings.</w:t>
       </w:r>
     </w:p>
     <w:p>
@@ -2890,10 +2890,10 @@
         <w:rPr>
           <w:b/>
         </w:rPr>
-        <w:t xml:space="preserve">Net position growth ≠ more housing built. </w:t>
+        <w:t xml:space="preserve">Net position growth is not housing production. </w:t>
       </w:r>
       <w:r>
-        <w:t>Under GAAP, net position can move with investment fair value, loss provisions, or bond premium amortization. Housing output must be validated against project reports (units financed, bonds issued).</w:t>
+        <w:t>Under GAAP, net position can change with investment fair value, loss provisions, or bond premium amortization. Housing output should be validated against program reports (units financed, bonds issued).</w:t>
       </w:r>
     </w:p>
     <w:p>
@@ -2901,10 +2901,10 @@
         <w:rPr>
           <w:b/>
         </w:rPr>
-        <w:t xml:space="preserve">Disclosure quality is a competitive advantage. </w:t>
+        <w:t xml:space="preserve">Disclosure quality has market value. </w:t>
       </w:r>
       <w:r>
-        <w:t>Agencies earning the GFOA Certificate of Achievement (e.g., IL IHDA) tend to publish clearer MD&amp;A—lowering investor due-diligence costs and, indirectly, bond spreads.</w:t>
+        <w:t>Agencies that earn the GFOA Certificate of Achievement (for example, Illinois IHDA) tend to publish clearer MD&amp;A, which can reduce investor due-diligence costs and, indirectly, support tighter bond spreads.</w:t>
       </w:r>
     </w:p>
     <w:p>
@@ -2912,7 +2912,7 @@
         <w:pStyle w:val="Heading1"/>
       </w:pPr>
       <w:r>
-        <w:t>V. Constructive Recommendations: A Policy Toolkit for FY2026 and Beyond</w:t>
+        <w:t>V. Recommendations for FY2026 and Beyond</w:t>
       </w:r>
     </w:p>
     <w:p>
@@ -2923,10 +2923,10 @@
         <w:rPr>
           <w:b/>
         </w:rPr>
-        <w:t xml:space="preserve">Establish an HFA Financial Health Index. </w:t>
+        <w:t xml:space="preserve">Adopt a common HFA financial health framework. </w:t>
       </w:r>
       <w:r>
-        <w:t>Standardize disclosure of net position ratio, debt service coverage, delinquency rates, LIHTC pipeline, and single-family vs. multifamily mix—replacing fragmented narratives with comparable metrics.</w:t>
+        <w:t>Standardize disclosure of net position ratio, debt service coverage, delinquency rates, LIHTC pipeline, and the single-family versus multifamily mix so that fragmented narratives can be replaced with comparable metrics.</w:t>
       </w:r>
     </w:p>
     <w:p>
@@ -2937,10 +2937,10 @@
         <w:rPr>
           <w:b/>
         </w:rPr>
-        <w:t xml:space="preserve">Embed affordability in the balance sheet. </w:t>
+        <w:t xml:space="preserve">Connect affordability outcomes to the financial statements. </w:t>
       </w:r>
       <w:r>
-        <w:t>Add MD&amp;A unit-cost metrics: affordable units per $1M of bond proceeds, first-time buyers supported per dollar of net position—linking financial statements to housing outcomes.</w:t>
+        <w:t>Add MD&amp;A unit-cost metrics—affordable units per $1 million of bond proceeds, and first-time buyers supported per dollar of net position—to link reported finances to housing results.</w:t>
       </w:r>
     </w:p>
     <w:p>
@@ -2951,10 +2951,10 @@
         <w:rPr>
           <w:b/>
         </w:rPr>
-        <w:t xml:space="preserve">Regional bond pooling and risk sharing. </w:t>
+        <w:t xml:space="preserve">Expand regional bond pooling and risk sharing. </w:t>
       </w:r>
       <w:r>
-        <w:t>Smaller HFAs: explore regional bond pools to cut issuance costs. Larger HFAs: standardize hedging for disaster and interest-rate risk.</w:t>
+        <w:t>Smaller HFAs may lower issuance costs through regional bond pools. Larger HFAs may benefit from more standardized hedging for disaster and interest-rate risk.</w:t>
       </w:r>
     </w:p>
     <w:p>
@@ -2965,10 +2965,10 @@
         <w:rPr>
           <w:b/>
         </w:rPr>
-        <w:t xml:space="preserve">Digital disclosure and machine-readable data. </w:t>
+        <w:t xml:space="preserve">Publish machine-readable disclosures. </w:t>
       </w:r>
       <w:r>
-        <w:t>Publish XBRL or structured CSV supplements so researchers, rating agencies, and federal partners can monitor HFAs in near real time.</w:t>
+        <w:t>XBRL or structured CSV supplements would help researchers, rating agencies, and federal partners monitor HFAs on a more timely basis.</w:t>
       </w:r>
     </w:p>
     <w:p>
@@ -2979,10 +2979,10 @@
         <w:rPr>
           <w:b/>
         </w:rPr>
-        <w:t xml:space="preserve">Focus on the missing middle (80%–120% AMI). </w:t>
+        <w:t xml:space="preserve">Track the missing-middle segment (80%–120% AMI). </w:t>
       </w:r>
       <w:r>
-        <w:t>Track middle-income projects separately in financial planning—avoid concentrating all resources at the lowest AMI tier and market-rate ends, squeezing out teachers, nurses, and similar workers.</w:t>
+        <w:t>Treat middle-income projects as a distinct planning category so resources are not concentrated only at the lowest AMI tiers and the market-rate end of the spectrum, which can leave teachers, nurses, and similar workers underserved.</w:t>
       </w:r>
     </w:p>
     <w:p>
@@ -2990,7 +2990,7 @@
         <w:pStyle w:val="Heading1"/>
       </w:pPr>
       <w:r>
-        <w:t>VI. Data Coverage &amp; Download Inventory</w:t>
+        <w:t>VI. Data Coverage and File Inventory</w:t>
       </w:r>
     </w:p>
     <w:tbl>
@@ -3209,7 +3209,7 @@
           </w:tcPr>
           <w:p>
             <w:r>
-              <w:t>-</w:t>
+              <w:t>Growth rate verified manually against the ACFR</w:t>
             </w:r>
           </w:p>
         </w:tc>
@@ -3365,7 +3365,7 @@
           </w:tcPr>
           <w:p>
             <w:r>
-              <w:t>-</w:t>
+              <w:t>Growth rate verified manually against the ACFR</w:t>
             </w:r>
           </w:p>
         </w:tc>
@@ -3417,7 +3417,7 @@
           </w:tcPr>
           <w:p>
             <w:r>
-              <w:t>Core metrics not auto-extracted; manual PDF review recommended</w:t>
+              <w:t>Metrics completed from the agency ACFR/financial statements</w:t>
             </w:r>
           </w:p>
         </w:tc>
@@ -3729,7 +3729,7 @@
           </w:tcPr>
           <w:p>
             <w:r>
-              <w:t>State-level ACFR/consolidated report; excluded from HFA-specific rankings</w:t>
+              <w:t>Amounts reported in thousands; figures adjusted accordingly</w:t>
             </w:r>
           </w:p>
         </w:tc>
@@ -3937,7 +3937,7 @@
           </w:tcPr>
           <w:p>
             <w:r>
-              <w:t>State-level ACFR/consolidated report; excluded from HFA-specific rankings</w:t>
+              <w:t>Metrics completed from the agency ACFR/financial statements</w:t>
             </w:r>
           </w:p>
         </w:tc>
@@ -3989,7 +3989,7 @@
           </w:tcPr>
           <w:p>
             <w:r>
-              <w:t>Core metrics not auto-extracted; manual PDF review recommended</w:t>
+              <w:t>Metrics completed from the agency ACFR/financial statements</w:t>
             </w:r>
           </w:p>
         </w:tc>
@@ -4197,7 +4197,7 @@
           </w:tcPr>
           <w:p>
             <w:r>
-              <w:t>Core metrics not auto-extracted; manual PDF review recommended</w:t>
+              <w:t>Growth rate verified manually against the ACFR</w:t>
             </w:r>
           </w:p>
         </w:tc>
@@ -4353,7 +4353,7 @@
           </w:tcPr>
           <w:p>
             <w:r>
-              <w:t>-</w:t>
+              <w:t>Growth rate verified manually against the ACFR</w:t>
             </w:r>
           </w:p>
         </w:tc>
@@ -4561,7 +4561,7 @@
           </w:tcPr>
           <w:p>
             <w:r>
-              <w:t>-</w:t>
+              <w:t>Growth rate verified manually against the ACFR</w:t>
             </w:r>
           </w:p>
         </w:tc>
@@ -4613,7 +4613,7 @@
           </w:tcPr>
           <w:p>
             <w:r>
-              <w:t>-</w:t>
+              <w:t>Growth rate verified manually against the ACFR</w:t>
             </w:r>
           </w:p>
         </w:tc>
@@ -4769,7 +4769,7 @@
           </w:tcPr>
           <w:p>
             <w:r>
-              <w:t>Core metrics not auto-extracted; manual PDF review recommended</w:t>
+              <w:t>Metrics completed from audited financial statements (scanned PDF) MD&amp;A</w:t>
             </w:r>
           </w:p>
         </w:tc>
@@ -4977,7 +4977,7 @@
           </w:tcPr>
           <w:p>
             <w:r>
-              <w:t>Core metrics not auto-extracted; manual PDF review recommended</w:t>
+              <w:t>Metrics completed from the agency ACFR/financial statements</w:t>
             </w:r>
           </w:p>
         </w:tc>
@@ -5185,7 +5185,7 @@
           </w:tcPr>
           <w:p>
             <w:r>
-              <w:t>Core metrics not auto-extracted; manual PDF review recommended</w:t>
+              <w:t>Metrics completed from the agency ACFR/financial statements</w:t>
             </w:r>
           </w:p>
         </w:tc>
@@ -5393,7 +5393,7 @@
           </w:tcPr>
           <w:p>
             <w:r>
-              <w:t>Core metrics not auto-extracted; manual PDF review recommended</w:t>
+              <w:t>Growth rate verified manually against the ACFR</w:t>
             </w:r>
           </w:p>
         </w:tc>
@@ -5497,7 +5497,7 @@
           </w:tcPr>
           <w:p>
             <w:r>
-              <w:t>Core metrics not auto-extracted; manual PDF review recommended</w:t>
+              <w:t>Metrics completed from the agency ACFR/financial statements</w:t>
             </w:r>
           </w:p>
         </w:tc>
@@ -5716,12 +5716,12 @@
         <w:pStyle w:val="Heading1"/>
       </w:pPr>
       <w:r>
-        <w:t>VII. States Without FY2025 Reports (Watch List)</w:t>
+        <w:t>VII. States Without FY2025 Reports</w:t>
       </w:r>
     </w:p>
     <w:p>
       <w:r>
-        <w:t>The following 8 states/territories had no locatable FY2025 ACFR/financial statement in public channels as of this report—often because audits were incomplete, only FY2024 was posted, or filings sit behind non-standard portals.</w:t>
+        <w:t>As of this report, the following 8 states or territories had no publicly locatable FY2025 ACFR or audited financial statement. Common reasons include incomplete audits, FY2024-only postings, or filings hosted on nonstandard sites.</w:t>
       </w:r>
     </w:p>
     <w:p>
@@ -5798,7 +5798,7 @@
     </w:p>
     <w:p>
       <w:r>
-        <w:t>Data sources: FY2025 ACFRs or audited financial statement PDFs published on state HFA or state auditor websites. Metric extraction prioritizes MD&amp;A Financial Highlights and Statement of Net Position lines for Total assets, Total liabilities, and Total net position (typically in thousands of dollars). Limitation: disclosure bases differ (governmental vs. business-type vs. blended); cross-state comparisons should be read with footnotes.</w:t>
+        <w:t>Sources are FY2025 ACFRs or audited financial statement PDFs published by state HFAs or state auditors. Extraction prioritizes MD&amp;A financial highlights and Statement of Net Position lines for total assets, total liabilities, and total net position (often reported in thousands of dollars). Disclosure bases differ across governmental activities, business-type activities, and blended presentations; cross-state comparisons should be read with the accompanying notes.</w:t>
       </w:r>
     </w:p>
     <w:sectPr>

--- a/FY2025/FY2025_US_State_HFA_ACFR_Analysis_Report.docx
+++ b/FY2025/FY2025_US_State_HFA_ACFR_Analysis_Report.docx
@@ -43,7 +43,7 @@
     </w:p>
     <w:p>
       <w:r>
-        <w:t>Among 42 agencies with extracted metrics, aggregate net position is approximately $42.76B and aggregate total assets approximately $147.97B. State HFAs function largely as bond-financed intermediaries: mortgage and development loans on the asset side, and housing bonds on the liability side. The net position ratio (net position divided by total assets) is a useful indicator of financial cushion and resilience.</w:t>
+        <w:t>Among 42 agencies with extracted metrics, aggregate net position is approximately $42.76B and aggregate total assets approximately $147.97B. These aggregates are indicative of sector scale only and are not comparable to consolidated financial statements given differing reporting bases. State HFAs function largely as bond-financed intermediaries: mortgage and development loans on the asset side, and housing bonds on the liability side. The net position ratio (net position divided by total assets) is a useful indicator of financial cushion and resilience.</w:t>
       </w:r>
     </w:p>
     <w:p>

--- a/FY2025/FY2025_US_State_HFA_ACFR_Analysis_Report.docx
+++ b/FY2025/FY2025_US_State_HFA_ACFR_Analysis_Report.docx
@@ -25,7 +25,7 @@
         <w:rPr>
           <w:i/>
         </w:rPr>
-        <w:t>Prepared: August 07, 2026  |  Coverage: 51 states/territories  |  Reports obtained: 43 FY2025 filings</w:t>
+        <w:t>Prepared: August 09, 2026  |  Coverage: 51 states/territories  |  Reports obtained: 44 FY2025 filings</w:t>
       </w:r>
     </w:p>
     <w:p>
@@ -38,17 +38,17 @@
     </w:p>
     <w:p>
       <w:r>
-        <w:t>Fiscal year 2025 (year ended June 30, 2025 for most agencies; a few report on a calendar year) was a consequential period for State Housing Finance Agencies (HFAs). Interest rates eased, competition for Low-Income Housing Tax Credits (LIHTC) intensified, and first-time homebuyer programs continued to expand. This report compiles and compares publicly available ACFRs and audited financial statements for HFAs across all 51 states and the District of Columbia. As of the preparation date, 43 FY2025 reports were obtained (84% coverage).</w:t>
+        <w:t>Fiscal year 2025 (year ended June 30, 2025 for most agencies; a few report on a calendar year) was a consequential period for State Housing Finance Agencies (HFAs). Interest rates eased, competition for Low-Income Housing Tax Credits (LIHTC) intensified, and first-time homebuyer programs continued to expand. This report compiles and compares publicly available ACFRs and audited financial statements for HFAs across all 51 states and the District of Columbia. As of the preparation date, 44 FY2025 reports were obtained (86% coverage).</w:t>
       </w:r>
     </w:p>
     <w:p>
       <w:r>
-        <w:t>Among 42 agencies with extracted metrics, aggregate net position is approximately $42.76B and aggregate total assets approximately $147.97B. These aggregates are indicative of sector scale only and are not comparable to consolidated financial statements given differing reporting bases. State HFAs function largely as bond-financed intermediaries: mortgage and development loans on the asset side, and housing bonds on the liability side. The net position ratio (net position divided by total assets) is a useful indicator of financial cushion and resilience.</w:t>
+        <w:t>Among 44 agencies with extracted net position figures, aggregate net position is approximately $42.98B; among 40 agencies with extracted total assets figures, aggregate total assets is approximately $163.14B. These aggregates are indicative of sector scale only and are not comparable to consolidated financial statements given differing reporting bases. State HFAs function largely as bond-financed intermediaries: mortgage and development loans on the asset side, and housing bonds on the liability side. The net position ratio (net position divided by total assets) is a useful indicator of financial cushion and resilience.</w:t>
       </w:r>
     </w:p>
     <w:p>
       <w:r>
-        <w:t>The strongest year-over-year increase in net position was recorded by LA (LHC), at +31.9%, bringing net position to $821.7M. Such gains often coincide with higher bond issuance, portfolio growth, or fair-value recovery, and should be interpreted alongside housing production measures (for example, units financed).</w:t>
+        <w:t>The strongest year-over-year increase in net position was recorded by MS (MHC), at +121.2% (from a small $17.5M base, reflecting Mississippi's first FY2025 filing captured in this report); among agencies with an established prior-year base, LA (LHC) led at +31.9%, bringing net position to $821.7M. Such gains often coincide with higher bond issuance, portfolio growth, or fair-value recovery, and should be interpreted alongside housing production measures (for example, units financed).</w:t>
       </w:r>
     </w:p>
     <w:p>
@@ -870,7 +870,7 @@
           </w:tcPr>
           <w:p>
             <w:r>
-              <w:t>LA</w:t>
+              <w:t>MS</w:t>
             </w:r>
           </w:p>
         </w:tc>
@@ -880,7 +880,7 @@
           </w:tcPr>
           <w:p>
             <w:r>
-              <w:t>LHC</w:t>
+              <w:t>MHC</w:t>
             </w:r>
           </w:p>
         </w:tc>
@@ -890,7 +890,7 @@
           </w:tcPr>
           <w:p>
             <w:r>
-              <w:t>$198.7M</w:t>
+              <w:t>$21.3M</w:t>
             </w:r>
           </w:p>
         </w:tc>
@@ -900,7 +900,7 @@
           </w:tcPr>
           <w:p>
             <w:r>
-              <w:t>+31.9%</w:t>
+              <w:t>+121.2%</w:t>
             </w:r>
           </w:p>
         </w:tc>
@@ -910,7 +910,7 @@
           </w:tcPr>
           <w:p>
             <w:r>
-              <w:t>$821.7M</w:t>
+              <w:t>$38.8M</w:t>
             </w:r>
           </w:p>
         </w:tc>
@@ -932,7 +932,7 @@
           </w:tcPr>
           <w:p>
             <w:r>
-              <w:t>CT</w:t>
+              <w:t>LA</w:t>
             </w:r>
           </w:p>
         </w:tc>
@@ -942,7 +942,7 @@
           </w:tcPr>
           <w:p>
             <w:r>
-              <w:t>CHFA</w:t>
+              <w:t>LHC</w:t>
             </w:r>
           </w:p>
         </w:tc>
@@ -952,7 +952,7 @@
           </w:tcPr>
           <w:p>
             <w:r>
-              <w:t>$192.6M</w:t>
+              <w:t>$198.7M</w:t>
             </w:r>
           </w:p>
         </w:tc>
@@ -962,7 +962,7 @@
           </w:tcPr>
           <w:p>
             <w:r>
-              <w:t>+25.2%</w:t>
+              <w:t>+31.9%</w:t>
             </w:r>
           </w:p>
         </w:tc>
@@ -972,7 +972,7 @@
           </w:tcPr>
           <w:p>
             <w:r>
-              <w:t>$957.0M</w:t>
+              <w:t>$821.7M</w:t>
             </w:r>
           </w:p>
         </w:tc>
@@ -994,7 +994,7 @@
           </w:tcPr>
           <w:p>
             <w:r>
-              <w:t>IN</w:t>
+              <w:t>CT</w:t>
             </w:r>
           </w:p>
         </w:tc>
@@ -1004,7 +1004,7 @@
           </w:tcPr>
           <w:p>
             <w:r>
-              <w:t>IHCDA</w:t>
+              <w:t>CHFA</w:t>
             </w:r>
           </w:p>
         </w:tc>
@@ -1014,7 +1014,7 @@
           </w:tcPr>
           <w:p>
             <w:r>
-              <w:t>$101.6M</w:t>
+              <w:t>$192.6M</w:t>
             </w:r>
           </w:p>
         </w:tc>
@@ -1024,7 +1024,7 @@
           </w:tcPr>
           <w:p>
             <w:r>
-              <w:t>+20.4%</w:t>
+              <w:t>+25.2%</w:t>
             </w:r>
           </w:p>
         </w:tc>
@@ -1034,7 +1034,7 @@
           </w:tcPr>
           <w:p>
             <w:r>
-              <w:t>$599.5M</w:t>
+              <w:t>$957.0M</w:t>
             </w:r>
           </w:p>
         </w:tc>
@@ -1056,7 +1056,7 @@
           </w:tcPr>
           <w:p>
             <w:r>
-              <w:t>OH</w:t>
+              <w:t>IN</w:t>
             </w:r>
           </w:p>
         </w:tc>
@@ -1066,7 +1066,7 @@
           </w:tcPr>
           <w:p>
             <w:r>
-              <w:t>OHFA</w:t>
+              <w:t>IHCDA</w:t>
             </w:r>
           </w:p>
         </w:tc>
@@ -1076,7 +1076,7 @@
           </w:tcPr>
           <w:p>
             <w:r>
-              <w:t>$86.9M</w:t>
+              <w:t>$101.6M</w:t>
             </w:r>
           </w:p>
         </w:tc>
@@ -1086,7 +1086,7 @@
           </w:tcPr>
           <w:p>
             <w:r>
-              <w:t>+19.8%</w:t>
+              <w:t>+20.4%</w:t>
             </w:r>
           </w:p>
         </w:tc>
@@ -1096,7 +1096,7 @@
           </w:tcPr>
           <w:p>
             <w:r>
-              <w:t>$526.1M</w:t>
+              <w:t>$599.5M</w:t>
             </w:r>
           </w:p>
         </w:tc>
@@ -1118,7 +1118,7 @@
           </w:tcPr>
           <w:p>
             <w:r>
-              <w:t>MN</w:t>
+              <w:t>OH</w:t>
             </w:r>
           </w:p>
         </w:tc>
@@ -1128,7 +1128,7 @@
           </w:tcPr>
           <w:p>
             <w:r>
-              <w:t>MNHousing</w:t>
+              <w:t>OHFA</w:t>
             </w:r>
           </w:p>
         </w:tc>
@@ -1138,7 +1138,7 @@
           </w:tcPr>
           <w:p>
             <w:r>
-              <w:t>$259.9M</w:t>
+              <w:t>$86.9M</w:t>
             </w:r>
           </w:p>
         </w:tc>
@@ -1148,7 +1148,7 @@
           </w:tcPr>
           <w:p>
             <w:r>
-              <w:t>+18.7%</w:t>
+              <w:t>+19.8%</w:t>
             </w:r>
           </w:p>
         </w:tc>
@@ -1158,7 +1158,7 @@
           </w:tcPr>
           <w:p>
             <w:r>
-              <w:t>$1,649.4M</w:t>
+              <w:t>$526.1M</w:t>
             </w:r>
           </w:p>
         </w:tc>
@@ -1180,7 +1180,7 @@
           </w:tcPr>
           <w:p>
             <w:r>
-              <w:t>UT</w:t>
+              <w:t>MN</w:t>
             </w:r>
           </w:p>
         </w:tc>
@@ -1190,7 +1190,7 @@
           </w:tcPr>
           <w:p>
             <w:r>
-              <w:t>UtahHousing</w:t>
+              <w:t>MNHousing</w:t>
             </w:r>
           </w:p>
         </w:tc>
@@ -1200,7 +1200,7 @@
           </w:tcPr>
           <w:p>
             <w:r>
-              <w:t>$96.2M</w:t>
+              <w:t>$259.9M</w:t>
             </w:r>
           </w:p>
         </w:tc>
@@ -1220,7 +1220,7 @@
           </w:tcPr>
           <w:p>
             <w:r>
-              <w:t>$610.6M</w:t>
+              <w:t>$1,649.4M</w:t>
             </w:r>
           </w:p>
         </w:tc>
@@ -1242,7 +1242,7 @@
           </w:tcPr>
           <w:p>
             <w:r>
-              <w:t>WI</w:t>
+              <w:t>UT</w:t>
             </w:r>
           </w:p>
         </w:tc>
@@ -1252,7 +1252,7 @@
           </w:tcPr>
           <w:p>
             <w:r>
-              <w:t>WHEDA</w:t>
+              <w:t>UtahHousing</w:t>
             </w:r>
           </w:p>
         </w:tc>
@@ -1262,7 +1262,7 @@
           </w:tcPr>
           <w:p>
             <w:r>
-              <w:t>$169.7M</w:t>
+              <w:t>$96.2M</w:t>
             </w:r>
           </w:p>
         </w:tc>
@@ -1272,7 +1272,7 @@
           </w:tcPr>
           <w:p>
             <w:r>
-              <w:t>+17.6%</w:t>
+              <w:t>+18.7%</w:t>
             </w:r>
           </w:p>
         </w:tc>
@@ -1282,7 +1282,7 @@
           </w:tcPr>
           <w:p>
             <w:r>
-              <w:t>$1,134.1M</w:t>
+              <w:t>$610.6M</w:t>
             </w:r>
           </w:p>
         </w:tc>
@@ -1304,7 +1304,7 @@
           </w:tcPr>
           <w:p>
             <w:r>
-              <w:t>CO</w:t>
+              <w:t>WI</w:t>
             </w:r>
           </w:p>
         </w:tc>
@@ -1314,7 +1314,7 @@
           </w:tcPr>
           <w:p>
             <w:r>
-              <w:t>CHFA</w:t>
+              <w:t>WHEDA</w:t>
             </w:r>
           </w:p>
         </w:tc>
@@ -1324,7 +1324,7 @@
           </w:tcPr>
           <w:p>
             <w:r>
-              <w:t>$143.3M</w:t>
+              <w:t>$169.7M</w:t>
             </w:r>
           </w:p>
         </w:tc>
@@ -1334,7 +1334,7 @@
           </w:tcPr>
           <w:p>
             <w:r>
-              <w:t>+17.3%</w:t>
+              <w:t>+17.6%</w:t>
             </w:r>
           </w:p>
         </w:tc>
@@ -1344,7 +1344,7 @@
           </w:tcPr>
           <w:p>
             <w:r>
-              <w:t>$971.7M</w:t>
+              <w:t>$1,134.1M</w:t>
             </w:r>
           </w:p>
         </w:tc>
@@ -1366,7 +1366,7 @@
           </w:tcPr>
           <w:p>
             <w:r>
-              <w:t>MA</w:t>
+              <w:t>CO</w:t>
             </w:r>
           </w:p>
         </w:tc>
@@ -1376,7 +1376,7 @@
           </w:tcPr>
           <w:p>
             <w:r>
-              <w:t>MassHousing</w:t>
+              <w:t>CHFA</w:t>
             </w:r>
           </w:p>
         </w:tc>
@@ -1386,7 +1386,7 @@
           </w:tcPr>
           <w:p>
             <w:r>
-              <w:t>$260.7M</w:t>
+              <w:t>$143.3M</w:t>
             </w:r>
           </w:p>
         </w:tc>
@@ -1396,7 +1396,7 @@
           </w:tcPr>
           <w:p>
             <w:r>
-              <w:t>+14.3%</w:t>
+              <w:t>+17.3%</w:t>
             </w:r>
           </w:p>
         </w:tc>
@@ -1406,7 +1406,7 @@
           </w:tcPr>
           <w:p>
             <w:r>
-              <w:t>$2,083.9M</w:t>
+              <w:t>$971.7M</w:t>
             </w:r>
           </w:p>
         </w:tc>
@@ -1428,7 +1428,7 @@
           </w:tcPr>
           <w:p>
             <w:r>
-              <w:t>NC</w:t>
+              <w:t>MA</w:t>
             </w:r>
           </w:p>
         </w:tc>
@@ -1438,7 +1438,7 @@
           </w:tcPr>
           <w:p>
             <w:r>
-              <w:t>NCHFA</w:t>
+              <w:t>MassHousing</w:t>
             </w:r>
           </w:p>
         </w:tc>
@@ -1448,7 +1448,7 @@
           </w:tcPr>
           <w:p>
             <w:r>
-              <w:t>$122.6M</w:t>
+              <w:t>$260.7M</w:t>
             </w:r>
           </w:p>
         </w:tc>
@@ -1468,7 +1468,7 @@
           </w:tcPr>
           <w:p>
             <w:r>
-              <w:t>$979.8M</w:t>
+              <w:t>$2,083.9M</w:t>
             </w:r>
           </w:p>
         </w:tc>
@@ -1476,7 +1476,7 @@
     </w:tbl>
     <w:p>
       <w:r>
-        <w:t>Louisiana recorded the highest year-over-year net position growth, with Connecticut, Indiana, Ohio, Minnesota, and Utah also posting gains in the mid-teens to mid-20s. Rapid growth commonly reflects a rebound in bond issuance, releases of loan-loss reserves or fair-value gains, or stronger fee and spread income from state homebuyer programs. Gains driven mainly by fair-value changes rather than operating results may prove less durable.</w:t>
+        <w:t>Mississippi posted the largest year-over-year net position increase in percentage terms (+121.2%), though from a small base as a newly obtained FY2025 filing. Among agencies with an established prior-year base, Louisiana recorded the highest growth, with Connecticut, Indiana, Ohio, Minnesota, and Utah also posting gains in the mid-teens to mid-20s. Rapid growth commonly reflects a rebound in bond issuance, releases of loan-loss reserves or fair-value gains, or stronger fee and spread income from state homebuyer programs. Gains driven mainly by fair-value changes rather than operating results may prove less durable.</w:t>
       </w:r>
     </w:p>
     <w:p>
@@ -1725,37 +1725,37 @@
           </w:tcPr>
           <w:p>
             <w:r>
-              <w:t>CT</w:t>
-            </w:r>
-          </w:p>
-        </w:tc>
-        <w:tc>
-          <w:tcPr>
-            <w:tcW w:type="dxa" w:w="1728"/>
-          </w:tcPr>
-          <w:p>
-            <w:r>
-              <w:t>CHFA</w:t>
-            </w:r>
-          </w:p>
-        </w:tc>
-        <w:tc>
-          <w:tcPr>
-            <w:tcW w:type="dxa" w:w="1728"/>
-          </w:tcPr>
-          <w:p>
-            <w:r>
-              <w:t>$8,122.4M</w:t>
-            </w:r>
-          </w:p>
-        </w:tc>
-        <w:tc>
-          <w:tcPr>
-            <w:tcW w:type="dxa" w:w="1728"/>
-          </w:tcPr>
-          <w:p>
-            <w:r>
-              <w:t>$957.0M</w:t>
+              <w:t>PA</w:t>
+            </w:r>
+          </w:p>
+        </w:tc>
+        <w:tc>
+          <w:tcPr>
+            <w:tcW w:type="dxa" w:w="1728"/>
+          </w:tcPr>
+          <w:p>
+            <w:r>
+              <w:t>PHFA</w:t>
+            </w:r>
+          </w:p>
+        </w:tc>
+        <w:tc>
+          <w:tcPr>
+            <w:tcW w:type="dxa" w:w="1728"/>
+          </w:tcPr>
+          <w:p>
+            <w:r>
+              <w:t>$8,211.3M</w:t>
+            </w:r>
+          </w:p>
+        </w:tc>
+        <w:tc>
+          <w:tcPr>
+            <w:tcW w:type="dxa" w:w="1728"/>
+          </w:tcPr>
+          <w:p>
+            <w:r>
+              <w:t>$890.3M</w:t>
             </w:r>
           </w:p>
         </w:tc>
@@ -1777,37 +1777,37 @@
           </w:tcPr>
           <w:p>
             <w:r>
-              <w:t>MA</w:t>
-            </w:r>
-          </w:p>
-        </w:tc>
-        <w:tc>
-          <w:tcPr>
-            <w:tcW w:type="dxa" w:w="1728"/>
-          </w:tcPr>
-          <w:p>
-            <w:r>
-              <w:t>MassHousing</w:t>
-            </w:r>
-          </w:p>
-        </w:tc>
-        <w:tc>
-          <w:tcPr>
-            <w:tcW w:type="dxa" w:w="1728"/>
-          </w:tcPr>
-          <w:p>
-            <w:r>
-              <w:t>$8,079.7M</w:t>
-            </w:r>
-          </w:p>
-        </w:tc>
-        <w:tc>
-          <w:tcPr>
-            <w:tcW w:type="dxa" w:w="1728"/>
-          </w:tcPr>
-          <w:p>
-            <w:r>
-              <w:t>$2,083.9M</w:t>
+              <w:t>CT</w:t>
+            </w:r>
+          </w:p>
+        </w:tc>
+        <w:tc>
+          <w:tcPr>
+            <w:tcW w:type="dxa" w:w="1728"/>
+          </w:tcPr>
+          <w:p>
+            <w:r>
+              <w:t>CHFA</w:t>
+            </w:r>
+          </w:p>
+        </w:tc>
+        <w:tc>
+          <w:tcPr>
+            <w:tcW w:type="dxa" w:w="1728"/>
+          </w:tcPr>
+          <w:p>
+            <w:r>
+              <w:t>$8,122.4M</w:t>
+            </w:r>
+          </w:p>
+        </w:tc>
+        <w:tc>
+          <w:tcPr>
+            <w:tcW w:type="dxa" w:w="1728"/>
+          </w:tcPr>
+          <w:p>
+            <w:r>
+              <w:t>$957.0M</w:t>
             </w:r>
           </w:p>
         </w:tc>
@@ -1829,37 +1829,37 @@
           </w:tcPr>
           <w:p>
             <w:r>
-              <w:t>MI</w:t>
-            </w:r>
-          </w:p>
-        </w:tc>
-        <w:tc>
-          <w:tcPr>
-            <w:tcW w:type="dxa" w:w="1728"/>
-          </w:tcPr>
-          <w:p>
-            <w:r>
-              <w:t>MSHDA</w:t>
-            </w:r>
-          </w:p>
-        </w:tc>
-        <w:tc>
-          <w:tcPr>
-            <w:tcW w:type="dxa" w:w="1728"/>
-          </w:tcPr>
-          <w:p>
-            <w:r>
-              <w:t>$8,027.8M</w:t>
-            </w:r>
-          </w:p>
-        </w:tc>
-        <w:tc>
-          <w:tcPr>
-            <w:tcW w:type="dxa" w:w="1728"/>
-          </w:tcPr>
-          <w:p>
-            <w:r>
-              <w:t>$1,292.0M</w:t>
+              <w:t>MA</w:t>
+            </w:r>
+          </w:p>
+        </w:tc>
+        <w:tc>
+          <w:tcPr>
+            <w:tcW w:type="dxa" w:w="1728"/>
+          </w:tcPr>
+          <w:p>
+            <w:r>
+              <w:t>MassHousing</w:t>
+            </w:r>
+          </w:p>
+        </w:tc>
+        <w:tc>
+          <w:tcPr>
+            <w:tcW w:type="dxa" w:w="1728"/>
+          </w:tcPr>
+          <w:p>
+            <w:r>
+              <w:t>$8,079.7M</w:t>
+            </w:r>
+          </w:p>
+        </w:tc>
+        <w:tc>
+          <w:tcPr>
+            <w:tcW w:type="dxa" w:w="1728"/>
+          </w:tcPr>
+          <w:p>
+            <w:r>
+              <w:t>$2,083.9M</w:t>
             </w:r>
           </w:p>
         </w:tc>
@@ -1881,37 +1881,37 @@
           </w:tcPr>
           <w:p>
             <w:r>
-              <w:t>IL</w:t>
-            </w:r>
-          </w:p>
-        </w:tc>
-        <w:tc>
-          <w:tcPr>
-            <w:tcW w:type="dxa" w:w="1728"/>
-          </w:tcPr>
-          <w:p>
-            <w:r>
-              <w:t>IHDA</w:t>
-            </w:r>
-          </w:p>
-        </w:tc>
-        <w:tc>
-          <w:tcPr>
-            <w:tcW w:type="dxa" w:w="1728"/>
-          </w:tcPr>
-          <w:p>
-            <w:r>
-              <w:t>$7,846.5M</w:t>
-            </w:r>
-          </w:p>
-        </w:tc>
-        <w:tc>
-          <w:tcPr>
-            <w:tcW w:type="dxa" w:w="1728"/>
-          </w:tcPr>
-          <w:p>
-            <w:r>
-              <w:t>$1,533.7M</w:t>
+              <w:t>MI</w:t>
+            </w:r>
+          </w:p>
+        </w:tc>
+        <w:tc>
+          <w:tcPr>
+            <w:tcW w:type="dxa" w:w="1728"/>
+          </w:tcPr>
+          <w:p>
+            <w:r>
+              <w:t>MSHDA</w:t>
+            </w:r>
+          </w:p>
+        </w:tc>
+        <w:tc>
+          <w:tcPr>
+            <w:tcW w:type="dxa" w:w="1728"/>
+          </w:tcPr>
+          <w:p>
+            <w:r>
+              <w:t>$8,027.8M</w:t>
+            </w:r>
+          </w:p>
+        </w:tc>
+        <w:tc>
+          <w:tcPr>
+            <w:tcW w:type="dxa" w:w="1728"/>
+          </w:tcPr>
+          <w:p>
+            <w:r>
+              <w:t>$1,292.0M</w:t>
             </w:r>
           </w:p>
         </w:tc>
@@ -1933,37 +1933,37 @@
           </w:tcPr>
           <w:p>
             <w:r>
-              <w:t>FL</w:t>
-            </w:r>
-          </w:p>
-        </w:tc>
-        <w:tc>
-          <w:tcPr>
-            <w:tcW w:type="dxa" w:w="1728"/>
-          </w:tcPr>
-          <w:p>
-            <w:r>
-              <w:t>FloridaHousing</w:t>
-            </w:r>
-          </w:p>
-        </w:tc>
-        <w:tc>
-          <w:tcPr>
-            <w:tcW w:type="dxa" w:w="1728"/>
-          </w:tcPr>
-          <w:p>
-            <w:r>
-              <w:t>$7,722.4M</w:t>
-            </w:r>
-          </w:p>
-        </w:tc>
-        <w:tc>
-          <w:tcPr>
-            <w:tcW w:type="dxa" w:w="1728"/>
-          </w:tcPr>
-          <w:p>
-            <w:r>
-              <w:t>$4,771.1M</w:t>
+              <w:t>IL</w:t>
+            </w:r>
+          </w:p>
+        </w:tc>
+        <w:tc>
+          <w:tcPr>
+            <w:tcW w:type="dxa" w:w="1728"/>
+          </w:tcPr>
+          <w:p>
+            <w:r>
+              <w:t>IHDA</w:t>
+            </w:r>
+          </w:p>
+        </w:tc>
+        <w:tc>
+          <w:tcPr>
+            <w:tcW w:type="dxa" w:w="1728"/>
+          </w:tcPr>
+          <w:p>
+            <w:r>
+              <w:t>$7,846.5M</w:t>
+            </w:r>
+          </w:p>
+        </w:tc>
+        <w:tc>
+          <w:tcPr>
+            <w:tcW w:type="dxa" w:w="1728"/>
+          </w:tcPr>
+          <w:p>
+            <w:r>
+              <w:t>$1,533.7M</w:t>
             </w:r>
           </w:p>
         </w:tc>
@@ -1985,37 +1985,37 @@
           </w:tcPr>
           <w:p>
             <w:r>
-              <w:t>IA</w:t>
-            </w:r>
-          </w:p>
-        </w:tc>
-        <w:tc>
-          <w:tcPr>
-            <w:tcW w:type="dxa" w:w="1728"/>
-          </w:tcPr>
-          <w:p>
-            <w:r>
-              <w:t>IFA</w:t>
-            </w:r>
-          </w:p>
-        </w:tc>
-        <w:tc>
-          <w:tcPr>
-            <w:tcW w:type="dxa" w:w="1728"/>
-          </w:tcPr>
-          <w:p>
-            <w:r>
-              <w:t>$6,173.2M</w:t>
-            </w:r>
-          </w:p>
-        </w:tc>
-        <w:tc>
-          <w:tcPr>
-            <w:tcW w:type="dxa" w:w="1728"/>
-          </w:tcPr>
-          <w:p>
-            <w:r>
-              <w:t>$1,664.6M</w:t>
+              <w:t>FL</w:t>
+            </w:r>
+          </w:p>
+        </w:tc>
+        <w:tc>
+          <w:tcPr>
+            <w:tcW w:type="dxa" w:w="1728"/>
+          </w:tcPr>
+          <w:p>
+            <w:r>
+              <w:t>FloridaHousing</w:t>
+            </w:r>
+          </w:p>
+        </w:tc>
+        <w:tc>
+          <w:tcPr>
+            <w:tcW w:type="dxa" w:w="1728"/>
+          </w:tcPr>
+          <w:p>
+            <w:r>
+              <w:t>$7,722.4M</w:t>
+            </w:r>
+          </w:p>
+        </w:tc>
+        <w:tc>
+          <w:tcPr>
+            <w:tcW w:type="dxa" w:w="1728"/>
+          </w:tcPr>
+          <w:p>
+            <w:r>
+              <w:t>$4,771.1M</w:t>
             </w:r>
           </w:p>
         </w:tc>
@@ -2037,37 +2037,37 @@
           </w:tcPr>
           <w:p>
             <w:r>
-              <w:t>ID</w:t>
-            </w:r>
-          </w:p>
-        </w:tc>
-        <w:tc>
-          <w:tcPr>
-            <w:tcW w:type="dxa" w:w="1728"/>
-          </w:tcPr>
-          <w:p>
-            <w:r>
-              <w:t>IHFA</w:t>
-            </w:r>
-          </w:p>
-        </w:tc>
-        <w:tc>
-          <w:tcPr>
-            <w:tcW w:type="dxa" w:w="1728"/>
-          </w:tcPr>
-          <w:p>
-            <w:r>
-              <w:t>$6,026.2M</w:t>
-            </w:r>
-          </w:p>
-        </w:tc>
-        <w:tc>
-          <w:tcPr>
-            <w:tcW w:type="dxa" w:w="1728"/>
-          </w:tcPr>
-          <w:p>
-            <w:r>
-              <w:t>$716.0M</w:t>
+              <w:t>IA</w:t>
+            </w:r>
+          </w:p>
+        </w:tc>
+        <w:tc>
+          <w:tcPr>
+            <w:tcW w:type="dxa" w:w="1728"/>
+          </w:tcPr>
+          <w:p>
+            <w:r>
+              <w:t>IFA</w:t>
+            </w:r>
+          </w:p>
+        </w:tc>
+        <w:tc>
+          <w:tcPr>
+            <w:tcW w:type="dxa" w:w="1728"/>
+          </w:tcPr>
+          <w:p>
+            <w:r>
+              <w:t>$6,173.2M</w:t>
+            </w:r>
+          </w:p>
+        </w:tc>
+        <w:tc>
+          <w:tcPr>
+            <w:tcW w:type="dxa" w:w="1728"/>
+          </w:tcPr>
+          <w:p>
+            <w:r>
+              <w:t>$1,664.6M</w:t>
             </w:r>
           </w:p>
         </w:tc>
@@ -4145,7 +4145,7 @@
           </w:tcPr>
           <w:p>
             <w:r>
-              <w:t>-</w:t>
+              <w:t>Figures reflect the Housing Revenue Bonds fund only; CDA also publishes separate Revenue Obligation Funds and Multi-Family Mortgage Revenue Bonds statements not included here</w:t>
             </w:r>
           </w:p>
         </w:tc>
@@ -4385,27 +4385,27 @@
           </w:tcPr>
           <w:p>
             <w:r>
-              <w:t>Not available</w:t>
-            </w:r>
-          </w:p>
-        </w:tc>
-        <w:tc>
-          <w:tcPr>
-            <w:tcW w:type="dxa" w:w="1728"/>
-          </w:tcPr>
-          <w:p>
-            <w:r>
-              <w:t>-</w:t>
-            </w:r>
-          </w:p>
-        </w:tc>
-        <w:tc>
-          <w:tcPr>
-            <w:tcW w:type="dxa" w:w="1728"/>
-          </w:tcPr>
-          <w:p>
-            <w:r>
-              <w:t>FY2025 PDF link not found</w:t>
+              <w:t>Downloaded</w:t>
+            </w:r>
+          </w:p>
+        </w:tc>
+        <w:tc>
+          <w:tcPr>
+            <w:tcW w:type="dxa" w:w="1728"/>
+          </w:tcPr>
+          <w:p>
+            <w:r>
+              <w:t>MS_MHC_FY2025_ACFR.pdf</w:t>
+            </w:r>
+          </w:p>
+        </w:tc>
+        <w:tc>
+          <w:tcPr>
+            <w:tcW w:type="dxa" w:w="1728"/>
+          </w:tcPr>
+          <w:p>
+            <w:r>
+              <w:t>Combined Statements of Net Position, FY2025 Annual Report (audited)</w:t>
             </w:r>
           </w:p>
         </w:tc>
@@ -5081,7 +5081,7 @@
           </w:tcPr>
           <w:p>
             <w:r>
-              <w:t>Core metrics not auto-extracted; manual PDF review recommended; State-level ACFR/consolidated report; excluded from HFA-specific rankings</w:t>
+              <w:t>Core metrics manually verified against PHFA FY2025 MD&amp;A (Condensed Summary Balance Sheets); state-level ACFR wrapper, entity-level MD&amp;A used for metrics</w:t>
             </w:r>
           </w:p>
         </w:tc>
@@ -5289,7 +5289,7 @@
           </w:tcPr>
           <w:p>
             <w:r>
-              <w:t>-</w:t>
+              <w:t>FY2024 net position reflects the FY2025 report's restated comparative figure</w:t>
             </w:r>
           </w:p>
         </w:tc>
@@ -5721,7 +5721,7 @@
     </w:p>
     <w:p>
       <w:r>
-        <w:t>As of this report, the following 8 states or territories had no publicly locatable FY2025 ACFR or audited financial statement. Common reasons include incomplete audits, FY2024-only postings, or filings hosted on nonstandard sites.</w:t>
+        <w:t>As of this report, the following 7 states or territories had no publicly locatable FY2025 ACFR or audited financial statement. Common reasons include incomplete audits, FY2024-only postings, or filings hosted on nonstandard sites.</w:t>
       </w:r>
     </w:p>
     <w:p>
@@ -5730,14 +5730,6 @@
       </w:pPr>
       <w:r>
         <w:t>AZ - Arizona Department of Housing (ADOH)</w:t>
-      </w:r>
-    </w:p>
-    <w:p>
-      <w:pPr>
-        <w:pStyle w:val="ListBullet"/>
-      </w:pPr>
-      <w:r>
-        <w:t>MS - Mississippi Home Corporation (MHC)</w:t>
       </w:r>
     </w:p>
     <w:p>

--- a/FY2025/FY2025_US_State_HFA_ACFR_Analysis_Report.docx
+++ b/FY2025/FY2025_US_State_HFA_ACFR_Analysis_Report.docx
@@ -43,12 +43,12 @@
     </w:p>
     <w:p>
       <w:r>
-        <w:t>Among 44 agencies with extracted net position figures, aggregate net position is approximately $42.98B; among 40 agencies with extracted total assets figures, aggregate total assets is approximately $163.14B. These aggregates are indicative of sector scale only and are not comparable to consolidated financial statements given differing reporting bases. State HFAs function largely as bond-financed intermediaries: mortgage and development loans on the asset side, and housing bonds on the liability side. The net position ratio (net position divided by total assets) is a useful indicator of financial cushion and resilience.</w:t>
+        <w:t>Among 44 agencies with extracted metrics, aggregate net position is approximately $44.68B and aggregate total assets approximately $179.91B. These aggregates are indicative of sector scale only and are not comparable to consolidated financial statements given differing reporting bases. State HFAs function largely as bond-financed intermediaries: mortgage and development loans on the asset side, and housing bonds on the liability side. The net position ratio (net position divided by total assets) is a useful indicator of financial cushion and resilience.</w:t>
       </w:r>
     </w:p>
     <w:p>
       <w:r>
-        <w:t>The strongest year-over-year increase in net position was recorded by MS (MHC), at +121.2% (from a small $17.5M base, reflecting Mississippi's first FY2025 filing captured in this report); among agencies with an established prior-year base, LA (LHC) led at +31.9%, bringing net position to $821.7M. Such gains often coincide with higher bond issuance, portfolio growth, or fair-value recovery, and should be interpreted alongside housing production measures (for example, units financed).</w:t>
+        <w:t>The strongest year-over-year increase in net position was recorded by MS (MHC), at +121.2%, bringing net position to $38.8M. Such gains often coincide with higher bond issuance, portfolio growth, or fair-value recovery, and should be interpreted alongside housing production measures (for example, units financed).</w:t>
       </w:r>
     </w:p>
     <w:p>
@@ -470,7 +470,7 @@
           </w:tcPr>
           <w:p>
             <w:r>
-              <w:t>IA</w:t>
+              <w:t>AK</w:t>
             </w:r>
           </w:p>
         </w:tc>
@@ -480,7 +480,7 @@
           </w:tcPr>
           <w:p>
             <w:r>
-              <w:t>IFA</w:t>
+              <w:t>AHFC</w:t>
             </w:r>
           </w:p>
         </w:tc>
@@ -490,7 +490,7 @@
           </w:tcPr>
           <w:p>
             <w:r>
-              <w:t>$1,664.6M</w:t>
+              <w:t>$1,699.2M</w:t>
             </w:r>
           </w:p>
         </w:tc>
@@ -500,7 +500,7 @@
           </w:tcPr>
           <w:p>
             <w:r>
-              <w:t>$6,173.2M</w:t>
+              <w:t>$4,734.4M</w:t>
             </w:r>
           </w:p>
         </w:tc>
@@ -510,7 +510,7 @@
           </w:tcPr>
           <w:p>
             <w:r>
-              <w:t>+27.0%</w:t>
+              <w:t>+35.9%</w:t>
             </w:r>
           </w:p>
         </w:tc>
@@ -532,7 +532,7 @@
           </w:tcPr>
           <w:p>
             <w:r>
-              <w:t>MN</w:t>
+              <w:t>IA</w:t>
             </w:r>
           </w:p>
         </w:tc>
@@ -542,7 +542,7 @@
           </w:tcPr>
           <w:p>
             <w:r>
-              <w:t>MNHousing</w:t>
+              <w:t>IFA</w:t>
             </w:r>
           </w:p>
         </w:tc>
@@ -552,7 +552,7 @@
           </w:tcPr>
           <w:p>
             <w:r>
-              <w:t>$1,649.4M</w:t>
+              <w:t>$1,664.6M</w:t>
             </w:r>
           </w:p>
         </w:tc>
@@ -562,7 +562,7 @@
           </w:tcPr>
           <w:p>
             <w:r>
-              <w:t>$8,543.3M</w:t>
+              <w:t>$6,173.2M</w:t>
             </w:r>
           </w:p>
         </w:tc>
@@ -572,7 +572,7 @@
           </w:tcPr>
           <w:p>
             <w:r>
-              <w:t>+19.3%</w:t>
+              <w:t>+27.0%</w:t>
             </w:r>
           </w:p>
         </w:tc>
@@ -594,7 +594,7 @@
           </w:tcPr>
           <w:p>
             <w:r>
-              <w:t>IL</w:t>
+              <w:t>MN</w:t>
             </w:r>
           </w:p>
         </w:tc>
@@ -604,7 +604,7 @@
           </w:tcPr>
           <w:p>
             <w:r>
-              <w:t>IHDA</w:t>
+              <w:t>MNHousing</w:t>
             </w:r>
           </w:p>
         </w:tc>
@@ -614,7 +614,7 @@
           </w:tcPr>
           <w:p>
             <w:r>
-              <w:t>$1,533.7M</w:t>
+              <w:t>$1,649.4M</w:t>
             </w:r>
           </w:p>
         </w:tc>
@@ -624,7 +624,7 @@
           </w:tcPr>
           <w:p>
             <w:r>
-              <w:t>$7,846.5M</w:t>
+              <w:t>$8,543.3M</w:t>
             </w:r>
           </w:p>
         </w:tc>
@@ -634,7 +634,7 @@
           </w:tcPr>
           <w:p>
             <w:r>
-              <w:t>+19.5%</w:t>
+              <w:t>+19.3%</w:t>
             </w:r>
           </w:p>
         </w:tc>
@@ -656,7 +656,7 @@
           </w:tcPr>
           <w:p>
             <w:r>
-              <w:t>MI</w:t>
+              <w:t>IL</w:t>
             </w:r>
           </w:p>
         </w:tc>
@@ -666,7 +666,7 @@
           </w:tcPr>
           <w:p>
             <w:r>
-              <w:t>MSHDA</w:t>
+              <w:t>IHDA</w:t>
             </w:r>
           </w:p>
         </w:tc>
@@ -676,7 +676,7 @@
           </w:tcPr>
           <w:p>
             <w:r>
-              <w:t>$1,292.0M</w:t>
+              <w:t>$1,533.7M</w:t>
             </w:r>
           </w:p>
         </w:tc>
@@ -686,7 +686,7 @@
           </w:tcPr>
           <w:p>
             <w:r>
-              <w:t>$8,027.8M</w:t>
+              <w:t>$7,846.5M</w:t>
             </w:r>
           </w:p>
         </w:tc>
@@ -696,7 +696,7 @@
           </w:tcPr>
           <w:p>
             <w:r>
-              <w:t>+16.1%</w:t>
+              <w:t>+19.5%</w:t>
             </w:r>
           </w:p>
         </w:tc>
@@ -718,7 +718,7 @@
           </w:tcPr>
           <w:p>
             <w:r>
-              <w:t>WI</w:t>
+              <w:t>MI</w:t>
             </w:r>
           </w:p>
         </w:tc>
@@ -728,7 +728,7 @@
           </w:tcPr>
           <w:p>
             <w:r>
-              <w:t>WHEDA</w:t>
+              <w:t>MSHDA</w:t>
             </w:r>
           </w:p>
         </w:tc>
@@ -738,7 +738,7 @@
           </w:tcPr>
           <w:p>
             <w:r>
-              <w:t>$1,134.1M</w:t>
+              <w:t>$1,292.0M</w:t>
             </w:r>
           </w:p>
         </w:tc>
@@ -748,7 +748,7 @@
           </w:tcPr>
           <w:p>
             <w:r>
-              <w:t>$4,467.4M</w:t>
+              <w:t>$8,027.8M</w:t>
             </w:r>
           </w:p>
         </w:tc>
@@ -758,7 +758,7 @@
           </w:tcPr>
           <w:p>
             <w:r>
-              <w:t>+25.4%</w:t>
+              <w:t>+16.1%</w:t>
             </w:r>
           </w:p>
         </w:tc>
@@ -994,7 +994,7 @@
           </w:tcPr>
           <w:p>
             <w:r>
-              <w:t>CT</w:t>
+              <w:t>MD</w:t>
             </w:r>
           </w:p>
         </w:tc>
@@ -1004,7 +1004,7 @@
           </w:tcPr>
           <w:p>
             <w:r>
-              <w:t>CHFA</w:t>
+              <w:t>CDA</w:t>
             </w:r>
           </w:p>
         </w:tc>
@@ -1014,7 +1014,7 @@
           </w:tcPr>
           <w:p>
             <w:r>
-              <w:t>$192.6M</w:t>
+              <w:t>$125.0M</w:t>
             </w:r>
           </w:p>
         </w:tc>
@@ -1024,7 +1024,7 @@
           </w:tcPr>
           <w:p>
             <w:r>
-              <w:t>+25.2%</w:t>
+              <w:t>+28.0%</w:t>
             </w:r>
           </w:p>
         </w:tc>
@@ -1034,7 +1034,7 @@
           </w:tcPr>
           <w:p>
             <w:r>
-              <w:t>$957.0M</w:t>
+              <w:t>$572.1M</w:t>
             </w:r>
           </w:p>
         </w:tc>
@@ -1056,7 +1056,7 @@
           </w:tcPr>
           <w:p>
             <w:r>
-              <w:t>IN</w:t>
+              <w:t>CT</w:t>
             </w:r>
           </w:p>
         </w:tc>
@@ -1066,7 +1066,7 @@
           </w:tcPr>
           <w:p>
             <w:r>
-              <w:t>IHCDA</w:t>
+              <w:t>CHFA</w:t>
             </w:r>
           </w:p>
         </w:tc>
@@ -1076,7 +1076,7 @@
           </w:tcPr>
           <w:p>
             <w:r>
-              <w:t>$101.6M</w:t>
+              <w:t>$192.6M</w:t>
             </w:r>
           </w:p>
         </w:tc>
@@ -1086,7 +1086,7 @@
           </w:tcPr>
           <w:p>
             <w:r>
-              <w:t>+20.4%</w:t>
+              <w:t>+25.2%</w:t>
             </w:r>
           </w:p>
         </w:tc>
@@ -1096,7 +1096,7 @@
           </w:tcPr>
           <w:p>
             <w:r>
-              <w:t>$599.5M</w:t>
+              <w:t>$957.0M</w:t>
             </w:r>
           </w:p>
         </w:tc>
@@ -1118,7 +1118,7 @@
           </w:tcPr>
           <w:p>
             <w:r>
-              <w:t>OH</w:t>
+              <w:t>IN</w:t>
             </w:r>
           </w:p>
         </w:tc>
@@ -1128,7 +1128,7 @@
           </w:tcPr>
           <w:p>
             <w:r>
-              <w:t>OHFA</w:t>
+              <w:t>IHCDA</w:t>
             </w:r>
           </w:p>
         </w:tc>
@@ -1138,7 +1138,7 @@
           </w:tcPr>
           <w:p>
             <w:r>
-              <w:t>$86.9M</w:t>
+              <w:t>$101.6M</w:t>
             </w:r>
           </w:p>
         </w:tc>
@@ -1148,7 +1148,7 @@
           </w:tcPr>
           <w:p>
             <w:r>
-              <w:t>+19.8%</w:t>
+              <w:t>+20.4%</w:t>
             </w:r>
           </w:p>
         </w:tc>
@@ -1158,7 +1158,7 @@
           </w:tcPr>
           <w:p>
             <w:r>
-              <w:t>$526.1M</w:t>
+              <w:t>$599.5M</w:t>
             </w:r>
           </w:p>
         </w:tc>
@@ -1180,7 +1180,7 @@
           </w:tcPr>
           <w:p>
             <w:r>
-              <w:t>MN</w:t>
+              <w:t>OH</w:t>
             </w:r>
           </w:p>
         </w:tc>
@@ -1190,7 +1190,7 @@
           </w:tcPr>
           <w:p>
             <w:r>
-              <w:t>MNHousing</w:t>
+              <w:t>OHFA</w:t>
             </w:r>
           </w:p>
         </w:tc>
@@ -1200,7 +1200,7 @@
           </w:tcPr>
           <w:p>
             <w:r>
-              <w:t>$259.9M</w:t>
+              <w:t>$86.9M</w:t>
             </w:r>
           </w:p>
         </w:tc>
@@ -1210,7 +1210,7 @@
           </w:tcPr>
           <w:p>
             <w:r>
-              <w:t>+18.7%</w:t>
+              <w:t>+19.8%</w:t>
             </w:r>
           </w:p>
         </w:tc>
@@ -1220,7 +1220,7 @@
           </w:tcPr>
           <w:p>
             <w:r>
-              <w:t>$1,649.4M</w:t>
+              <w:t>$526.1M</w:t>
             </w:r>
           </w:p>
         </w:tc>
@@ -1242,7 +1242,7 @@
           </w:tcPr>
           <w:p>
             <w:r>
-              <w:t>UT</w:t>
+              <w:t>MN</w:t>
             </w:r>
           </w:p>
         </w:tc>
@@ -1252,7 +1252,7 @@
           </w:tcPr>
           <w:p>
             <w:r>
-              <w:t>UtahHousing</w:t>
+              <w:t>MNHousing</w:t>
             </w:r>
           </w:p>
         </w:tc>
@@ -1262,7 +1262,7 @@
           </w:tcPr>
           <w:p>
             <w:r>
-              <w:t>$96.2M</w:t>
+              <w:t>$259.9M</w:t>
             </w:r>
           </w:p>
         </w:tc>
@@ -1282,7 +1282,7 @@
           </w:tcPr>
           <w:p>
             <w:r>
-              <w:t>$610.6M</w:t>
+              <w:t>$1,649.4M</w:t>
             </w:r>
           </w:p>
         </w:tc>
@@ -1304,7 +1304,7 @@
           </w:tcPr>
           <w:p>
             <w:r>
-              <w:t>WI</w:t>
+              <w:t>UT</w:t>
             </w:r>
           </w:p>
         </w:tc>
@@ -1314,7 +1314,7 @@
           </w:tcPr>
           <w:p>
             <w:r>
-              <w:t>WHEDA</w:t>
+              <w:t>UtahHousing</w:t>
             </w:r>
           </w:p>
         </w:tc>
@@ -1324,7 +1324,7 @@
           </w:tcPr>
           <w:p>
             <w:r>
-              <w:t>$169.7M</w:t>
+              <w:t>$96.2M</w:t>
             </w:r>
           </w:p>
         </w:tc>
@@ -1334,7 +1334,7 @@
           </w:tcPr>
           <w:p>
             <w:r>
-              <w:t>+17.6%</w:t>
+              <w:t>+18.7%</w:t>
             </w:r>
           </w:p>
         </w:tc>
@@ -1344,7 +1344,7 @@
           </w:tcPr>
           <w:p>
             <w:r>
-              <w:t>$1,134.1M</w:t>
+              <w:t>$610.6M</w:t>
             </w:r>
           </w:p>
         </w:tc>
@@ -1366,7 +1366,7 @@
           </w:tcPr>
           <w:p>
             <w:r>
-              <w:t>CO</w:t>
+              <w:t>WI</w:t>
             </w:r>
           </w:p>
         </w:tc>
@@ -1376,7 +1376,7 @@
           </w:tcPr>
           <w:p>
             <w:r>
-              <w:t>CHFA</w:t>
+              <w:t>WHEDA</w:t>
             </w:r>
           </w:p>
         </w:tc>
@@ -1386,7 +1386,7 @@
           </w:tcPr>
           <w:p>
             <w:r>
-              <w:t>$143.3M</w:t>
+              <w:t>$169.7M</w:t>
             </w:r>
           </w:p>
         </w:tc>
@@ -1396,7 +1396,7 @@
           </w:tcPr>
           <w:p>
             <w:r>
-              <w:t>+17.3%</w:t>
+              <w:t>+17.6%</w:t>
             </w:r>
           </w:p>
         </w:tc>
@@ -1406,7 +1406,7 @@
           </w:tcPr>
           <w:p>
             <w:r>
-              <w:t>$971.7M</w:t>
+              <w:t>$1,134.1M</w:t>
             </w:r>
           </w:p>
         </w:tc>
@@ -1428,7 +1428,7 @@
           </w:tcPr>
           <w:p>
             <w:r>
-              <w:t>MA</w:t>
+              <w:t>CO</w:t>
             </w:r>
           </w:p>
         </w:tc>
@@ -1438,7 +1438,7 @@
           </w:tcPr>
           <w:p>
             <w:r>
-              <w:t>MassHousing</w:t>
+              <w:t>CHFA</w:t>
             </w:r>
           </w:p>
         </w:tc>
@@ -1448,7 +1448,7 @@
           </w:tcPr>
           <w:p>
             <w:r>
-              <w:t>$260.7M</w:t>
+              <w:t>$143.3M</w:t>
             </w:r>
           </w:p>
         </w:tc>
@@ -1458,7 +1458,7 @@
           </w:tcPr>
           <w:p>
             <w:r>
-              <w:t>+14.3%</w:t>
+              <w:t>+17.3%</w:t>
             </w:r>
           </w:p>
         </w:tc>
@@ -1468,7 +1468,7 @@
           </w:tcPr>
           <w:p>
             <w:r>
-              <w:t>$2,083.9M</w:t>
+              <w:t>$971.7M</w:t>
             </w:r>
           </w:p>
         </w:tc>
@@ -1476,7 +1476,7 @@
     </w:tbl>
     <w:p>
       <w:r>
-        <w:t>Mississippi posted the largest year-over-year net position increase in percentage terms (+121.2%), though from a small base as a newly obtained FY2025 filing. Among agencies with an established prior-year base, Louisiana recorded the highest growth, with Connecticut, Indiana, Ohio, Minnesota, and Utah also posting gains in the mid-teens to mid-20s. Rapid growth commonly reflects a rebound in bond issuance, releases of loan-loss reserves or fair-value gains, or stronger fee and spread income from state homebuyer programs. Gains driven mainly by fair-value changes rather than operating results may prove less durable.</w:t>
+        <w:t>Louisiana recorded the highest year-over-year net position growth, with Connecticut, Indiana, Ohio, Minnesota, and Utah also posting gains in the mid-teens to mid-20s. Rapid growth commonly reflects a rebound in bond issuance, releases of loan-loss reserves or fair-value gains, or stronger fee and spread income from state homebuyer programs. Gains driven mainly by fair-value changes rather than operating results may prove less durable.</w:t>
       </w:r>
     </w:p>
     <w:p>
@@ -3105,7 +3105,7 @@
           </w:tcPr>
           <w:p>
             <w:r>
-              <w:t>-</w:t>
+              <w:t>Core metrics manually verified against AHFC FY2025 MD&amp;A (Condensed Statement of Net Position, June 30 2025/2024), correcting a previously mis-extracted net position figure</w:t>
             </w:r>
           </w:p>
         </w:tc>
@@ -3469,7 +3469,7 @@
           </w:tcPr>
           <w:p>
             <w:r>
-              <w:t>Core metrics not auto-extracted; manual PDF review recommended</w:t>
+              <w:t>Core metrics manually verified against DCHFA FY2025 MD&amp;A (Financial Statement Analysis, FYE Sept 30 2025/2024), correcting a prior bug where net_position_2024 had been duplicated from 2025</w:t>
             </w:r>
           </w:p>
         </w:tc>
@@ -4145,7 +4145,7 @@
           </w:tcPr>
           <w:p>
             <w:r>
-              <w:t>Figures reflect the Housing Revenue Bonds fund only; CDA also publishes separate Revenue Obligation Funds and Multi-Family Mortgage Revenue Bonds statements not included here</w:t>
+              <w:t>Full CDA scope: deduplicated sum of the 4 non-overlapping published bond fund statements at dhcd.maryland.gov (Revenue Obligation Funds -- itself a combination of Housing Revenue Bonds + Residential Revenue Bonds + General Bond Reserve Fund -- plus Multi-Family Mortgage Revenue Bonds, Single Family Housing Revenue Bonds, and Local Government Infrastructure Bonds)</w:t>
             </w:r>
           </w:p>
         </w:tc>
@@ -4197,7 +4197,7 @@
           </w:tcPr>
           <w:p>
             <w:r>
-              <w:t>Growth rate verified manually against the ACFR</w:t>
+              <w:t>Growth rate verified manually against the ACFR; Total assets/liabilities added from MaineHousing FY2025 MD&amp;A (Statement of Net Position, in millions, FYE Dec 31 2025/2024), replacing a previous inaccurate estimate</w:t>
             </w:r>
           </w:p>
         </w:tc>
@@ -4405,7 +4405,7 @@
           </w:tcPr>
           <w:p>
             <w:r>
-              <w:t>Combined Statements of Net Position, FY2025 Annual Report (audited)</w:t>
+              <w:t>Combined Statements of Net Position, FY2025 Annual Report (audited), Mississippi Home Corporation</w:t>
             </w:r>
           </w:p>
         </w:tc>
@@ -5081,7 +5081,7 @@
           </w:tcPr>
           <w:p>
             <w:r>
-              <w:t>Core metrics manually verified against PHFA FY2025 MD&amp;A (Condensed Summary Balance Sheets); state-level ACFR wrapper, entity-level MD&amp;A used for metrics</w:t>
+              <w:t>Core metrics manually verified against PHFA FY2025 MD&amp;A (Condensed Summary Balance Sheets, June 30 2025/2024); Figures are the "Total Assets"/"Total Liabilities" lines, excluding Deferred Outflows/Inflows of Resources</w:t>
             </w:r>
           </w:p>
         </w:tc>
@@ -5237,7 +5237,7 @@
           </w:tcPr>
           <w:p>
             <w:r>
-              <w:t>Core metrics not auto-extracted; manual PDF review recommended</w:t>
+              <w:t>Total assets/liabilities added from SDHDA FY2025 MD&amp;A (Changes in Assets/Liabilities/Net Position, in millions, FYE June 30 2025/2024)</w:t>
             </w:r>
           </w:p>
         </w:tc>
@@ -5289,7 +5289,7 @@
           </w:tcPr>
           <w:p>
             <w:r>
-              <w:t>FY2024 net position reflects the FY2025 report's restated comparative figure</w:t>
+              <w:t>Statement of Net Position + MD&amp;A comparative table, THDA FY2025 audited financial statements</w:t>
             </w:r>
           </w:p>
         </w:tc>

--- a/FY2025/FY2025_US_State_HFA_ACFR_Analysis_Report.docx
+++ b/FY2025/FY2025_US_State_HFA_ACFR_Analysis_Report.docx
@@ -25,7 +25,7 @@
         <w:rPr>
           <w:i/>
         </w:rPr>
-        <w:t>Prepared: August 09, 2026  |  Coverage: 51 states/territories  |  Reports obtained: 44 FY2025 filings</w:t>
+        <w:t>Prepared: August 10, 2026  |  Coverage: 51 states/territories  |  Reports obtained: 45 FY2025 filings</w:t>
       </w:r>
     </w:p>
     <w:p>
@@ -38,12 +38,12 @@
     </w:p>
     <w:p>
       <w:r>
-        <w:t>Fiscal year 2025 (year ended June 30, 2025 for most agencies; a few report on a calendar year) was a consequential period for State Housing Finance Agencies (HFAs). Interest rates eased, competition for Low-Income Housing Tax Credits (LIHTC) intensified, and first-time homebuyer programs continued to expand. This report compiles and compares publicly available ACFRs and audited financial statements for HFAs across all 51 states and the District of Columbia. As of the preparation date, 44 FY2025 reports were obtained (86% coverage).</w:t>
+        <w:t>Fiscal year 2025 (year ended June 30, 2025 for most agencies; a few report on a calendar year) was a consequential period for State Housing Finance Agencies (HFAs). Interest rates eased, competition for Low-Income Housing Tax Credits (LIHTC) intensified, and first-time homebuyer programs continued to expand. This report compiles and compares publicly available ACFRs and audited financial statements for HFAs across all 51 states and the District of Columbia. As of the preparation date, 45 FY2025 reports were obtained (88% coverage).</w:t>
       </w:r>
     </w:p>
     <w:p>
       <w:r>
-        <w:t>Among 44 agencies with extracted metrics, aggregate net position is approximately $44.68B and aggregate total assets approximately $179.91B. These aggregates are indicative of sector scale only and are not comparable to consolidated financial statements given differing reporting bases. State HFAs function largely as bond-financed intermediaries: mortgage and development loans on the asset side, and housing bonds on the liability side. The net position ratio (net position divided by total assets) is a useful indicator of financial cushion and resilience.</w:t>
+        <w:t>Among 45 agencies with extracted metrics, aggregate net position is approximately $44.90B and aggregate total assets approximately $181.48B. These aggregates are indicative of sector scale only and are not comparable to consolidated financial statements given differing reporting bases. State HFAs function largely as bond-financed intermediaries: mortgage and development loans on the asset side, and housing bonds on the liability side. The net position ratio (net position divided by total assets) is a useful indicator of financial cushion and resilience.</w:t>
       </w:r>
     </w:p>
     <w:p>
@@ -4645,27 +4645,27 @@
           </w:tcPr>
           <w:p>
             <w:r>
-              <w:t>Not available</w:t>
-            </w:r>
-          </w:p>
-        </w:tc>
-        <w:tc>
-          <w:tcPr>
-            <w:tcW w:type="dxa" w:w="1728"/>
-          </w:tcPr>
-          <w:p>
-            <w:r>
-              <w:t>-</w:t>
-            </w:r>
-          </w:p>
-        </w:tc>
-        <w:tc>
-          <w:tcPr>
-            <w:tcW w:type="dxa" w:w="1728"/>
-          </w:tcPr>
-          <w:p>
-            <w:r>
-              <w:t>FY2025 PDF link not found</w:t>
+              <w:t>Downloaded</w:t>
+            </w:r>
+          </w:p>
+        </w:tc>
+        <w:tc>
+          <w:tcPr>
+            <w:tcW w:type="dxa" w:w="1728"/>
+          </w:tcPr>
+          <w:p>
+            <w:r>
+              <w:t>NH-Housing-Finance-Authority-Audited-Financial-Statements-FY-2025.pdf</w:t>
+            </w:r>
+          </w:p>
+        </w:tc>
+        <w:tc>
+          <w:tcPr>
+            <w:tcW w:type="dxa" w:w="1728"/>
+          </w:tcPr>
+          <w:p>
+            <w:r>
+              <w:t>Core metrics manually verified against NH Housing FY2025 MD&amp;A (Condensed Financial Information -- Statement of Net Position, June 30 2025/2024)</w:t>
             </w:r>
           </w:p>
         </w:tc>
@@ -5721,7 +5721,7 @@
     </w:p>
     <w:p>
       <w:r>
-        <w:t>As of this report, the following 7 states or territories had no publicly locatable FY2025 ACFR or audited financial statement. Common reasons include incomplete audits, FY2024-only postings, or filings hosted on nonstandard sites.</w:t>
+        <w:t>As of this report, the following 6 states or territories had no publicly locatable FY2025 ACFR or audited financial statement. Common reasons include incomplete audits, FY2024-only postings, or filings hosted on nonstandard sites.</w:t>
       </w:r>
     </w:p>
     <w:p>
@@ -5738,14 +5738,6 @@
       </w:pPr>
       <w:r>
         <w:t>NV - Nevada Housing Division (NHD)</w:t>
-      </w:r>
-    </w:p>
-    <w:p>
-      <w:pPr>
-        <w:pStyle w:val="ListBullet"/>
-      </w:pPr>
-      <w:r>
-        <w:t>NH - New Hampshire Housing Finance Authority (NHHousing)</w:t>
       </w:r>
     </w:p>
     <w:p>

--- a/FY2025/FY2025_US_State_HFA_ACFR_Analysis_Report.docx
+++ b/FY2025/FY2025_US_State_HFA_ACFR_Analysis_Report.docx
@@ -25,7 +25,7 @@
         <w:rPr>
           <w:i/>
         </w:rPr>
-        <w:t>Prepared: August 10, 2026  |  Coverage: 51 states/territories  |  Reports obtained: 45 FY2025 filings</w:t>
+        <w:t>Prepared: August 11, 2026  |  Coverage: 51 states/territories  |  Reports obtained: 46 FY2025 filings</w:t>
       </w:r>
     </w:p>
     <w:p>
@@ -38,12 +38,12 @@
     </w:p>
     <w:p>
       <w:r>
-        <w:t>Fiscal year 2025 (year ended June 30, 2025 for most agencies; a few report on a calendar year) was a consequential period for State Housing Finance Agencies (HFAs). Interest rates eased, competition for Low-Income Housing Tax Credits (LIHTC) intensified, and first-time homebuyer programs continued to expand. This report compiles and compares publicly available ACFRs and audited financial statements for HFAs across all 51 states and the District of Columbia. As of the preparation date, 45 FY2025 reports were obtained (88% coverage).</w:t>
+        <w:t>Fiscal year 2025 (year ended June 30, 2025 for most agencies; a few report on a calendar year) was a consequential period for State Housing Finance Agencies (HFAs). Interest rates eased, competition for Low-Income Housing Tax Credits (LIHTC) intensified, and first-time homebuyer programs continued to expand. This report compiles and compares publicly available ACFRs and audited financial statements for HFAs across all 51 states and the District of Columbia. As of the preparation date, 46 FY2025 reports were obtained (90% coverage).</w:t>
       </w:r>
     </w:p>
     <w:p>
       <w:r>
-        <w:t>Among 45 agencies with extracted metrics, aggregate net position is approximately $44.90B and aggregate total assets approximately $181.48B. These aggregates are indicative of sector scale only and are not comparable to consolidated financial statements given differing reporting bases. State HFAs function largely as bond-financed intermediaries: mortgage and development loans on the asset side, and housing bonds on the liability side. The net position ratio (net position divided by total assets) is a useful indicator of financial cushion and resilience.</w:t>
+        <w:t>Among 46 agencies with extracted metrics, aggregate net position is approximately $46.61B and aggregate total assets approximately $202.79B. These aggregates are indicative of sector scale only and are not comparable to consolidated financial statements given differing reporting bases. State HFAs function largely as bond-financed intermediaries: mortgage and development loans on the asset side, and housing bonds on the liability side. The net position ratio (net position divided by total assets) is a useful indicator of financial cushion and resilience.</w:t>
       </w:r>
     </w:p>
     <w:p>
@@ -470,7 +470,7 @@
           </w:tcPr>
           <w:p>
             <w:r>
-              <w:t>AK</w:t>
+              <w:t>NY</w:t>
             </w:r>
           </w:p>
         </w:tc>
@@ -480,7 +480,7 @@
           </w:tcPr>
           <w:p>
             <w:r>
-              <w:t>AHFC</w:t>
+              <w:t>NYSHFA</w:t>
             </w:r>
           </w:p>
         </w:tc>
@@ -490,7 +490,7 @@
           </w:tcPr>
           <w:p>
             <w:r>
-              <w:t>$1,699.2M</w:t>
+              <w:t>$1,707.9M</w:t>
             </w:r>
           </w:p>
         </w:tc>
@@ -500,7 +500,7 @@
           </w:tcPr>
           <w:p>
             <w:r>
-              <w:t>$4,734.4M</w:t>
+              <w:t>$21,306.7M</w:t>
             </w:r>
           </w:p>
         </w:tc>
@@ -510,7 +510,7 @@
           </w:tcPr>
           <w:p>
             <w:r>
-              <w:t>+35.9%</w:t>
+              <w:t>+8.0%</w:t>
             </w:r>
           </w:p>
         </w:tc>
@@ -532,7 +532,7 @@
           </w:tcPr>
           <w:p>
             <w:r>
-              <w:t>IA</w:t>
+              <w:t>AK</w:t>
             </w:r>
           </w:p>
         </w:tc>
@@ -542,7 +542,7 @@
           </w:tcPr>
           <w:p>
             <w:r>
-              <w:t>IFA</w:t>
+              <w:t>AHFC</w:t>
             </w:r>
           </w:p>
         </w:tc>
@@ -552,7 +552,7 @@
           </w:tcPr>
           <w:p>
             <w:r>
-              <w:t>$1,664.6M</w:t>
+              <w:t>$1,699.2M</w:t>
             </w:r>
           </w:p>
         </w:tc>
@@ -562,7 +562,7 @@
           </w:tcPr>
           <w:p>
             <w:r>
-              <w:t>$6,173.2M</w:t>
+              <w:t>$4,734.4M</w:t>
             </w:r>
           </w:p>
         </w:tc>
@@ -572,7 +572,7 @@
           </w:tcPr>
           <w:p>
             <w:r>
-              <w:t>+27.0%</w:t>
+              <w:t>+35.9%</w:t>
             </w:r>
           </w:p>
         </w:tc>
@@ -594,7 +594,7 @@
           </w:tcPr>
           <w:p>
             <w:r>
-              <w:t>MN</w:t>
+              <w:t>IA</w:t>
             </w:r>
           </w:p>
         </w:tc>
@@ -604,7 +604,7 @@
           </w:tcPr>
           <w:p>
             <w:r>
-              <w:t>MNHousing</w:t>
+              <w:t>IFA</w:t>
             </w:r>
           </w:p>
         </w:tc>
@@ -614,7 +614,7 @@
           </w:tcPr>
           <w:p>
             <w:r>
-              <w:t>$1,649.4M</w:t>
+              <w:t>$1,664.6M</w:t>
             </w:r>
           </w:p>
         </w:tc>
@@ -624,7 +624,7 @@
           </w:tcPr>
           <w:p>
             <w:r>
-              <w:t>$8,543.3M</w:t>
+              <w:t>$6,173.2M</w:t>
             </w:r>
           </w:p>
         </w:tc>
@@ -634,7 +634,7 @@
           </w:tcPr>
           <w:p>
             <w:r>
-              <w:t>+19.3%</w:t>
+              <w:t>+27.0%</w:t>
             </w:r>
           </w:p>
         </w:tc>
@@ -656,7 +656,7 @@
           </w:tcPr>
           <w:p>
             <w:r>
-              <w:t>IL</w:t>
+              <w:t>MN</w:t>
             </w:r>
           </w:p>
         </w:tc>
@@ -666,7 +666,7 @@
           </w:tcPr>
           <w:p>
             <w:r>
-              <w:t>IHDA</w:t>
+              <w:t>MNHousing</w:t>
             </w:r>
           </w:p>
         </w:tc>
@@ -676,7 +676,7 @@
           </w:tcPr>
           <w:p>
             <w:r>
-              <w:t>$1,533.7M</w:t>
+              <w:t>$1,649.4M</w:t>
             </w:r>
           </w:p>
         </w:tc>
@@ -686,7 +686,7 @@
           </w:tcPr>
           <w:p>
             <w:r>
-              <w:t>$7,846.5M</w:t>
+              <w:t>$8,543.3M</w:t>
             </w:r>
           </w:p>
         </w:tc>
@@ -696,7 +696,7 @@
           </w:tcPr>
           <w:p>
             <w:r>
-              <w:t>+19.5%</w:t>
+              <w:t>+19.3%</w:t>
             </w:r>
           </w:p>
         </w:tc>
@@ -718,7 +718,7 @@
           </w:tcPr>
           <w:p>
             <w:r>
-              <w:t>MI</w:t>
+              <w:t>IL</w:t>
             </w:r>
           </w:p>
         </w:tc>
@@ -728,7 +728,7 @@
           </w:tcPr>
           <w:p>
             <w:r>
-              <w:t>MSHDA</w:t>
+              <w:t>IHDA</w:t>
             </w:r>
           </w:p>
         </w:tc>
@@ -738,7 +738,7 @@
           </w:tcPr>
           <w:p>
             <w:r>
-              <w:t>$1,292.0M</w:t>
+              <w:t>$1,533.7M</w:t>
             </w:r>
           </w:p>
         </w:tc>
@@ -748,7 +748,7 @@
           </w:tcPr>
           <w:p>
             <w:r>
-              <w:t>$8,027.8M</w:t>
+              <w:t>$7,846.5M</w:t>
             </w:r>
           </w:p>
         </w:tc>
@@ -758,7 +758,7 @@
           </w:tcPr>
           <w:p>
             <w:r>
-              <w:t>+16.1%</w:t>
+              <w:t>+19.5%</w:t>
             </w:r>
           </w:p>
         </w:tc>
@@ -1569,37 +1569,37 @@
           </w:tcPr>
           <w:p>
             <w:r>
-              <w:t>VA</w:t>
-            </w:r>
-          </w:p>
-        </w:tc>
-        <w:tc>
-          <w:tcPr>
-            <w:tcW w:type="dxa" w:w="1728"/>
-          </w:tcPr>
-          <w:p>
-            <w:r>
-              <w:t>VirginiaHousing</w:t>
-            </w:r>
-          </w:p>
-        </w:tc>
-        <w:tc>
-          <w:tcPr>
-            <w:tcW w:type="dxa" w:w="1728"/>
-          </w:tcPr>
-          <w:p>
-            <w:r>
-              <w:t>$12,350.1M</w:t>
-            </w:r>
-          </w:p>
-        </w:tc>
-        <w:tc>
-          <w:tcPr>
-            <w:tcW w:type="dxa" w:w="1728"/>
-          </w:tcPr>
-          <w:p>
-            <w:r>
-              <w:t>$3,963.1M</w:t>
+              <w:t>NY</w:t>
+            </w:r>
+          </w:p>
+        </w:tc>
+        <w:tc>
+          <w:tcPr>
+            <w:tcW w:type="dxa" w:w="1728"/>
+          </w:tcPr>
+          <w:p>
+            <w:r>
+              <w:t>NYSHFA</w:t>
+            </w:r>
+          </w:p>
+        </w:tc>
+        <w:tc>
+          <w:tcPr>
+            <w:tcW w:type="dxa" w:w="1728"/>
+          </w:tcPr>
+          <w:p>
+            <w:r>
+              <w:t>$21,306.7M</w:t>
+            </w:r>
+          </w:p>
+        </w:tc>
+        <w:tc>
+          <w:tcPr>
+            <w:tcW w:type="dxa" w:w="1728"/>
+          </w:tcPr>
+          <w:p>
+            <w:r>
+              <w:t>$1,707.9M</w:t>
             </w:r>
           </w:p>
         </w:tc>
@@ -1621,37 +1621,37 @@
           </w:tcPr>
           <w:p>
             <w:r>
-              <w:t>MN</w:t>
-            </w:r>
-          </w:p>
-        </w:tc>
-        <w:tc>
-          <w:tcPr>
-            <w:tcW w:type="dxa" w:w="1728"/>
-          </w:tcPr>
-          <w:p>
-            <w:r>
-              <w:t>MNHousing</w:t>
-            </w:r>
-          </w:p>
-        </w:tc>
-        <w:tc>
-          <w:tcPr>
-            <w:tcW w:type="dxa" w:w="1728"/>
-          </w:tcPr>
-          <w:p>
-            <w:r>
-              <w:t>$8,543.3M</w:t>
-            </w:r>
-          </w:p>
-        </w:tc>
-        <w:tc>
-          <w:tcPr>
-            <w:tcW w:type="dxa" w:w="1728"/>
-          </w:tcPr>
-          <w:p>
-            <w:r>
-              <w:t>$1,649.4M</w:t>
+              <w:t>VA</w:t>
+            </w:r>
+          </w:p>
+        </w:tc>
+        <w:tc>
+          <w:tcPr>
+            <w:tcW w:type="dxa" w:w="1728"/>
+          </w:tcPr>
+          <w:p>
+            <w:r>
+              <w:t>VirginiaHousing</w:t>
+            </w:r>
+          </w:p>
+        </w:tc>
+        <w:tc>
+          <w:tcPr>
+            <w:tcW w:type="dxa" w:w="1728"/>
+          </w:tcPr>
+          <w:p>
+            <w:r>
+              <w:t>$12,350.1M</w:t>
+            </w:r>
+          </w:p>
+        </w:tc>
+        <w:tc>
+          <w:tcPr>
+            <w:tcW w:type="dxa" w:w="1728"/>
+          </w:tcPr>
+          <w:p>
+            <w:r>
+              <w:t>$3,963.1M</w:t>
             </w:r>
           </w:p>
         </w:tc>
@@ -1673,37 +1673,37 @@
           </w:tcPr>
           <w:p>
             <w:r>
-              <w:t>CO</w:t>
-            </w:r>
-          </w:p>
-        </w:tc>
-        <w:tc>
-          <w:tcPr>
-            <w:tcW w:type="dxa" w:w="1728"/>
-          </w:tcPr>
-          <w:p>
-            <w:r>
-              <w:t>CHFA</w:t>
-            </w:r>
-          </w:p>
-        </w:tc>
-        <w:tc>
-          <w:tcPr>
-            <w:tcW w:type="dxa" w:w="1728"/>
-          </w:tcPr>
-          <w:p>
-            <w:r>
-              <w:t>$8,385.3M</w:t>
-            </w:r>
-          </w:p>
-        </w:tc>
-        <w:tc>
-          <w:tcPr>
-            <w:tcW w:type="dxa" w:w="1728"/>
-          </w:tcPr>
-          <w:p>
-            <w:r>
-              <w:t>$971.7M</w:t>
+              <w:t>MN</w:t>
+            </w:r>
+          </w:p>
+        </w:tc>
+        <w:tc>
+          <w:tcPr>
+            <w:tcW w:type="dxa" w:w="1728"/>
+          </w:tcPr>
+          <w:p>
+            <w:r>
+              <w:t>MNHousing</w:t>
+            </w:r>
+          </w:p>
+        </w:tc>
+        <w:tc>
+          <w:tcPr>
+            <w:tcW w:type="dxa" w:w="1728"/>
+          </w:tcPr>
+          <w:p>
+            <w:r>
+              <w:t>$8,543.3M</w:t>
+            </w:r>
+          </w:p>
+        </w:tc>
+        <w:tc>
+          <w:tcPr>
+            <w:tcW w:type="dxa" w:w="1728"/>
+          </w:tcPr>
+          <w:p>
+            <w:r>
+              <w:t>$1,649.4M</w:t>
             </w:r>
           </w:p>
         </w:tc>
@@ -1725,37 +1725,37 @@
           </w:tcPr>
           <w:p>
             <w:r>
-              <w:t>PA</w:t>
-            </w:r>
-          </w:p>
-        </w:tc>
-        <w:tc>
-          <w:tcPr>
-            <w:tcW w:type="dxa" w:w="1728"/>
-          </w:tcPr>
-          <w:p>
-            <w:r>
-              <w:t>PHFA</w:t>
-            </w:r>
-          </w:p>
-        </w:tc>
-        <w:tc>
-          <w:tcPr>
-            <w:tcW w:type="dxa" w:w="1728"/>
-          </w:tcPr>
-          <w:p>
-            <w:r>
-              <w:t>$8,211.3M</w:t>
-            </w:r>
-          </w:p>
-        </w:tc>
-        <w:tc>
-          <w:tcPr>
-            <w:tcW w:type="dxa" w:w="1728"/>
-          </w:tcPr>
-          <w:p>
-            <w:r>
-              <w:t>$890.3M</w:t>
+              <w:t>CO</w:t>
+            </w:r>
+          </w:p>
+        </w:tc>
+        <w:tc>
+          <w:tcPr>
+            <w:tcW w:type="dxa" w:w="1728"/>
+          </w:tcPr>
+          <w:p>
+            <w:r>
+              <w:t>CHFA</w:t>
+            </w:r>
+          </w:p>
+        </w:tc>
+        <w:tc>
+          <w:tcPr>
+            <w:tcW w:type="dxa" w:w="1728"/>
+          </w:tcPr>
+          <w:p>
+            <w:r>
+              <w:t>$8,385.3M</w:t>
+            </w:r>
+          </w:p>
+        </w:tc>
+        <w:tc>
+          <w:tcPr>
+            <w:tcW w:type="dxa" w:w="1728"/>
+          </w:tcPr>
+          <w:p>
+            <w:r>
+              <w:t>$971.7M</w:t>
             </w:r>
           </w:p>
         </w:tc>
@@ -1777,37 +1777,37 @@
           </w:tcPr>
           <w:p>
             <w:r>
-              <w:t>CT</w:t>
-            </w:r>
-          </w:p>
-        </w:tc>
-        <w:tc>
-          <w:tcPr>
-            <w:tcW w:type="dxa" w:w="1728"/>
-          </w:tcPr>
-          <w:p>
-            <w:r>
-              <w:t>CHFA</w:t>
-            </w:r>
-          </w:p>
-        </w:tc>
-        <w:tc>
-          <w:tcPr>
-            <w:tcW w:type="dxa" w:w="1728"/>
-          </w:tcPr>
-          <w:p>
-            <w:r>
-              <w:t>$8,122.4M</w:t>
-            </w:r>
-          </w:p>
-        </w:tc>
-        <w:tc>
-          <w:tcPr>
-            <w:tcW w:type="dxa" w:w="1728"/>
-          </w:tcPr>
-          <w:p>
-            <w:r>
-              <w:t>$957.0M</w:t>
+              <w:t>PA</w:t>
+            </w:r>
+          </w:p>
+        </w:tc>
+        <w:tc>
+          <w:tcPr>
+            <w:tcW w:type="dxa" w:w="1728"/>
+          </w:tcPr>
+          <w:p>
+            <w:r>
+              <w:t>PHFA</w:t>
+            </w:r>
+          </w:p>
+        </w:tc>
+        <w:tc>
+          <w:tcPr>
+            <w:tcW w:type="dxa" w:w="1728"/>
+          </w:tcPr>
+          <w:p>
+            <w:r>
+              <w:t>$8,211.3M</w:t>
+            </w:r>
+          </w:p>
+        </w:tc>
+        <w:tc>
+          <w:tcPr>
+            <w:tcW w:type="dxa" w:w="1728"/>
+          </w:tcPr>
+          <w:p>
+            <w:r>
+              <w:t>$890.3M</w:t>
             </w:r>
           </w:p>
         </w:tc>
@@ -1829,37 +1829,37 @@
           </w:tcPr>
           <w:p>
             <w:r>
-              <w:t>MA</w:t>
-            </w:r>
-          </w:p>
-        </w:tc>
-        <w:tc>
-          <w:tcPr>
-            <w:tcW w:type="dxa" w:w="1728"/>
-          </w:tcPr>
-          <w:p>
-            <w:r>
-              <w:t>MassHousing</w:t>
-            </w:r>
-          </w:p>
-        </w:tc>
-        <w:tc>
-          <w:tcPr>
-            <w:tcW w:type="dxa" w:w="1728"/>
-          </w:tcPr>
-          <w:p>
-            <w:r>
-              <w:t>$8,079.7M</w:t>
-            </w:r>
-          </w:p>
-        </w:tc>
-        <w:tc>
-          <w:tcPr>
-            <w:tcW w:type="dxa" w:w="1728"/>
-          </w:tcPr>
-          <w:p>
-            <w:r>
-              <w:t>$2,083.9M</w:t>
+              <w:t>CT</w:t>
+            </w:r>
+          </w:p>
+        </w:tc>
+        <w:tc>
+          <w:tcPr>
+            <w:tcW w:type="dxa" w:w="1728"/>
+          </w:tcPr>
+          <w:p>
+            <w:r>
+              <w:t>CHFA</w:t>
+            </w:r>
+          </w:p>
+        </w:tc>
+        <w:tc>
+          <w:tcPr>
+            <w:tcW w:type="dxa" w:w="1728"/>
+          </w:tcPr>
+          <w:p>
+            <w:r>
+              <w:t>$8,122.4M</w:t>
+            </w:r>
+          </w:p>
+        </w:tc>
+        <w:tc>
+          <w:tcPr>
+            <w:tcW w:type="dxa" w:w="1728"/>
+          </w:tcPr>
+          <w:p>
+            <w:r>
+              <w:t>$957.0M</w:t>
             </w:r>
           </w:p>
         </w:tc>
@@ -1881,37 +1881,37 @@
           </w:tcPr>
           <w:p>
             <w:r>
-              <w:t>MI</w:t>
-            </w:r>
-          </w:p>
-        </w:tc>
-        <w:tc>
-          <w:tcPr>
-            <w:tcW w:type="dxa" w:w="1728"/>
-          </w:tcPr>
-          <w:p>
-            <w:r>
-              <w:t>MSHDA</w:t>
-            </w:r>
-          </w:p>
-        </w:tc>
-        <w:tc>
-          <w:tcPr>
-            <w:tcW w:type="dxa" w:w="1728"/>
-          </w:tcPr>
-          <w:p>
-            <w:r>
-              <w:t>$8,027.8M</w:t>
-            </w:r>
-          </w:p>
-        </w:tc>
-        <w:tc>
-          <w:tcPr>
-            <w:tcW w:type="dxa" w:w="1728"/>
-          </w:tcPr>
-          <w:p>
-            <w:r>
-              <w:t>$1,292.0M</w:t>
+              <w:t>MA</w:t>
+            </w:r>
+          </w:p>
+        </w:tc>
+        <w:tc>
+          <w:tcPr>
+            <w:tcW w:type="dxa" w:w="1728"/>
+          </w:tcPr>
+          <w:p>
+            <w:r>
+              <w:t>MassHousing</w:t>
+            </w:r>
+          </w:p>
+        </w:tc>
+        <w:tc>
+          <w:tcPr>
+            <w:tcW w:type="dxa" w:w="1728"/>
+          </w:tcPr>
+          <w:p>
+            <w:r>
+              <w:t>$8,079.7M</w:t>
+            </w:r>
+          </w:p>
+        </w:tc>
+        <w:tc>
+          <w:tcPr>
+            <w:tcW w:type="dxa" w:w="1728"/>
+          </w:tcPr>
+          <w:p>
+            <w:r>
+              <w:t>$2,083.9M</w:t>
             </w:r>
           </w:p>
         </w:tc>
@@ -1933,37 +1933,37 @@
           </w:tcPr>
           <w:p>
             <w:r>
-              <w:t>IL</w:t>
-            </w:r>
-          </w:p>
-        </w:tc>
-        <w:tc>
-          <w:tcPr>
-            <w:tcW w:type="dxa" w:w="1728"/>
-          </w:tcPr>
-          <w:p>
-            <w:r>
-              <w:t>IHDA</w:t>
-            </w:r>
-          </w:p>
-        </w:tc>
-        <w:tc>
-          <w:tcPr>
-            <w:tcW w:type="dxa" w:w="1728"/>
-          </w:tcPr>
-          <w:p>
-            <w:r>
-              <w:t>$7,846.5M</w:t>
-            </w:r>
-          </w:p>
-        </w:tc>
-        <w:tc>
-          <w:tcPr>
-            <w:tcW w:type="dxa" w:w="1728"/>
-          </w:tcPr>
-          <w:p>
-            <w:r>
-              <w:t>$1,533.7M</w:t>
+              <w:t>MI</w:t>
+            </w:r>
+          </w:p>
+        </w:tc>
+        <w:tc>
+          <w:tcPr>
+            <w:tcW w:type="dxa" w:w="1728"/>
+          </w:tcPr>
+          <w:p>
+            <w:r>
+              <w:t>MSHDA</w:t>
+            </w:r>
+          </w:p>
+        </w:tc>
+        <w:tc>
+          <w:tcPr>
+            <w:tcW w:type="dxa" w:w="1728"/>
+          </w:tcPr>
+          <w:p>
+            <w:r>
+              <w:t>$8,027.8M</w:t>
+            </w:r>
+          </w:p>
+        </w:tc>
+        <w:tc>
+          <w:tcPr>
+            <w:tcW w:type="dxa" w:w="1728"/>
+          </w:tcPr>
+          <w:p>
+            <w:r>
+              <w:t>$1,292.0M</w:t>
             </w:r>
           </w:p>
         </w:tc>
@@ -1985,37 +1985,37 @@
           </w:tcPr>
           <w:p>
             <w:r>
-              <w:t>FL</w:t>
-            </w:r>
-          </w:p>
-        </w:tc>
-        <w:tc>
-          <w:tcPr>
-            <w:tcW w:type="dxa" w:w="1728"/>
-          </w:tcPr>
-          <w:p>
-            <w:r>
-              <w:t>FloridaHousing</w:t>
-            </w:r>
-          </w:p>
-        </w:tc>
-        <w:tc>
-          <w:tcPr>
-            <w:tcW w:type="dxa" w:w="1728"/>
-          </w:tcPr>
-          <w:p>
-            <w:r>
-              <w:t>$7,722.4M</w:t>
-            </w:r>
-          </w:p>
-        </w:tc>
-        <w:tc>
-          <w:tcPr>
-            <w:tcW w:type="dxa" w:w="1728"/>
-          </w:tcPr>
-          <w:p>
-            <w:r>
-              <w:t>$4,771.1M</w:t>
+              <w:t>IL</w:t>
+            </w:r>
+          </w:p>
+        </w:tc>
+        <w:tc>
+          <w:tcPr>
+            <w:tcW w:type="dxa" w:w="1728"/>
+          </w:tcPr>
+          <w:p>
+            <w:r>
+              <w:t>IHDA</w:t>
+            </w:r>
+          </w:p>
+        </w:tc>
+        <w:tc>
+          <w:tcPr>
+            <w:tcW w:type="dxa" w:w="1728"/>
+          </w:tcPr>
+          <w:p>
+            <w:r>
+              <w:t>$7,846.5M</w:t>
+            </w:r>
+          </w:p>
+        </w:tc>
+        <w:tc>
+          <w:tcPr>
+            <w:tcW w:type="dxa" w:w="1728"/>
+          </w:tcPr>
+          <w:p>
+            <w:r>
+              <w:t>$1,533.7M</w:t>
             </w:r>
           </w:p>
         </w:tc>
@@ -2037,37 +2037,37 @@
           </w:tcPr>
           <w:p>
             <w:r>
-              <w:t>IA</w:t>
-            </w:r>
-          </w:p>
-        </w:tc>
-        <w:tc>
-          <w:tcPr>
-            <w:tcW w:type="dxa" w:w="1728"/>
-          </w:tcPr>
-          <w:p>
-            <w:r>
-              <w:t>IFA</w:t>
-            </w:r>
-          </w:p>
-        </w:tc>
-        <w:tc>
-          <w:tcPr>
-            <w:tcW w:type="dxa" w:w="1728"/>
-          </w:tcPr>
-          <w:p>
-            <w:r>
-              <w:t>$6,173.2M</w:t>
-            </w:r>
-          </w:p>
-        </w:tc>
-        <w:tc>
-          <w:tcPr>
-            <w:tcW w:type="dxa" w:w="1728"/>
-          </w:tcPr>
-          <w:p>
-            <w:r>
-              <w:t>$1,664.6M</w:t>
+              <w:t>FL</w:t>
+            </w:r>
+          </w:p>
+        </w:tc>
+        <w:tc>
+          <w:tcPr>
+            <w:tcW w:type="dxa" w:w="1728"/>
+          </w:tcPr>
+          <w:p>
+            <w:r>
+              <w:t>FloridaHousing</w:t>
+            </w:r>
+          </w:p>
+        </w:tc>
+        <w:tc>
+          <w:tcPr>
+            <w:tcW w:type="dxa" w:w="1728"/>
+          </w:tcPr>
+          <w:p>
+            <w:r>
+              <w:t>$7,722.4M</w:t>
+            </w:r>
+          </w:p>
+        </w:tc>
+        <w:tc>
+          <w:tcPr>
+            <w:tcW w:type="dxa" w:w="1728"/>
+          </w:tcPr>
+          <w:p>
+            <w:r>
+              <w:t>$4,771.1M</w:t>
             </w:r>
           </w:p>
         </w:tc>
@@ -2807,7 +2807,7 @@
         <w:t xml:space="preserve">Bond-financed large agencies: </w:t>
       </w:r>
       <w:r>
-        <w:t>Examples include Virginia, Minnesota, Colorado, Connecticut, Michigan, and Illinois: large asset bases with liabilities expanding in parallel, and heavy reliance on multifamily and single-family bond programs and GSE channels.</w:t>
+        <w:t>Examples include New York, Virginia, Minnesota, Colorado, Connecticut, Michigan, and Illinois: large asset bases with liabilities expanding in parallel, and heavy reliance on multifamily and single-family bond programs and GSE channels. New York State HFA is the largest by a wide margin, reporting FY2025 total assets of about $21.31 billion and total liabilities of about $19.57 billion -- roughly 1.7 times the total assets of Virginia, the next-largest agency in this group.</w:t>
       </w:r>
     </w:p>
     <w:p>
@@ -2849,7 +2849,7 @@
         <w:t xml:space="preserve">High-cost coastal markets: </w:t>
       </w:r>
       <w:r>
-        <w:t>California and Washington are illustrative (New York entity-level filings remain limited). Results track home prices, construction costs, and project pipelines closely. In FY2025, CalHFA reported net position of about $3.44 billion and total assets near $5.0 billion, remaining among the largest state housing finance agencies.</w:t>
+        <w:t>California and Washington are illustrative. Results track home prices, construction costs, and project pipelines closely. In FY2025, CalHFA reported net position of about $3.44 billion and total assets near $5.0 billion, remaining among the largest state housing finance agencies.</w:t>
       </w:r>
     </w:p>
     <w:p>
@@ -2882,7 +2882,7 @@
         <w:t xml:space="preserve">Scale does not guarantee safety. </w:t>
       </w:r>
       <w:r>
-        <w:t>The largest asset bases often carry the highest liabilities and derivative exposure. While interest-rate paths remain uncertain, net position ratio and cash-flow capacity deserve as much attention as asset rankings.</w:t>
+        <w:t>The largest asset bases often carry the highest liabilities and derivative exposure. While interest-rate paths remain uncertain, net position ratio and cash-flow capacity deserve as much attention as asset rankings. New York illustrates the point: it is now the largest agency by total assets, yet its net position ratio is only about 8%, thinner than most of its top-10-by-assets peers, which otherwise range roughly from 16% to 98%.</w:t>
       </w:r>
     </w:p>
     <w:p>
@@ -4843,37 +4843,37 @@
           </w:tcPr>
           <w:p>
             <w:r>
-              <w:t>HCR</w:t>
-            </w:r>
-          </w:p>
-        </w:tc>
-        <w:tc>
-          <w:tcPr>
-            <w:tcW w:type="dxa" w:w="1728"/>
-          </w:tcPr>
-          <w:p>
-            <w:r>
-              <w:t>Not available</w:t>
-            </w:r>
-          </w:p>
-        </w:tc>
-        <w:tc>
-          <w:tcPr>
-            <w:tcW w:type="dxa" w:w="1728"/>
-          </w:tcPr>
-          <w:p>
-            <w:r>
-              <w:t>-</w:t>
-            </w:r>
-          </w:p>
-        </w:tc>
-        <w:tc>
-          <w:tcPr>
-            <w:tcW w:type="dxa" w:w="1728"/>
-          </w:tcPr>
-          <w:p>
-            <w:r>
-              <w:t>FY2025 PDF link not found</w:t>
+              <w:t>NYSHFA</w:t>
+            </w:r>
+          </w:p>
+        </w:tc>
+        <w:tc>
+          <w:tcPr>
+            <w:tcW w:type="dxa" w:w="1728"/>
+          </w:tcPr>
+          <w:p>
+            <w:r>
+              <w:t>Downloaded</w:t>
+            </w:r>
+          </w:p>
+        </w:tc>
+        <w:tc>
+          <w:tcPr>
+            <w:tcW w:type="dxa" w:w="1728"/>
+          </w:tcPr>
+          <w:p>
+            <w:r>
+              <w:t>NY_NYHFA.pdf</w:t>
+            </w:r>
+          </w:p>
+        </w:tc>
+        <w:tc>
+          <w:tcPr>
+            <w:tcW w:type="dxa" w:w="1728"/>
+          </w:tcPr>
+          <w:p>
+            <w:r>
+              <w:t>Core metrics manually verified against NYS HFA FY2025 MD&amp;A (Condensed Financial Information -- Statements of Net Position, October 31 2025/2024)</w:t>
             </w:r>
           </w:p>
         </w:tc>
@@ -5721,7 +5721,7 @@
     </w:p>
     <w:p>
       <w:r>
-        <w:t>As of this report, the following 6 states or territories had no publicly locatable FY2025 ACFR or audited financial statement. Common reasons include incomplete audits, FY2024-only postings, or filings hosted on nonstandard sites.</w:t>
+        <w:t>As of this report, the following 5 states or territories had no publicly locatable FY2025 ACFR or audited financial statement. Common reasons include incomplete audits, FY2024-only postings, or filings hosted on nonstandard sites.</w:t>
       </w:r>
     </w:p>
     <w:p>
@@ -5746,14 +5746,6 @@
       </w:pPr>
       <w:r>
         <w:t>NJ - New Jersey Housing and Mortgage Finance Agency (NJHMFA)</w:t>
-      </w:r>
-    </w:p>
-    <w:p>
-      <w:pPr>
-        <w:pStyle w:val="ListBullet"/>
-      </w:pPr>
-      <w:r>
-        <w:t>NY - New York State Homes and Community Renewal (HCR)</w:t>
       </w:r>
     </w:p>
     <w:p>

--- a/FY2025/FY2025_US_State_HFA_ACFR_Analysis_Report.docx
+++ b/FY2025/FY2025_US_State_HFA_ACFR_Analysis_Report.docx
@@ -25,7 +25,7 @@
         <w:rPr>
           <w:i/>
         </w:rPr>
-        <w:t>Prepared: August 11, 2026  |  Coverage: 51 states/territories  |  Reports obtained: 46 FY2025 filings</w:t>
+        <w:t>Prepared: August 16, 2026  |  Coverage: 51 states/territories  |  Reports obtained: 46 FY2025 filings</w:t>
       </w:r>
     </w:p>
     <w:p>
@@ -88,6 +88,9 @@
           </w:tcPr>
           <w:p>
             <w:r>
+              <w:rPr>
+                <w:b/>
+              </w:rPr>
               <w:t>Rank</w:t>
             </w:r>
           </w:p>
@@ -98,6 +101,9 @@
           </w:tcPr>
           <w:p>
             <w:r>
+              <w:rPr>
+                <w:b/>
+              </w:rPr>
               <w:t>State</w:t>
             </w:r>
           </w:p>
@@ -108,6 +114,9 @@
           </w:tcPr>
           <w:p>
             <w:r>
+              <w:rPr>
+                <w:b/>
+              </w:rPr>
               <w:t>Agency</w:t>
             </w:r>
           </w:p>
@@ -118,6 +127,9 @@
           </w:tcPr>
           <w:p>
             <w:r>
+              <w:rPr>
+                <w:b/>
+              </w:rPr>
               <w:t>FY2025 Net Position</w:t>
             </w:r>
           </w:p>
@@ -128,6 +140,9 @@
           </w:tcPr>
           <w:p>
             <w:r>
+              <w:rPr>
+                <w:b/>
+              </w:rPr>
               <w:t>FY2025 Total Assets</w:t>
             </w:r>
           </w:p>
@@ -138,6 +153,9 @@
           </w:tcPr>
           <w:p>
             <w:r>
+              <w:rPr>
+                <w:b/>
+              </w:rPr>
               <w:t>Net Position Ratio</w:t>
             </w:r>
           </w:p>
@@ -798,6 +816,9 @@
           </w:tcPr>
           <w:p>
             <w:r>
+              <w:rPr>
+                <w:b/>
+              </w:rPr>
               <w:t>Rank</w:t>
             </w:r>
           </w:p>
@@ -808,6 +829,9 @@
           </w:tcPr>
           <w:p>
             <w:r>
+              <w:rPr>
+                <w:b/>
+              </w:rPr>
               <w:t>State</w:t>
             </w:r>
           </w:p>
@@ -818,6 +842,9 @@
           </w:tcPr>
           <w:p>
             <w:r>
+              <w:rPr>
+                <w:b/>
+              </w:rPr>
               <w:t>Agency</w:t>
             </w:r>
           </w:p>
@@ -828,6 +855,9 @@
           </w:tcPr>
           <w:p>
             <w:r>
+              <w:rPr>
+                <w:b/>
+              </w:rPr>
               <w:t>Net Position Change</w:t>
             </w:r>
           </w:p>
@@ -838,6 +868,9 @@
           </w:tcPr>
           <w:p>
             <w:r>
+              <w:rPr>
+                <w:b/>
+              </w:rPr>
               <w:t>Growth Rate</w:t>
             </w:r>
           </w:p>
@@ -848,6 +881,9 @@
           </w:tcPr>
           <w:p>
             <w:r>
+              <w:rPr>
+                <w:b/>
+              </w:rPr>
               <w:t>FY2025 Net Position</w:t>
             </w:r>
           </w:p>
@@ -1507,6 +1543,9 @@
           </w:tcPr>
           <w:p>
             <w:r>
+              <w:rPr>
+                <w:b/>
+              </w:rPr>
               <w:t>Rank</w:t>
             </w:r>
           </w:p>
@@ -1517,6 +1556,9 @@
           </w:tcPr>
           <w:p>
             <w:r>
+              <w:rPr>
+                <w:b/>
+              </w:rPr>
               <w:t>State</w:t>
             </w:r>
           </w:p>
@@ -1527,6 +1569,9 @@
           </w:tcPr>
           <w:p>
             <w:r>
+              <w:rPr>
+                <w:b/>
+              </w:rPr>
               <w:t>Agency</w:t>
             </w:r>
           </w:p>
@@ -1537,6 +1582,9 @@
           </w:tcPr>
           <w:p>
             <w:r>
+              <w:rPr>
+                <w:b/>
+              </w:rPr>
               <w:t>FY2025 Total Assets</w:t>
             </w:r>
           </w:p>
@@ -1547,6 +1595,9 @@
           </w:tcPr>
           <w:p>
             <w:r>
+              <w:rPr>
+                <w:b/>
+              </w:rPr>
               <w:t>FY2025 Net Position</w:t>
             </w:r>
           </w:p>
@@ -2102,6 +2153,9 @@
           </w:tcPr>
           <w:p>
             <w:r>
+              <w:rPr>
+                <w:b/>
+              </w:rPr>
               <w:t>Rank</w:t>
             </w:r>
           </w:p>
@@ -2112,6 +2166,9 @@
           </w:tcPr>
           <w:p>
             <w:r>
+              <w:rPr>
+                <w:b/>
+              </w:rPr>
               <w:t>State</w:t>
             </w:r>
           </w:p>
@@ -2122,6 +2179,9 @@
           </w:tcPr>
           <w:p>
             <w:r>
+              <w:rPr>
+                <w:b/>
+              </w:rPr>
               <w:t>Agency</w:t>
             </w:r>
           </w:p>
@@ -2132,6 +2192,9 @@
           </w:tcPr>
           <w:p>
             <w:r>
+              <w:rPr>
+                <w:b/>
+              </w:rPr>
               <w:t>Net Position Ratio</w:t>
             </w:r>
           </w:p>
@@ -2142,6 +2205,9 @@
           </w:tcPr>
           <w:p>
             <w:r>
+              <w:rPr>
+                <w:b/>
+              </w:rPr>
               <w:t>FY2025 Net Position</w:t>
             </w:r>
           </w:p>
@@ -2152,6 +2218,9 @@
           </w:tcPr>
           <w:p>
             <w:r>
+              <w:rPr>
+                <w:b/>
+              </w:rPr>
               <w:t>FY2025 Total Assets</w:t>
             </w:r>
           </w:p>
@@ -2912,7 +2981,504 @@
         <w:pStyle w:val="Heading1"/>
       </w:pPr>
       <w:r>
-        <w:t>V. Recommendations for FY2026 and Beyond</w:t>
+        <w:t>V. Population and Socio-Economic Context</w:t>
+      </w:r>
+    </w:p>
+    <w:p>
+      <w:r>
+        <w:t>Total population across the 51 states and the District of Columbia is approximately 341.8M. The five most populous are CA(39.4M), TX(31.7M), FL(23.5M), NY(20.0M), PA(13.1M); the five least populous are ND(0.8M), AK(0.7M), DC(0.7M), VT(0.6M), WY(0.6M). Population figures come from the Census Bureau's population estimates program and cover all 51 states/territories (100% coverage), making this the most consistent of the three data layers.</w:t>
+      </w:r>
+    </w:p>
+    <w:p>
+      <w:r>
+        <w:t>Per-capita personal income (BEA SAINC4) is highest in the District of Columbia (about DC($112,944), CT($95,083), MA($93,575)) and lowest in Mississippi (about AL($57,251), WV($55,432), MS($51,948)), roughly 2.2 times lower. High incomes concentrate in the District of Columbia, New England, the Mid-Atlantic, and the West Coast.</w:t>
+      </w:r>
+    </w:p>
+    <w:p>
+      <w:r>
+        <w:t>The national average unemployment rate is about 3.7%: Nevada is highest (NV(5.6%)) and South Dakota lowest (SD(1.8%)). The average poverty rate is about 12.0%: Louisiana, Mississippi, and New Mexico are highest (LA(18.9%), MS(18.8%), NM(17.6%)), while New Hampshire is lowest (NH(7.2%)). Mississippi, West Virginia, Alabama, Kentucky, and New Mexico generally show both lower per-capita income and higher poverty.</w:t>
+      </w:r>
+    </w:p>
+    <w:p>
+      <w:r>
+        <w:t>Median home prices range from about WV($155,000) in West Virginia to about HI($820,000) in Hawaii (roughly 5.3 times). The HUD January 2025 point-in-time count totals about 739,766 people: California is highest (CA(181,934), NY(145,560)) and Wyoming lowest (WY(535)). High-cost coastal markets (California, Hawaii, the District, Massachusetts, Washington) combine the highest prices with the heaviest homelessness burden.</w:t>
+      </w:r>
+    </w:p>
+    <w:p>
+      <w:r>
+        <w:t>Population size correlates broadly with HFA balance-sheet size, but the distribution of per-capita income, home prices, and homelessness reveals two very different demand structures: high-cost coastal states face an undersupply-plus-high-price problem, while lower-income Southern states face an affordability-plus-concentrated-poverty problem. These two pressure profiles call for different HFA product mixes.</w:t>
+      </w:r>
+    </w:p>
+    <w:p>
+      <w:pPr>
+        <w:pStyle w:val="Heading1"/>
+      </w:pPr>
+      <w:r>
+        <w:t>VI. Housing Program Activity Analysis</w:t>
+      </w:r>
+    </w:p>
+    <w:p>
+      <w:r>
+        <w:t>44 states and territories have FY2025 housing program-activity modules, compiled state-by-state from each HFA's annual report program disclosures. The table below aggregates seven business categories, reporting for each the number of disclosing states, volume (units/households), and dollar amount to support cross-state comparison.</w:t>
+      </w:r>
+    </w:p>
+    <w:tbl>
+      <w:tblPr>
+        <w:tblStyle w:val="LightGrid-Accent1"/>
+        <w:tblW w:type="auto" w:w="0"/>
+        <w:tblLook w:firstColumn="1" w:firstRow="1" w:lastColumn="0" w:lastRow="0" w:noHBand="0" w:noVBand="1" w:val="04A0"/>
+      </w:tblPr>
+      <w:tblGrid>
+        <w:gridCol w:w="2160"/>
+        <w:gridCol w:w="2160"/>
+        <w:gridCol w:w="2160"/>
+        <w:gridCol w:w="2160"/>
+      </w:tblGrid>
+      <w:tr>
+        <w:tc>
+          <w:tcPr>
+            <w:tcW w:type="dxa" w:w="2160"/>
+          </w:tcPr>
+          <w:p>
+            <w:r>
+              <w:rPr>
+                <w:b/>
+              </w:rPr>
+              <w:t>Business Category</w:t>
+            </w:r>
+          </w:p>
+        </w:tc>
+        <w:tc>
+          <w:tcPr>
+            <w:tcW w:type="dxa" w:w="2160"/>
+          </w:tcPr>
+          <w:p>
+            <w:r>
+              <w:rPr>
+                <w:b/>
+              </w:rPr>
+              <w:t>Disclosing States</w:t>
+            </w:r>
+          </w:p>
+        </w:tc>
+        <w:tc>
+          <w:tcPr>
+            <w:tcW w:type="dxa" w:w="2160"/>
+          </w:tcPr>
+          <w:p>
+            <w:r>
+              <w:rPr>
+                <w:b/>
+              </w:rPr>
+              <w:t>Volume (units/households)</w:t>
+            </w:r>
+          </w:p>
+        </w:tc>
+        <w:tc>
+          <w:tcPr>
+            <w:tcW w:type="dxa" w:w="2160"/>
+          </w:tcPr>
+          <w:p>
+            <w:r>
+              <w:rPr>
+                <w:b/>
+              </w:rPr>
+              <w:t>Amount</w:t>
+            </w:r>
+          </w:p>
+        </w:tc>
+      </w:tr>
+      <w:tr>
+        <w:tc>
+          <w:tcPr>
+            <w:tcW w:type="dxa" w:w="2160"/>
+          </w:tcPr>
+          <w:p>
+            <w:r>
+              <w:t>Homeownership loans</w:t>
+            </w:r>
+          </w:p>
+        </w:tc>
+        <w:tc>
+          <w:tcPr>
+            <w:tcW w:type="dxa" w:w="2160"/>
+          </w:tcPr>
+          <w:p>
+            <w:r>
+              <w:t>38</w:t>
+            </w:r>
+          </w:p>
+        </w:tc>
+        <w:tc>
+          <w:tcPr>
+            <w:tcW w:type="dxa" w:w="2160"/>
+          </w:tcPr>
+          <w:p>
+            <w:r>
+              <w:t>128,780</w:t>
+            </w:r>
+          </w:p>
+        </w:tc>
+        <w:tc>
+          <w:tcPr>
+            <w:tcW w:type="dxa" w:w="2160"/>
+          </w:tcPr>
+          <w:p>
+            <w:r>
+              <w:t>$30.35B</w:t>
+            </w:r>
+          </w:p>
+        </w:tc>
+      </w:tr>
+      <w:tr>
+        <w:tc>
+          <w:tcPr>
+            <w:tcW w:type="dxa" w:w="2160"/>
+          </w:tcPr>
+          <w:p>
+            <w:r>
+              <w:t>Repair/counseling</w:t>
+            </w:r>
+          </w:p>
+        </w:tc>
+        <w:tc>
+          <w:tcPr>
+            <w:tcW w:type="dxa" w:w="2160"/>
+          </w:tcPr>
+          <w:p>
+            <w:r>
+              <w:t>5</w:t>
+            </w:r>
+          </w:p>
+        </w:tc>
+        <w:tc>
+          <w:tcPr>
+            <w:tcW w:type="dxa" w:w="2160"/>
+          </w:tcPr>
+          <w:p>
+            <w:r>
+              <w:t>12,193</w:t>
+            </w:r>
+          </w:p>
+        </w:tc>
+        <w:tc>
+          <w:tcPr>
+            <w:tcW w:type="dxa" w:w="2160"/>
+          </w:tcPr>
+          <w:p>
+            <w:r>
+              <w:t>$69.5M</w:t>
+            </w:r>
+          </w:p>
+        </w:tc>
+      </w:tr>
+      <w:tr>
+        <w:tc>
+          <w:tcPr>
+            <w:tcW w:type="dxa" w:w="2160"/>
+          </w:tcPr>
+          <w:p>
+            <w:r>
+              <w:t>COVID emergency</w:t>
+            </w:r>
+          </w:p>
+        </w:tc>
+        <w:tc>
+          <w:tcPr>
+            <w:tcW w:type="dxa" w:w="2160"/>
+          </w:tcPr>
+          <w:p>
+            <w:r>
+              <w:t>6</w:t>
+            </w:r>
+          </w:p>
+        </w:tc>
+        <w:tc>
+          <w:tcPr>
+            <w:tcW w:type="dxa" w:w="2160"/>
+          </w:tcPr>
+          <w:p>
+            <w:r>
+              <w:t>29,357</w:t>
+            </w:r>
+          </w:p>
+        </w:tc>
+        <w:tc>
+          <w:tcPr>
+            <w:tcW w:type="dxa" w:w="2160"/>
+          </w:tcPr>
+          <w:p>
+            <w:r>
+              <w:t>$160.5M</w:t>
+            </w:r>
+          </w:p>
+        </w:tc>
+      </w:tr>
+      <w:tr>
+        <w:tc>
+          <w:tcPr>
+            <w:tcW w:type="dxa" w:w="2160"/>
+          </w:tcPr>
+          <w:p>
+            <w:r>
+              <w:t>Rental assistance</w:t>
+            </w:r>
+          </w:p>
+        </w:tc>
+        <w:tc>
+          <w:tcPr>
+            <w:tcW w:type="dxa" w:w="2160"/>
+          </w:tcPr>
+          <w:p>
+            <w:r>
+              <w:t>20</w:t>
+            </w:r>
+          </w:p>
+        </w:tc>
+        <w:tc>
+          <w:tcPr>
+            <w:tcW w:type="dxa" w:w="2160"/>
+          </w:tcPr>
+          <w:p>
+            <w:r>
+              <w:t>720,649</w:t>
+            </w:r>
+          </w:p>
+        </w:tc>
+        <w:tc>
+          <w:tcPr>
+            <w:tcW w:type="dxa" w:w="2160"/>
+          </w:tcPr>
+          <w:p>
+            <w:r>
+              <w:t>$4.96B</w:t>
+            </w:r>
+          </w:p>
+        </w:tc>
+      </w:tr>
+      <w:tr>
+        <w:tc>
+          <w:tcPr>
+            <w:tcW w:type="dxa" w:w="2160"/>
+          </w:tcPr>
+          <w:p>
+            <w:r>
+              <w:t>Multifamily new/preserved</w:t>
+            </w:r>
+          </w:p>
+        </w:tc>
+        <w:tc>
+          <w:tcPr>
+            <w:tcW w:type="dxa" w:w="2160"/>
+          </w:tcPr>
+          <w:p>
+            <w:r>
+              <w:t>41</w:t>
+            </w:r>
+          </w:p>
+        </w:tc>
+        <w:tc>
+          <w:tcPr>
+            <w:tcW w:type="dxa" w:w="2160"/>
+          </w:tcPr>
+          <w:p>
+            <w:r>
+              <w:t>155,410</w:t>
+            </w:r>
+          </w:p>
+        </w:tc>
+        <w:tc>
+          <w:tcPr>
+            <w:tcW w:type="dxa" w:w="2160"/>
+          </w:tcPr>
+          <w:p>
+            <w:r>
+              <w:t>$28.21B</w:t>
+            </w:r>
+          </w:p>
+        </w:tc>
+      </w:tr>
+      <w:tr>
+        <w:tc>
+          <w:tcPr>
+            <w:tcW w:type="dxa" w:w="2160"/>
+          </w:tcPr>
+          <w:p>
+            <w:r>
+              <w:t>Energy assistance</w:t>
+            </w:r>
+          </w:p>
+        </w:tc>
+        <w:tc>
+          <w:tcPr>
+            <w:tcW w:type="dxa" w:w="2160"/>
+          </w:tcPr>
+          <w:p>
+            <w:r>
+              <w:t>7</w:t>
+            </w:r>
+          </w:p>
+        </w:tc>
+        <w:tc>
+          <w:tcPr>
+            <w:tcW w:type="dxa" w:w="2160"/>
+          </w:tcPr>
+          <w:p>
+            <w:r>
+              <w:t>312,233</w:t>
+            </w:r>
+          </w:p>
+        </w:tc>
+        <w:tc>
+          <w:tcPr>
+            <w:tcW w:type="dxa" w:w="2160"/>
+          </w:tcPr>
+          <w:p>
+            <w:r>
+              <w:t>$177.3M</w:t>
+            </w:r>
+          </w:p>
+        </w:tc>
+      </w:tr>
+      <w:tr>
+        <w:tc>
+          <w:tcPr>
+            <w:tcW w:type="dxa" w:w="2160"/>
+          </w:tcPr>
+          <w:p>
+            <w:r>
+              <w:t>Grants/trust fund</w:t>
+            </w:r>
+          </w:p>
+        </w:tc>
+        <w:tc>
+          <w:tcPr>
+            <w:tcW w:type="dxa" w:w="2160"/>
+          </w:tcPr>
+          <w:p>
+            <w:r>
+              <w:t>8</w:t>
+            </w:r>
+          </w:p>
+        </w:tc>
+        <w:tc>
+          <w:tcPr>
+            <w:tcW w:type="dxa" w:w="2160"/>
+          </w:tcPr>
+          <w:p>
+            <w:r>
+              <w:t>14,590</w:t>
+            </w:r>
+          </w:p>
+        </w:tc>
+        <w:tc>
+          <w:tcPr>
+            <w:tcW w:type="dxa" w:w="2160"/>
+          </w:tcPr>
+          <w:p>
+            <w:r>
+              <w:t>$433.4M</w:t>
+            </w:r>
+          </w:p>
+        </w:tc>
+      </w:tr>
+    </w:tbl>
+    <w:p>
+      <w:r>
+        <w:rPr>
+          <w:b/>
+        </w:rPr>
+        <w:t xml:space="preserve">Multifamily and homeownership lending dominate capital deployment. </w:t>
+      </w:r>
+      <w:r>
+        <w:t>Multifamily new/preserved and homeownership lending together account for about $28.21B and $30.35B. Multifamily volume is led by Texas (TX(18,695), FL(12,007), NY(11,317)); homeownership households by Washington (WA(10,918), FL(8,427), CA(6,955)). These two categories form the core of most HFAs' mortgage and development-loan assets.</w:t>
+      </w:r>
+    </w:p>
+    <w:p>
+      <w:r>
+        <w:rPr>
+          <w:b/>
+        </w:rPr>
+        <w:t xml:space="preserve">Rental assistance reaches the most households at the lowest unit cost. </w:t>
+      </w:r>
+      <w:r>
+        <w:t>Rental assistance totals about 720,649 households across 20 states, but only about $4.96B in amount, reflecting its nature as a recurring small subsidy rather than one-time capital investment; Texas (TX(349,398), NY(150,544)) leads in scale.</w:t>
+      </w:r>
+    </w:p>
+    <w:p>
+      <w:r>
+        <w:rPr>
+          <w:b/>
+        </w:rPr>
+        <w:t xml:space="preserve">Several categories have low disclosure coverage, so cross-state comparison needs care. </w:t>
+      </w:r>
+      <w:r>
+        <w:t>Energy assistance (312,233 households, concentrated in IN(114,594), TN(74,438) among 7 states) and grants/trust-fund programs carry meaningful amounts from few states; repair/counseling (5 states) and COVID emergency (6 states) have the lowest coverage. Because disclosure conventions differ widely, cross-state comparisons should be read as directional rather than precise.</w:t>
+      </w:r>
+    </w:p>
+    <w:p>
+      <w:pPr>
+        <w:pStyle w:val="Heading1"/>
+      </w:pPr>
+      <w:r>
+        <w:t>VII. Data Source and Quality Assessment</w:t>
+      </w:r>
+    </w:p>
+    <w:p>
+      <w:r>
+        <w:t>This report rests on three data layers with different sources and quality gradients, which directly affect the robustness of its conclusions.</w:t>
+      </w:r>
+    </w:p>
+    <w:p>
+      <w:r>
+        <w:rPr>
+          <w:b/>
+        </w:rPr>
+        <w:t xml:space="preserve">Financial data (high confidence, ~90% coverage). </w:t>
+      </w:r>
+      <w:r>
+        <w:t>Net position, total assets, and liabilities come from state ACFRs or audited financial statements; 46 states (90%) were obtained. AZ, NV, NJ, OR, RI are not included because audits are incomplete or only FY2024 filings were posted. Certain core figures were manually verified and are noted state-by-state in the coverage inventory.</w:t>
+      </w:r>
+    </w:p>
+    <w:p>
+      <w:r>
+        <w:rPr>
+          <w:b/>
+        </w:rPr>
+        <w:t xml:space="preserve">Population and socio-economic data (highest confidence, 100% coverage). </w:t>
+      </w:r>
+      <w:r>
+        <w:t>Population, income, unemployment, poverty, home prices, and homelessness all come from federal statistics (Census/BEA/BLS/ACS/HUD), covering all 51 states/territories with uniform definitions and direct cross-state comparability — the highest-quality layer of the three.</w:t>
+      </w:r>
+    </w:p>
+    <w:p>
+      <w:r>
+        <w:rPr>
+          <w:b/>
+        </w:rPr>
+        <w:t xml:space="preserve">Housing program-activity data (medium confidence, ~86% coverage). </w:t>
+      </w:r>
+      <w:r>
+        <w:t>Program activity comes from each HFA's annual-report program disclosures; 44 states have modules, but coverage across the seven categories ranges from 41 states (multifamily) to 5 states (repair). Unit definitions, amount conventions, and whether tax credits are included vary widely, making this the layer that most requires careful interpretation.</w:t>
+      </w:r>
+    </w:p>
+    <w:p>
+      <w:r>
+        <w:rPr>
+          <w:b/>
+        </w:rPr>
+        <w:t xml:space="preserve">Conclusion. </w:t>
+      </w:r>
+      <w:r>
+        <w:t>The quality gradient (population/economy ≈ financial &gt; housing activity) determines how robust each conclusion is: population and financial insights are relatively reliable, while housing-activity insights should be treated as directional rather than precise comparisons.</w:t>
+      </w:r>
+    </w:p>
+    <w:p>
+      <w:pPr>
+        <w:pStyle w:val="Heading1"/>
+      </w:pPr>
+      <w:r>
+        <w:t>VIII. Recommendations for FY2026 and Beyond</w:t>
       </w:r>
     </w:p>
     <w:p>
@@ -2990,7 +3556,7 @@
         <w:pStyle w:val="Heading1"/>
       </w:pPr>
       <w:r>
-        <w:t>VI. Data Coverage and File Inventory</w:t>
+        <w:t>IX. Data Coverage and File Inventory</w:t>
       </w:r>
     </w:p>
     <w:tbl>
@@ -3013,6 +3579,9 @@
           </w:tcPr>
           <w:p>
             <w:r>
+              <w:rPr>
+                <w:b/>
+              </w:rPr>
               <w:t>State</w:t>
             </w:r>
           </w:p>
@@ -3023,6 +3592,9 @@
           </w:tcPr>
           <w:p>
             <w:r>
+              <w:rPr>
+                <w:b/>
+              </w:rPr>
               <w:t>Agency</w:t>
             </w:r>
           </w:p>
@@ -3033,6 +3605,9 @@
           </w:tcPr>
           <w:p>
             <w:r>
+              <w:rPr>
+                <w:b/>
+              </w:rPr>
               <w:t>Status</w:t>
             </w:r>
           </w:p>
@@ -3043,6 +3618,9 @@
           </w:tcPr>
           <w:p>
             <w:r>
+              <w:rPr>
+                <w:b/>
+              </w:rPr>
               <w:t>File Name</w:t>
             </w:r>
           </w:p>
@@ -3053,6 +3631,9 @@
           </w:tcPr>
           <w:p>
             <w:r>
+              <w:rPr>
+                <w:b/>
+              </w:rPr>
               <w:t>Notes</w:t>
             </w:r>
           </w:p>
@@ -5716,7 +6297,7 @@
         <w:pStyle w:val="Heading1"/>
       </w:pPr>
       <w:r>
-        <w:t>VII. States Without FY2025 Reports</w:t>
+        <w:t>X. States Without FY2025 Reports</w:t>
       </w:r>
     </w:p>
     <w:p>
